--- a/NCKU/碩一下/Categorical data analysis/Summary Notes/Chapter 4.docx
+++ b/NCKU/碩一下/Categorical data analysis/Summary Notes/Chapter 4.docx
@@ -22,11 +22,6 @@
         </w:rPr>
         <w:t>Chapter 4. Logistic regression</w:t>
       </w:r>
-    </w:p>
-    <w:p>
-      <w:pPr>
-        <w:spacing w:line="276" w:lineRule="auto"/>
-      </w:pPr>
     </w:p>
     <w:p>
       <w:pPr>
@@ -1084,7 +1079,10 @@
         </m:r>
       </m:oMath>
       <w:r>
-        <w:t xml:space="preserve"> is curved rather than a straight line, the rate of change in </w:t>
+        <w:t xml:space="preserve"> is curved rather than a straight line, </w:t>
+      </w:r>
+      <w:r>
+        <w:t xml:space="preserve">the rate of change in </w:t>
       </w:r>
       <m:oMath>
         <m:r>
@@ -1126,26 +1124,37 @@
         <w:t xml:space="preserve"> </w:t>
       </w:r>
       <w:r>
+        <w:rPr>
+          <w:color w:val="FF0000"/>
+        </w:rPr>
         <w:t xml:space="preserve">A straight-line drawn tangent to the curve at a particular </w:t>
       </w:r>
       <m:oMath>
         <m:r>
           <w:rPr>
             <w:rFonts w:ascii="Cambria Math" w:hAnsi="Cambria Math"/>
+            <w:color w:val="FF0000"/>
           </w:rPr>
           <m:t>x</m:t>
         </m:r>
       </m:oMath>
       <w:r>
+        <w:rPr>
+          <w:color w:val="FF0000"/>
+        </w:rPr>
         <w:t xml:space="preserve"> value,</w:t>
       </w:r>
       <w:r>
         <w:rPr>
           <w:rFonts w:hint="eastAsia"/>
-        </w:rPr>
-        <w:t xml:space="preserve"> </w:t>
-      </w:r>
-      <w:r>
+          <w:color w:val="FF0000"/>
+        </w:rPr>
+        <w:t xml:space="preserve"> </w:t>
+      </w:r>
+      <w:r>
+        <w:rPr>
+          <w:color w:val="FF0000"/>
+        </w:rPr>
         <w:t>describes the rate of change at that point.</w:t>
       </w:r>
       <w:r>
@@ -1166,12 +1175,28 @@
         </m:r>
       </m:oMath>
       <w:r>
-        <w:t xml:space="preserve">, that line has slope equal to </w:t>
-      </w:r>
-      <m:oMath>
-        <m:r>
-          <w:rPr>
-            <w:rFonts w:ascii="Cambria Math" w:hAnsi="Cambria Math"/>
+        <w:t xml:space="preserve">, that line has </w:t>
+      </w:r>
+      <w:r>
+        <w:rPr>
+          <w:color w:val="FF0000"/>
+        </w:rPr>
+        <w:t>slope</w:t>
+      </w:r>
+      <w:r>
+        <w:t xml:space="preserve"> equal to</w:t>
+      </w:r>
+      <w:r>
+        <w:rPr>
+          <w:color w:val="FF0000"/>
+        </w:rPr>
+        <w:t xml:space="preserve"> </w:t>
+      </w:r>
+      <m:oMath>
+        <m:r>
+          <w:rPr>
+            <w:rFonts w:ascii="Cambria Math" w:hAnsi="Cambria Math"/>
+            <w:color w:val="FF0000"/>
           </w:rPr>
           <m:t>βπ(x)[1 - π(x)]</m:t>
         </m:r>
@@ -1185,6 +1210,12 @@
         </w:rPr>
         <w:t xml:space="preserve"> </w:t>
       </w:r>
+    </w:p>
+    <w:p>
+      <w:pPr>
+        <w:spacing w:line="276" w:lineRule="auto"/>
+        <w:ind w:firstLine="480"/>
+      </w:pPr>
       <w:r>
         <w:t xml:space="preserve">For instance, the line tangent to the curve at </w:t>
       </w:r>
@@ -1204,7 +1235,31 @@
           <w:rPr>
             <w:rFonts w:ascii="Cambria Math" w:hAnsi="Cambria Math"/>
           </w:rPr>
-          <m:t>π(x)=0.50</m:t>
+          <m:t>π</m:t>
+        </m:r>
+        <m:d>
+          <m:dPr>
+            <m:ctrlPr>
+              <w:rPr>
+                <w:rFonts w:ascii="Cambria Math" w:hAnsi="Cambria Math"/>
+                <w:i/>
+              </w:rPr>
+            </m:ctrlPr>
+          </m:dPr>
+          <m:e>
+            <m:r>
+              <w:rPr>
+                <w:rFonts w:ascii="Cambria Math" w:hAnsi="Cambria Math"/>
+              </w:rPr>
+              <m:t>x</m:t>
+            </m:r>
+          </m:e>
+        </m:d>
+        <m:r>
+          <w:rPr>
+            <w:rFonts w:ascii="Cambria Math" w:hAnsi="Cambria Math"/>
+          </w:rPr>
+          <m:t>=0.50</m:t>
         </m:r>
       </m:oMath>
       <w:r>
@@ -1215,7 +1270,49 @@
           <w:rPr>
             <w:rFonts w:ascii="Cambria Math" w:hAnsi="Cambria Math"/>
           </w:rPr>
-          <m:t>β(0.50)(0.50) = 0.25β</m:t>
+          <m:t>β</m:t>
+        </m:r>
+        <m:d>
+          <m:dPr>
+            <m:ctrlPr>
+              <w:rPr>
+                <w:rFonts w:ascii="Cambria Math" w:hAnsi="Cambria Math"/>
+                <w:i/>
+              </w:rPr>
+            </m:ctrlPr>
+          </m:dPr>
+          <m:e>
+            <m:r>
+              <w:rPr>
+                <w:rFonts w:ascii="Cambria Math" w:hAnsi="Cambria Math"/>
+              </w:rPr>
+              <m:t>0.50</m:t>
+            </m:r>
+          </m:e>
+        </m:d>
+        <m:d>
+          <m:dPr>
+            <m:ctrlPr>
+              <w:rPr>
+                <w:rFonts w:ascii="Cambria Math" w:hAnsi="Cambria Math"/>
+                <w:i/>
+              </w:rPr>
+            </m:ctrlPr>
+          </m:dPr>
+          <m:e>
+            <m:r>
+              <w:rPr>
+                <w:rFonts w:ascii="Cambria Math" w:hAnsi="Cambria Math"/>
+              </w:rPr>
+              <m:t>0.50</m:t>
+            </m:r>
+          </m:e>
+        </m:d>
+        <m:r>
+          <w:rPr>
+            <w:rFonts w:ascii="Cambria Math" w:hAnsi="Cambria Math"/>
+          </w:rPr>
+          <m:t>=0.25β</m:t>
         </m:r>
       </m:oMath>
       <w:r>
@@ -1241,7 +1338,31 @@
           <w:rPr>
             <w:rFonts w:ascii="Cambria Math" w:hAnsi="Cambria Math"/>
           </w:rPr>
-          <m:t>π(x)=0.50</m:t>
+          <m:t>π</m:t>
+        </m:r>
+        <m:d>
+          <m:dPr>
+            <m:ctrlPr>
+              <w:rPr>
+                <w:rFonts w:ascii="Cambria Math" w:hAnsi="Cambria Math"/>
+                <w:i/>
+              </w:rPr>
+            </m:ctrlPr>
+          </m:dPr>
+          <m:e>
+            <m:r>
+              <w:rPr>
+                <w:rFonts w:ascii="Cambria Math" w:hAnsi="Cambria Math"/>
+              </w:rPr>
+              <m:t>x</m:t>
+            </m:r>
+          </m:e>
+        </m:d>
+        <m:r>
+          <w:rPr>
+            <w:rFonts w:ascii="Cambria Math" w:hAnsi="Cambria Math"/>
+          </w:rPr>
+          <m:t>=0.50</m:t>
         </m:r>
       </m:oMath>
       <w:r>
@@ -1277,6 +1398,7 @@
         <m:r>
           <w:rPr>
             <w:rFonts w:ascii="Cambria Math" w:hAnsi="Cambria Math"/>
+            <w:color w:val="FF0000"/>
           </w:rPr>
           <m:t>x=-α/β</m:t>
         </m:r>
@@ -1311,11 +1433,19 @@
         <w:t xml:space="preserve"> value is sometimes called the </w:t>
       </w:r>
       <w:r>
+        <w:rPr>
+          <w:color w:val="FF0000"/>
+        </w:rPr>
         <w:t>median effective level</w:t>
       </w:r>
       <w:r>
         <w:t>. It represents the point at which each outcome has a 50% chance.</w:t>
       </w:r>
+    </w:p>
+    <w:p>
+      <w:pPr>
+        <w:spacing w:line="276" w:lineRule="auto"/>
+      </w:pPr>
     </w:p>
     <w:p>
       <w:pPr>
@@ -1959,6 +2089,7 @@
               <w:rPr>
                 <w:rFonts w:ascii="Cambria Math" w:hAnsi="Cambria Math"/>
                 <w:i/>
+                <w:color w:val="FF0000"/>
               </w:rPr>
             </m:ctrlPr>
           </m:accPr>
@@ -1966,6 +2097,7 @@
             <m:r>
               <w:rPr>
                 <w:rFonts w:ascii="Cambria Math" w:hAnsi="Cambria Math"/>
+                <w:color w:val="FF0000"/>
               </w:rPr>
               <m:t>β</m:t>
             </m:r>
@@ -1974,12 +2106,25 @@
         <m:r>
           <w:rPr>
             <w:rFonts w:ascii="Cambria Math" w:hAnsi="Cambria Math"/>
+            <w:color w:val="FF0000"/>
           </w:rPr>
           <m:t>=0.497</m:t>
         </m:r>
       </m:oMath>
       <w:r>
-        <w:t xml:space="preserve">, the estimated odds of a satellite multiply by </w:t>
+        <w:rPr>
+          <w:color w:val="FF0000"/>
+        </w:rPr>
+        <w:t>,</w:t>
+      </w:r>
+      <w:r>
+        <w:t xml:space="preserve"> </w:t>
+      </w:r>
+      <w:r>
+        <w:rPr>
+          <w:color w:val="FF0000"/>
+        </w:rPr>
+        <w:t xml:space="preserve">the estimated odds of a satellite multiply by </w:t>
       </w:r>
       <m:oMath>
         <m:func>
@@ -1988,6 +2133,7 @@
               <w:rPr>
                 <w:rFonts w:ascii="Cambria Math" w:hAnsi="Cambria Math"/>
                 <w:i/>
+                <w:color w:val="FF0000"/>
               </w:rPr>
             </m:ctrlPr>
           </m:funcPr>
@@ -1998,6 +2144,7 @@
               </m:rPr>
               <w:rPr>
                 <w:rFonts w:ascii="Cambria Math" w:hAnsi="Cambria Math"/>
+                <w:color w:val="FF0000"/>
               </w:rPr>
               <m:t>exp</m:t>
             </m:r>
@@ -2009,6 +2156,7 @@
                   <w:rPr>
                     <w:rFonts w:ascii="Cambria Math" w:hAnsi="Cambria Math"/>
                     <w:i/>
+                    <w:color w:val="FF0000"/>
                   </w:rPr>
                 </m:ctrlPr>
               </m:dPr>
@@ -2019,6 +2167,7 @@
                       <w:rPr>
                         <w:rFonts w:ascii="Cambria Math" w:hAnsi="Cambria Math"/>
                         <w:i/>
+                        <w:color w:val="FF0000"/>
                       </w:rPr>
                     </m:ctrlPr>
                   </m:accPr>
@@ -2026,6 +2175,7 @@
                     <m:r>
                       <w:rPr>
                         <w:rFonts w:ascii="Cambria Math" w:hAnsi="Cambria Math"/>
+                        <w:color w:val="FF0000"/>
                       </w:rPr>
                       <m:t>β</m:t>
                     </m:r>
@@ -2038,6 +2188,7 @@
         <m:r>
           <w:rPr>
             <w:rFonts w:ascii="Cambria Math" w:hAnsi="Cambria Math"/>
+            <w:color w:val="FF0000"/>
           </w:rPr>
           <m:t>=</m:t>
         </m:r>
@@ -2047,6 +2198,7 @@
               <w:rPr>
                 <w:rFonts w:ascii="Cambria Math" w:hAnsi="Cambria Math"/>
                 <w:i/>
+                <w:color w:val="FF0000"/>
               </w:rPr>
             </m:ctrlPr>
           </m:funcPr>
@@ -2057,6 +2209,7 @@
               </m:rPr>
               <w:rPr>
                 <w:rFonts w:ascii="Cambria Math" w:hAnsi="Cambria Math"/>
+                <w:color w:val="FF0000"/>
               </w:rPr>
               <m:t>exp</m:t>
             </m:r>
@@ -2065,6 +2218,7 @@
             <m:r>
               <w:rPr>
                 <w:rFonts w:ascii="Cambria Math" w:hAnsi="Cambria Math"/>
+                <w:color w:val="FF0000"/>
               </w:rPr>
               <m:t>(0.497)</m:t>
             </m:r>
@@ -2073,6 +2227,7 @@
         <m:r>
           <w:rPr>
             <w:rFonts w:ascii="Cambria Math" w:hAnsi="Cambria Math"/>
+            <w:color w:val="FF0000"/>
           </w:rPr>
           <m:t>=1.64</m:t>
         </m:r>
@@ -2080,11 +2235,18 @@
       <w:r>
         <w:rPr>
           <w:rFonts w:hint="eastAsia"/>
-        </w:rPr>
-        <w:t xml:space="preserve"> </w:t>
-      </w:r>
-      <w:r>
-        <w:t>for each 1-cm increase in width; that is, there is a 64% increase.</w:t>
+          <w:color w:val="FF0000"/>
+        </w:rPr>
+        <w:t xml:space="preserve"> </w:t>
+      </w:r>
+      <w:r>
+        <w:rPr>
+          <w:color w:val="FF0000"/>
+        </w:rPr>
+        <w:t>for each 1-cm increase in width</w:t>
+      </w:r>
+      <w:r>
+        <w:t>; that is, there is a 64% increase.</w:t>
       </w:r>
     </w:p>
     <w:p>
@@ -2472,6 +2634,12 @@
     <w:p>
       <w:pPr>
         <w:spacing w:line="276" w:lineRule="auto"/>
+        <w:ind w:firstLine="480"/>
+      </w:pPr>
+    </w:p>
+    <w:p>
+      <w:pPr>
+        <w:spacing w:line="276" w:lineRule="auto"/>
         <w:rPr>
           <w:b/>
           <w:bCs/>
@@ -2577,72 +2745,92 @@
         <w:rPr>
           <w:rFonts w:hint="eastAsia"/>
         </w:rPr>
-        <w:t>, is  </w:t>
-      </w:r>
-      <m:oMath>
-        <m:acc>
-          <m:accPr>
-            <m:ctrlPr>
-              <w:rPr>
-                <w:rFonts w:ascii="Cambria Math" w:hAnsi="Cambria Math"/>
-                <w:i/>
-              </w:rPr>
-            </m:ctrlPr>
-          </m:accPr>
-          <m:e>
-            <m:r>
-              <w:rPr>
-                <w:rFonts w:ascii="Cambria Math" w:hAnsi="Cambria Math"/>
-              </w:rPr>
-              <m:t>β</m:t>
-            </m:r>
-          </m:e>
-        </m:acc>
-        <m:r>
-          <w:rPr>
-            <w:rFonts w:ascii="Cambria Math" w:hAnsi="Cambria Math"/>
-          </w:rPr>
-          <m:t>±</m:t>
-        </m:r>
-        <m:sSub>
-          <m:sSubPr>
-            <m:ctrlPr>
-              <w:rPr>
-                <w:rFonts w:ascii="Cambria Math" w:hAnsi="Cambria Math"/>
-                <w:i/>
-              </w:rPr>
-            </m:ctrlPr>
-          </m:sSubPr>
-          <m:e>
-            <m:r>
-              <w:rPr>
-                <w:rFonts w:ascii="Cambria Math" w:hAnsi="Cambria Math"/>
-              </w:rPr>
-              <m:t>z</m:t>
-            </m:r>
-          </m:e>
-          <m:sub>
-            <m:r>
-              <w:rPr>
-                <w:rFonts w:ascii="Cambria Math" w:hAnsi="Cambria Math"/>
-              </w:rPr>
-              <m:t>α/2</m:t>
-            </m:r>
-          </m:sub>
-        </m:sSub>
-        <m:r>
-          <w:rPr>
-            <w:rFonts w:ascii="Cambria Math" w:hAnsi="Cambria Math"/>
-          </w:rPr>
-          <m:t>(SE)</m:t>
-        </m:r>
-      </m:oMath>
-      <w:r>
-        <w:rPr>
-          <w:rFonts w:hint="eastAsia"/>
-        </w:rPr>
-        <w:t xml:space="preserve">. </w:t>
-      </w:r>
+        <w:t xml:space="preserve">, </w:t>
+      </w:r>
+      <w:proofErr w:type="gramStart"/>
+      <w:r>
+        <w:rPr>
+          <w:rFonts w:hint="eastAsia"/>
+        </w:rPr>
+        <w:t>is</w:t>
+      </w:r>
+      <w:proofErr w:type="gramEnd"/>
+      <w:r>
+        <w:rPr>
+          <w:rFonts w:hint="eastAsia"/>
+        </w:rPr>
+        <w:t xml:space="preserve">  </w:t>
+      </w:r>
+    </w:p>
+    <w:p>
+      <w:pPr>
+        <w:ind w:firstLine="480"/>
+      </w:pPr>
+      <m:oMathPara>
+        <m:oMath>
+          <m:acc>
+            <m:accPr>
+              <m:ctrlPr>
+                <w:rPr>
+                  <w:rFonts w:ascii="Cambria Math" w:hAnsi="Cambria Math"/>
+                  <w:i/>
+                </w:rPr>
+              </m:ctrlPr>
+            </m:accPr>
+            <m:e>
+              <m:r>
+                <w:rPr>
+                  <w:rFonts w:ascii="Cambria Math" w:hAnsi="Cambria Math"/>
+                </w:rPr>
+                <m:t>β</m:t>
+              </m:r>
+            </m:e>
+          </m:acc>
+          <m:r>
+            <w:rPr>
+              <w:rFonts w:ascii="Cambria Math" w:hAnsi="Cambria Math"/>
+            </w:rPr>
+            <m:t>±</m:t>
+          </m:r>
+          <m:sSub>
+            <m:sSubPr>
+              <m:ctrlPr>
+                <w:rPr>
+                  <w:rFonts w:ascii="Cambria Math" w:hAnsi="Cambria Math"/>
+                  <w:i/>
+                </w:rPr>
+              </m:ctrlPr>
+            </m:sSubPr>
+            <m:e>
+              <m:r>
+                <w:rPr>
+                  <w:rFonts w:ascii="Cambria Math" w:hAnsi="Cambria Math"/>
+                </w:rPr>
+                <m:t>z</m:t>
+              </m:r>
+            </m:e>
+            <m:sub>
+              <m:r>
+                <w:rPr>
+                  <w:rFonts w:ascii="Cambria Math" w:hAnsi="Cambria Math"/>
+                </w:rPr>
+                <m:t>α/2</m:t>
+              </m:r>
+            </m:sub>
+          </m:sSub>
+          <m:r>
+            <w:rPr>
+              <w:rFonts w:ascii="Cambria Math" w:hAnsi="Cambria Math"/>
+            </w:rPr>
+            <m:t>(SE).</m:t>
+          </m:r>
+        </m:oMath>
+      </m:oMathPara>
+    </w:p>
+    <w:p>
+      <w:pPr>
+        <w:ind w:firstLine="480"/>
+      </w:pPr>
       <w:r>
         <w:t xml:space="preserve">Exponentiating the endpoints yields an interval for </w:t>
       </w:r>
@@ -3025,7 +3213,13 @@
         <w:t xml:space="preserve">. </w:t>
       </w:r>
       <w:r>
-        <w:t>We infer that a 1-cm increase in width has at least a 36% increase and at most a doubling in the odds that a female crab has a satellite.</w:t>
+        <w:t xml:space="preserve">We infer that </w:t>
+      </w:r>
+      <w:r>
+        <w:rPr>
+          <w:color w:val="FF0000"/>
+        </w:rPr>
+        <w:t>a 1-cm increase in width has at least a 36% increase and at most a doubling in the odds that a female crab has a satellite.</w:t>
       </w:r>
     </w:p>
     <w:p>
@@ -3251,22 +3445,30 @@
         <w:t xml:space="preserve"> </w:t>
       </w:r>
       <w:r>
+        <w:rPr>
+          <w:color w:val="FF0000"/>
+        </w:rPr>
         <w:t xml:space="preserve">for values of </w:t>
       </w:r>
       <m:oMath>
         <m:r>
           <w:rPr>
             <w:rFonts w:ascii="Cambria Math" w:hAnsi="Cambria Math"/>
+            <w:color w:val="FF0000"/>
           </w:rPr>
           <m:t>x</m:t>
         </m:r>
       </m:oMath>
       <w:r>
+        <w:rPr>
+          <w:color w:val="FF0000"/>
+        </w:rPr>
         <w:t xml:space="preserve"> near the width value at which </w:t>
       </w:r>
       <w:r>
         <w:rPr>
           <w:rFonts w:hint="eastAsia"/>
+          <w:color w:val="FF0000"/>
         </w:rPr>
         <w:t> </w:t>
       </w:r>
@@ -3277,6 +3479,7 @@
               <w:rPr>
                 <w:rFonts w:ascii="Cambria Math" w:hAnsi="Cambria Math"/>
                 <w:i/>
+                <w:color w:val="FF0000"/>
               </w:rPr>
             </m:ctrlPr>
           </m:accPr>
@@ -3284,6 +3487,7 @@
             <m:r>
               <w:rPr>
                 <w:rFonts w:ascii="Cambria Math" w:hAnsi="Cambria Math"/>
+                <w:color w:val="FF0000"/>
               </w:rPr>
               <m:t>π</m:t>
             </m:r>
@@ -3292,11 +3496,15 @@
         <m:r>
           <w:rPr>
             <w:rFonts w:ascii="Cambria Math" w:hAnsi="Cambria Math"/>
+            <w:color w:val="FF0000"/>
           </w:rPr>
           <m:t>(x)=0.50</m:t>
         </m:r>
       </m:oMath>
       <w:r>
+        <w:rPr>
+          <w:color w:val="FF0000"/>
+        </w:rPr>
         <w:t>, we infer that the rate of increase in the probability of a satellite per 1-cm increase in width falls between about 0.08 and 0.18.</w:t>
       </w:r>
     </w:p>
@@ -3323,6 +3531,7 @@
           <w:sz w:val="28"/>
           <w:szCs w:val="24"/>
         </w:rPr>
+        <w:lastRenderedPageBreak/>
         <w:t>4.2.2 Significance Testing</w:t>
       </w:r>
     </w:p>
@@ -3413,43 +3622,56 @@
         </w:rPr>
         <w:t xml:space="preserve"> </w:t>
       </w:r>
-      <m:oMath>
-        <m:r>
-          <w:rPr>
-            <w:rFonts w:ascii="Cambria Math" w:hAnsi="Cambria Math"/>
-          </w:rPr>
-          <m:t>z=</m:t>
-        </m:r>
-        <m:acc>
-          <m:accPr>
-            <m:ctrlPr>
-              <w:rPr>
-                <w:rFonts w:ascii="Cambria Math" w:hAnsi="Cambria Math"/>
-                <w:i/>
-              </w:rPr>
-            </m:ctrlPr>
-          </m:accPr>
-          <m:e>
-            <m:r>
-              <w:rPr>
-                <w:rFonts w:ascii="Cambria Math" w:hAnsi="Cambria Math"/>
-              </w:rPr>
-              <m:t>β</m:t>
-            </m:r>
-          </m:e>
-        </m:acc>
-        <m:r>
-          <w:rPr>
-            <w:rFonts w:ascii="Cambria Math" w:hAnsi="Cambria Math"/>
-          </w:rPr>
-          <m:t>/SE</m:t>
-        </m:r>
-      </m:oMath>
-      <w:r>
-        <w:rPr>
-          <w:rFonts w:hint="eastAsia"/>
-        </w:rPr>
-        <w:t xml:space="preserve"> has a </w:t>
+    </w:p>
+    <w:p>
+      <w:pPr>
+        <w:spacing w:line="276" w:lineRule="auto"/>
+        <w:ind w:firstLine="480"/>
+      </w:pPr>
+      <m:oMathPara>
+        <m:oMath>
+          <m:r>
+            <w:rPr>
+              <w:rFonts w:ascii="Cambria Math" w:hAnsi="Cambria Math"/>
+            </w:rPr>
+            <m:t>z=</m:t>
+          </m:r>
+          <m:acc>
+            <m:accPr>
+              <m:ctrlPr>
+                <w:rPr>
+                  <w:rFonts w:ascii="Cambria Math" w:hAnsi="Cambria Math"/>
+                  <w:i/>
+                </w:rPr>
+              </m:ctrlPr>
+            </m:accPr>
+            <m:e>
+              <m:r>
+                <w:rPr>
+                  <w:rFonts w:ascii="Cambria Math" w:hAnsi="Cambria Math"/>
+                </w:rPr>
+                <m:t>β</m:t>
+              </m:r>
+            </m:e>
+          </m:acc>
+          <m:r>
+            <w:rPr>
+              <w:rFonts w:ascii="Cambria Math" w:hAnsi="Cambria Math"/>
+            </w:rPr>
+            <m:t>/SE.</m:t>
+          </m:r>
+        </m:oMath>
+      </m:oMathPara>
+    </w:p>
+    <w:p>
+      <w:pPr>
+        <w:spacing w:line="276" w:lineRule="auto"/>
+      </w:pPr>
+      <w:r>
+        <w:rPr>
+          <w:rFonts w:hint="eastAsia"/>
+        </w:rPr>
+        <w:t xml:space="preserve">has a </w:t>
       </w:r>
       <m:oMath>
         <m:r>
@@ -3477,10 +3699,21 @@
         <w:rPr>
           <w:rFonts w:hint="eastAsia"/>
         </w:rPr>
-        <w:t xml:space="preserve">. The likelihood-ratio test is more </w:t>
-      </w:r>
-      <w:r>
-        <w:lastRenderedPageBreak/>
+        <w:t xml:space="preserve">. </w:t>
+      </w:r>
+    </w:p>
+    <w:p>
+      <w:pPr>
+        <w:spacing w:line="276" w:lineRule="auto"/>
+        <w:ind w:firstLine="480"/>
+      </w:pPr>
+      <w:r>
+        <w:rPr>
+          <w:rFonts w:hint="eastAsia"/>
+        </w:rPr>
+        <w:t xml:space="preserve">The likelihood-ratio test is more </w:t>
+      </w:r>
+      <w:r>
         <w:t xml:space="preserve">powerful and more reliable than the Wald test, especially when </w:t>
       </w:r>
       <m:oMath>
@@ -3910,17 +4143,6 @@
       <w:r>
         <w:t xml:space="preserve">This also provides extremely strong evidence of a width effect. </w:t>
       </w:r>
-      <w:r>
-        <w:t>We can obtain this test in R directly using the “</w:t>
-      </w:r>
-      <w:proofErr w:type="spellStart"/>
-      <w:r>
-        <w:t>Anova</w:t>
-      </w:r>
-      <w:proofErr w:type="spellEnd"/>
-      <w:r>
-        <w:t>” function in the “car” package.</w:t>
-      </w:r>
     </w:p>
     <w:p>
       <w:pPr>
@@ -4168,12 +4390,6 @@
       </m:oMath>
       <w:r>
         <w:t>.</w:t>
-      </w:r>
-      <w:r>
-        <w:rPr>
-          <w:rFonts w:hint="eastAsia"/>
-        </w:rPr>
-        <w:t xml:space="preserve"> (by R)</w:t>
       </w:r>
     </w:p>
     <w:p>
@@ -4451,6 +4667,7 @@
             <w:rPr>
               <w:rFonts w:ascii="Cambria Math" w:hAnsi="Cambria Math"/>
             </w:rPr>
+            <w:lastRenderedPageBreak/>
             <m:t>logit</m:t>
           </m:r>
           <m:d>
@@ -4559,7 +4776,7 @@
             <w:rPr>
               <w:rFonts w:ascii="Cambria Math" w:hAnsi="Cambria Math"/>
             </w:rPr>
-            <m:t>z</m:t>
+            <m:t>z ,</m:t>
           </m:r>
         </m:oMath>
       </m:oMathPara>
@@ -4572,69 +4789,63 @@
         <w:rPr>
           <w:rFonts w:hint="eastAsia"/>
         </w:rPr>
-        <w:t xml:space="preserve">with 0/1 coding, Table 4.1 </w:t>
+        <w:t xml:space="preserve">Table 4.1 </w:t>
       </w:r>
       <w:r>
         <w:t>shows the logit values at the four combinations of values of the two explanatory variables.</w:t>
       </w:r>
-    </w:p>
-    <w:p>
-      <w:pPr>
-        <w:spacing w:line="276" w:lineRule="auto"/>
-      </w:pPr>
     </w:p>
     <w:p>
       <w:pPr>
         <w:spacing w:line="276" w:lineRule="auto"/>
         <w:jc w:val="center"/>
         <w:rPr>
-          <w:sz w:val="20"/>
-          <w:szCs w:val="18"/>
+          <w:sz w:val="22"/>
+          <w:szCs w:val="21"/>
         </w:rPr>
       </w:pPr>
       <w:r>
         <w:rPr>
           <w:rFonts w:hint="eastAsia"/>
-          <w:sz w:val="20"/>
-          <w:szCs w:val="18"/>
-        </w:rPr>
-        <w:lastRenderedPageBreak/>
+          <w:sz w:val="22"/>
+          <w:szCs w:val="21"/>
+        </w:rPr>
         <w:t xml:space="preserve">Table 4.1 </w:t>
       </w:r>
       <w:r>
         <w:rPr>
-          <w:sz w:val="20"/>
-          <w:szCs w:val="18"/>
+          <w:sz w:val="22"/>
+          <w:szCs w:val="21"/>
         </w:rPr>
         <w:t>Logits implied by indicator variables in logistic model</w:t>
       </w:r>
       <w:r>
         <w:rPr>
-          <w:sz w:val="20"/>
-          <w:szCs w:val="18"/>
+          <w:sz w:val="22"/>
+          <w:szCs w:val="21"/>
         </w:rPr>
         <w:br/>
       </w:r>
       <w:r>
         <w:rPr>
           <w:rFonts w:hint="eastAsia"/>
-          <w:sz w:val="20"/>
-          <w:szCs w:val="18"/>
-        </w:rPr>
-        <w:t xml:space="preserve"> </w:t>
-      </w:r>
-      <w:r>
-        <w:rPr>
-          <w:sz w:val="20"/>
-          <w:szCs w:val="18"/>
+          <w:sz w:val="22"/>
+          <w:szCs w:val="21"/>
+        </w:rPr>
+        <w:t xml:space="preserve"> </w:t>
+      </w:r>
+      <w:r>
+        <w:rPr>
+          <w:sz w:val="22"/>
+          <w:szCs w:val="21"/>
         </w:rPr>
         <w:t>with two binary factors,</w:t>
       </w:r>
       <w:r>
         <w:rPr>
           <w:rFonts w:hint="eastAsia"/>
-          <w:sz w:val="20"/>
-          <w:szCs w:val="18"/>
+          <w:sz w:val="22"/>
+          <w:szCs w:val="21"/>
         </w:rPr>
         <w:t xml:space="preserve"> </w:t>
       </w:r>
@@ -4645,8 +4856,8 @@
           </m:rPr>
           <w:rPr>
             <w:rFonts w:ascii="Cambria Math" w:hAnsi="Cambria Math"/>
-            <w:sz w:val="20"/>
-            <w:szCs w:val="18"/>
+            <w:sz w:val="22"/>
+            <w:szCs w:val="21"/>
           </w:rPr>
           <m:t>logit</m:t>
         </m:r>
@@ -4658,8 +4869,8 @@
               <w:rPr>
                 <w:rFonts w:ascii="Cambria Math" w:hAnsi="Cambria Math"/>
                 <w:i/>
-                <w:sz w:val="20"/>
-                <w:szCs w:val="18"/>
+                <w:sz w:val="22"/>
+                <w:szCs w:val="21"/>
               </w:rPr>
             </m:ctrlPr>
           </m:dPr>
@@ -4667,8 +4878,8 @@
             <m:r>
               <w:rPr>
                 <w:rFonts w:ascii="Cambria Math" w:hAnsi="Cambria Math"/>
-                <w:sz w:val="20"/>
-                <w:szCs w:val="18"/>
+                <w:sz w:val="22"/>
+                <w:szCs w:val="21"/>
               </w:rPr>
               <m:t>P</m:t>
             </m:r>
@@ -4678,8 +4889,8 @@
                   <w:rPr>
                     <w:rFonts w:ascii="Cambria Math" w:hAnsi="Cambria Math"/>
                     <w:i/>
-                    <w:sz w:val="20"/>
-                    <w:szCs w:val="18"/>
+                    <w:sz w:val="22"/>
+                    <w:szCs w:val="21"/>
                   </w:rPr>
                 </m:ctrlPr>
               </m:dPr>
@@ -4687,8 +4898,8 @@
                 <m:r>
                   <w:rPr>
                     <w:rFonts w:ascii="Cambria Math" w:hAnsi="Cambria Math"/>
-                    <w:sz w:val="20"/>
-                    <w:szCs w:val="18"/>
+                    <w:sz w:val="22"/>
+                    <w:szCs w:val="21"/>
                   </w:rPr>
                   <m:t>Y=1</m:t>
                 </m:r>
@@ -4699,8 +4910,8 @@
         <m:r>
           <w:rPr>
             <w:rFonts w:ascii="Cambria Math" w:hAnsi="Cambria Math"/>
-            <w:sz w:val="20"/>
-            <w:szCs w:val="18"/>
+            <w:sz w:val="22"/>
+            <w:szCs w:val="21"/>
           </w:rPr>
           <m:t>=α+</m:t>
         </m:r>
@@ -4710,8 +4921,8 @@
               <w:rPr>
                 <w:rFonts w:ascii="Cambria Math" w:hAnsi="Cambria Math"/>
                 <w:i/>
-                <w:sz w:val="20"/>
-                <w:szCs w:val="18"/>
+                <w:sz w:val="22"/>
+                <w:szCs w:val="21"/>
               </w:rPr>
             </m:ctrlPr>
           </m:sSubPr>
@@ -4719,8 +4930,8 @@
             <m:r>
               <w:rPr>
                 <w:rFonts w:ascii="Cambria Math" w:hAnsi="Cambria Math"/>
-                <w:sz w:val="20"/>
-                <w:szCs w:val="18"/>
+                <w:sz w:val="22"/>
+                <w:szCs w:val="21"/>
               </w:rPr>
               <m:t>β</m:t>
             </m:r>
@@ -4729,8 +4940,8 @@
             <m:r>
               <w:rPr>
                 <w:rFonts w:ascii="Cambria Math" w:hAnsi="Cambria Math"/>
-                <w:sz w:val="20"/>
-                <w:szCs w:val="18"/>
+                <w:sz w:val="22"/>
+                <w:szCs w:val="21"/>
               </w:rPr>
               <m:t>1</m:t>
             </m:r>
@@ -4739,8 +4950,8 @@
         <m:r>
           <w:rPr>
             <w:rFonts w:ascii="Cambria Math" w:hAnsi="Cambria Math"/>
-            <w:sz w:val="20"/>
-            <w:szCs w:val="18"/>
+            <w:sz w:val="22"/>
+            <w:szCs w:val="21"/>
           </w:rPr>
           <m:t>x+</m:t>
         </m:r>
@@ -4750,8 +4961,8 @@
               <w:rPr>
                 <w:rFonts w:ascii="Cambria Math" w:hAnsi="Cambria Math"/>
                 <w:i/>
-                <w:sz w:val="20"/>
-                <w:szCs w:val="18"/>
+                <w:sz w:val="22"/>
+                <w:szCs w:val="21"/>
               </w:rPr>
             </m:ctrlPr>
           </m:sSubPr>
@@ -4759,8 +4970,8 @@
             <m:r>
               <w:rPr>
                 <w:rFonts w:ascii="Cambria Math" w:hAnsi="Cambria Math"/>
-                <w:sz w:val="20"/>
-                <w:szCs w:val="18"/>
+                <w:sz w:val="22"/>
+                <w:szCs w:val="21"/>
               </w:rPr>
               <m:t>β</m:t>
             </m:r>
@@ -4769,8 +4980,8 @@
             <m:r>
               <w:rPr>
                 <w:rFonts w:ascii="Cambria Math" w:hAnsi="Cambria Math"/>
-                <w:sz w:val="20"/>
-                <w:szCs w:val="18"/>
+                <w:sz w:val="22"/>
+                <w:szCs w:val="21"/>
               </w:rPr>
               <m:t>2</m:t>
             </m:r>
@@ -4779,8 +4990,8 @@
         <m:r>
           <w:rPr>
             <w:rFonts w:ascii="Cambria Math" w:hAnsi="Cambria Math"/>
-            <w:sz w:val="20"/>
-            <w:szCs w:val="18"/>
+            <w:sz w:val="22"/>
+            <w:szCs w:val="21"/>
           </w:rPr>
           <m:t>z</m:t>
         </m:r>
@@ -4788,8 +4999,8 @@
       <w:r>
         <w:rPr>
           <w:rFonts w:hint="eastAsia"/>
-          <w:sz w:val="20"/>
-          <w:szCs w:val="18"/>
+          <w:sz w:val="22"/>
+          <w:szCs w:val="21"/>
         </w:rPr>
         <w:t>.</w:t>
       </w:r>
@@ -5477,12 +5688,44 @@
             </m:r>
           </m:fName>
           <m:e>
-            <m:r>
-              <w:rPr>
-                <w:rFonts w:ascii="Cambria Math" w:hAnsi="Cambria Math"/>
-              </w:rPr>
-              <m:t>(β)</m:t>
-            </m:r>
+            <m:d>
+              <m:dPr>
+                <m:ctrlPr>
+                  <w:rPr>
+                    <w:rFonts w:ascii="Cambria Math" w:hAnsi="Cambria Math"/>
+                    <w:i/>
+                  </w:rPr>
+                </m:ctrlPr>
+              </m:dPr>
+              <m:e>
+                <m:sSub>
+                  <m:sSubPr>
+                    <m:ctrlPr>
+                      <w:rPr>
+                        <w:rFonts w:ascii="Cambria Math" w:hAnsi="Cambria Math"/>
+                        <w:i/>
+                      </w:rPr>
+                    </m:ctrlPr>
+                  </m:sSubPr>
+                  <m:e>
+                    <m:r>
+                      <w:rPr>
+                        <w:rFonts w:ascii="Cambria Math" w:hAnsi="Cambria Math"/>
+                      </w:rPr>
+                      <m:t>β</m:t>
+                    </m:r>
+                  </m:e>
+                  <m:sub>
+                    <m:r>
+                      <w:rPr>
+                        <w:rFonts w:ascii="Cambria Math" w:hAnsi="Cambria Math"/>
+                      </w:rPr>
+                      <m:t>1</m:t>
+                    </m:r>
+                  </m:sub>
+                </m:sSub>
+              </m:e>
+            </m:d>
           </m:e>
         </m:func>
       </m:oMath>
@@ -6326,7 +6569,7 @@
               <w:rPr>
                 <w:rFonts w:ascii="Cambria Math" w:hAnsi="Cambria Math"/>
               </w:rPr>
-              <m:t>1</m:t>
+              <m:t>2</m:t>
             </m:r>
           </m:sub>
         </m:sSub>
@@ -6401,34 +6644,58 @@
         </m:r>
       </m:oMath>
       <w:r>
-        <w:t>. For each race, the estimated odds that a male</w:t>
-      </w:r>
-      <w:r>
-        <w:rPr>
-          <w:rFonts w:hint="eastAsia"/>
-        </w:rPr>
-        <w:t xml:space="preserve"> </w:t>
-      </w:r>
-      <m:oMath>
-        <m:r>
-          <w:rPr>
-            <w:rFonts w:ascii="Cambria Math" w:hAnsi="Cambria Math"/>
+        <w:t xml:space="preserve">. </w:t>
+      </w:r>
+      <w:r>
+        <w:rPr>
+          <w:color w:val="FF0000"/>
+        </w:rPr>
+        <w:t>For each race, the estimated odds that a male</w:t>
+      </w:r>
+      <w:r>
+        <w:rPr>
+          <w:rFonts w:hint="eastAsia"/>
+          <w:color w:val="FF0000"/>
+        </w:rPr>
+        <w:t xml:space="preserve"> </w:t>
+      </w:r>
+      <m:oMath>
+        <m:r>
+          <w:rPr>
+            <w:rFonts w:ascii="Cambria Math" w:hAnsi="Cambria Math"/>
+            <w:color w:val="FF0000"/>
           </w:rPr>
           <m:t>(x=1)</m:t>
         </m:r>
       </m:oMath>
       <w:r>
-        <w:t xml:space="preserve"> had used marijuana were 1.22 times the estimated odds that a female had used marijuana. For each gender, the estimated odds that a person of white race </w:t>
-      </w:r>
-      <m:oMath>
-        <m:r>
-          <w:rPr>
-            <w:rFonts w:ascii="Cambria Math" w:hAnsi="Cambria Math"/>
+        <w:rPr>
+          <w:color w:val="FF0000"/>
+        </w:rPr>
+        <w:t xml:space="preserve"> had used marijuana were 1.22 times the estimated odds that a female had used marijuana.</w:t>
+      </w:r>
+      <w:r>
+        <w:t xml:space="preserve"> </w:t>
+      </w:r>
+      <w:r>
+        <w:rPr>
+          <w:color w:val="00B050"/>
+        </w:rPr>
+        <w:t xml:space="preserve">For each gender, the estimated odds that a person of white race </w:t>
+      </w:r>
+      <m:oMath>
+        <m:r>
+          <w:rPr>
+            <w:rFonts w:ascii="Cambria Math" w:hAnsi="Cambria Math"/>
+            <w:color w:val="00B050"/>
           </w:rPr>
           <m:t>(z=1)</m:t>
         </m:r>
       </m:oMath>
       <w:r>
+        <w:rPr>
+          <w:color w:val="00B050"/>
+        </w:rPr>
         <w:t xml:space="preserve"> had used marijuana were </w:t>
       </w:r>
       <m:oMath>
@@ -6438,6 +6705,7 @@
               <w:rPr>
                 <w:rFonts w:ascii="Cambria Math" w:hAnsi="Cambria Math"/>
                 <w:i/>
+                <w:color w:val="00B050"/>
               </w:rPr>
             </m:ctrlPr>
           </m:funcPr>
@@ -6448,6 +6716,7 @@
               </m:rPr>
               <w:rPr>
                 <w:rFonts w:ascii="Cambria Math" w:hAnsi="Cambria Math"/>
+                <w:color w:val="00B050"/>
               </w:rPr>
               <m:t>exp</m:t>
             </m:r>
@@ -6456,6 +6725,7 @@
             <m:r>
               <w:rPr>
                 <w:rFonts w:ascii="Cambria Math" w:hAnsi="Cambria Math"/>
+                <w:color w:val="00B050"/>
               </w:rPr>
               <m:t>(0.444)</m:t>
             </m:r>
@@ -6464,11 +6734,15 @@
         <m:r>
           <w:rPr>
             <w:rFonts w:ascii="Cambria Math" w:hAnsi="Cambria Math"/>
+            <w:color w:val="00B050"/>
           </w:rPr>
           <m:t>=1.56</m:t>
         </m:r>
       </m:oMath>
       <w:r>
+        <w:rPr>
+          <w:color w:val="00B050"/>
+        </w:rPr>
         <w:t xml:space="preserve"> times the estimated odds that a person of other races had used marijuana.</w:t>
       </w:r>
     </w:p>
@@ -6478,6 +6752,7 @@
         <w:ind w:firstLine="480"/>
       </w:pPr>
       <w:r>
+        <w:lastRenderedPageBreak/>
         <w:t xml:space="preserve">The comparison of the null and residual deviances, </w:t>
       </w:r>
       <m:oMath>
@@ -6509,12 +6784,6 @@
         <w:t xml:space="preserve">for testing </w:t>
       </w:r>
       <m:oMath>
-        <m:r>
-          <w:rPr>
-            <w:rFonts w:ascii="Cambria Math" w:hAnsi="Cambria Math"/>
-          </w:rPr>
-          <m:t xml:space="preserve">H0: </m:t>
-        </m:r>
         <m:sSub>
           <m:sSubPr>
             <m:ctrlPr>
@@ -6529,7 +6798,7 @@
               <w:rPr>
                 <w:rFonts w:ascii="Cambria Math" w:hAnsi="Cambria Math"/>
               </w:rPr>
-              <m:t>β</m:t>
+              <m:t>H</m:t>
             </m:r>
           </m:e>
           <m:sub>
@@ -6537,7 +6806,7 @@
               <w:rPr>
                 <w:rFonts w:ascii="Cambria Math" w:hAnsi="Cambria Math"/>
               </w:rPr>
-              <m:t>1</m:t>
+              <m:t>0</m:t>
             </m:r>
           </m:sub>
         </m:sSub>
@@ -6545,7 +6814,7 @@
           <w:rPr>
             <w:rFonts w:ascii="Cambria Math" w:hAnsi="Cambria Math"/>
           </w:rPr>
-          <m:t>=</m:t>
+          <m:t xml:space="preserve">: </m:t>
         </m:r>
         <m:sSub>
           <m:sSubPr>
@@ -6569,7 +6838,7 @@
               <w:rPr>
                 <w:rFonts w:ascii="Cambria Math" w:hAnsi="Cambria Math"/>
               </w:rPr>
-              <m:t>2</m:t>
+              <m:t>1</m:t>
             </m:r>
           </m:sub>
         </m:sSub>
@@ -6577,49 +6846,60 @@
           <w:rPr>
             <w:rFonts w:ascii="Cambria Math" w:hAnsi="Cambria Math"/>
           </w:rPr>
+          <m:t>=</m:t>
+        </m:r>
+        <m:sSub>
+          <m:sSubPr>
+            <m:ctrlPr>
+              <w:rPr>
+                <w:rFonts w:ascii="Cambria Math" w:hAnsi="Cambria Math"/>
+                <w:i/>
+              </w:rPr>
+            </m:ctrlPr>
+          </m:sSubPr>
+          <m:e>
+            <m:r>
+              <w:rPr>
+                <w:rFonts w:ascii="Cambria Math" w:hAnsi="Cambria Math"/>
+              </w:rPr>
+              <m:t>β</m:t>
+            </m:r>
+          </m:e>
+          <m:sub>
+            <m:r>
+              <w:rPr>
+                <w:rFonts w:ascii="Cambria Math" w:hAnsi="Cambria Math"/>
+              </w:rPr>
+              <m:t>2</m:t>
+            </m:r>
+          </m:sub>
+        </m:sSub>
+        <m:r>
+          <w:rPr>
+            <w:rFonts w:ascii="Cambria Math" w:hAnsi="Cambria Math"/>
+          </w:rPr>
           <m:t>=0</m:t>
         </m:r>
       </m:oMath>
       <w:r>
-        <w:t>. This has chi</w:t>
-      </w:r>
-      <w:r>
-        <w:rPr>
-          <w:rFonts w:hint="eastAsia"/>
-        </w:rPr>
-        <w:t>-</w:t>
-      </w:r>
-      <w:r>
-        <w:t xml:space="preserve">squared </w:t>
-      </w:r>
-      <m:oMath>
-        <m:r>
-          <m:rPr>
-            <m:sty m:val="p"/>
-          </m:rPr>
-          <w:rPr>
-            <w:rFonts w:ascii="Cambria Math" w:hAnsi="Cambria Math"/>
-          </w:rPr>
-          <m:t>P-value</m:t>
-        </m:r>
-        <m:r>
-          <w:rPr>
-            <w:rFonts w:ascii="Cambria Math" w:hAnsi="Cambria Math"/>
-          </w:rPr>
-          <m:t>=0.002</m:t>
-        </m:r>
-      </m:oMath>
-      <w:r>
-        <w:t>. We can conclude that at least one of the</w:t>
-      </w:r>
-      <w:r>
-        <w:rPr>
-          <w:rFonts w:hint="eastAsia"/>
-        </w:rPr>
-        <w:t xml:space="preserve"> </w:t>
-      </w:r>
-      <w:r>
-        <w:lastRenderedPageBreak/>
+        <w:t xml:space="preserve">. </w:t>
+      </w:r>
+      <w:r>
+        <w:rPr>
+          <w:rFonts w:hint="eastAsia"/>
+        </w:rPr>
+        <w:t>The p-value is 0.002, w</w:t>
+      </w:r>
+      <w:r>
+        <w:t>e can conclude that at least one of the</w:t>
+      </w:r>
+      <w:r>
+        <w:rPr>
+          <w:rFonts w:hint="eastAsia"/>
+        </w:rPr>
+        <w:t xml:space="preserve"> </w:t>
+      </w:r>
+      <w:r>
         <w:t>explanatory variables has an effect.</w:t>
       </w:r>
       <w:r>
@@ -6632,11 +6912,37 @@
         <w:t xml:space="preserve">The hypothesis that gender has no effect on marijuana use, adjusting for race, is </w:t>
       </w:r>
       <m:oMath>
-        <m:r>
-          <w:rPr>
-            <w:rFonts w:ascii="Cambria Math" w:hAnsi="Cambria Math"/>
-          </w:rPr>
-          <m:t xml:space="preserve">H0: </m:t>
+        <m:sSub>
+          <m:sSubPr>
+            <m:ctrlPr>
+              <w:rPr>
+                <w:rFonts w:ascii="Cambria Math" w:hAnsi="Cambria Math"/>
+                <w:i/>
+              </w:rPr>
+            </m:ctrlPr>
+          </m:sSubPr>
+          <m:e>
+            <m:r>
+              <w:rPr>
+                <w:rFonts w:ascii="Cambria Math" w:hAnsi="Cambria Math"/>
+              </w:rPr>
+              <m:t>H</m:t>
+            </m:r>
+          </m:e>
+          <m:sub>
+            <m:r>
+              <w:rPr>
+                <w:rFonts w:ascii="Cambria Math" w:hAnsi="Cambria Math"/>
+              </w:rPr>
+              <m:t>0</m:t>
+            </m:r>
+          </m:sub>
+        </m:sSub>
+        <m:r>
+          <w:rPr>
+            <w:rFonts w:ascii="Cambria Math" w:hAnsi="Cambria Math"/>
+          </w:rPr>
+          <m:t xml:space="preserve">: </m:t>
         </m:r>
         <m:sSub>
           <m:sSubPr>
@@ -6793,10 +7099,20 @@
     <w:p>
       <w:pPr>
         <w:spacing w:line="276" w:lineRule="auto"/>
+        <w:rPr>
+          <w:b/>
+          <w:bCs/>
+          <w:sz w:val="28"/>
+          <w:szCs w:val="24"/>
+        </w:rPr>
       </w:pPr>
       <w:r>
         <w:rPr>
           <w:rFonts w:hint="eastAsia"/>
+          <w:b/>
+          <w:bCs/>
+          <w:sz w:val="28"/>
+          <w:szCs w:val="24"/>
         </w:rPr>
         <w:t>4.4 Multiple logistic regression</w:t>
       </w:r>
@@ -6807,7 +7123,18 @@
         <w:ind w:firstLine="480"/>
       </w:pPr>
       <w:r>
-        <w:t xml:space="preserve">For p explanatory variables, the model for the log odds </w:t>
+        <w:t xml:space="preserve">For </w:t>
+      </w:r>
+      <m:oMath>
+        <m:r>
+          <w:rPr>
+            <w:rFonts w:ascii="Cambria Math" w:hAnsi="Cambria Math"/>
+          </w:rPr>
+          <m:t>p</m:t>
+        </m:r>
+      </m:oMath>
+      <w:r>
+        <w:t xml:space="preserve"> explanatory variables, the model for the log odds </w:t>
       </w:r>
       <w:proofErr w:type="gramStart"/>
       <w:r>
@@ -8027,9 +8354,9 @@
         </w:rPr>
         <w:lastRenderedPageBreak/>
         <w:drawing>
-          <wp:inline distT="0" distB="0" distL="0" distR="0" wp14:anchorId="78848FB5" wp14:editId="3141E1C2">
-            <wp:extent cx="4233121" cy="2044700"/>
-            <wp:effectExtent l="0" t="0" r="0" b="0"/>
+          <wp:inline distT="0" distB="0" distL="0" distR="0" wp14:anchorId="78848FB5" wp14:editId="4A89FB05">
+            <wp:extent cx="5234634" cy="2528455"/>
+            <wp:effectExtent l="0" t="0" r="4445" b="5715"/>
             <wp:docPr id="1141207024" name="圖片 1" descr="一張含有 文字, 螢幕擷取畫面, 字型, 數字 的圖片&#10;&#10;自動產生的描述"/>
             <wp:cNvGraphicFramePr>
               <a:graphicFrameLocks xmlns:a="http://schemas.openxmlformats.org/drawingml/2006/main" noChangeAspect="1"/>
@@ -8050,7 +8377,7 @@
                   <pic:spPr>
                     <a:xfrm>
                       <a:off x="0" y="0"/>
-                      <a:ext cx="4266094" cy="2060627"/>
+                      <a:ext cx="5291479" cy="2555913"/>
                     </a:xfrm>
                     <a:prstGeom prst="rect">
                       <a:avLst/>
@@ -8521,37 +8848,15 @@
     <w:p>
       <w:pPr>
         <w:spacing w:line="276" w:lineRule="auto"/>
-        <w:ind w:firstLine="480"/>
       </w:pPr>
       <w:r>
-        <w:t>The exponentiated difference between two color parameter estimates is an odds ratio comparing those colors.</w:t>
-      </w:r>
-      <w:r>
-        <w:rPr>
-          <w:rFonts w:hint="eastAsia"/>
-        </w:rPr>
-        <w:t xml:space="preserve"> </w:t>
-      </w:r>
-      <w:r>
-        <w:t>For example, the difference in color parameter estimates between</w:t>
-      </w:r>
-      <w:r>
-        <w:rPr>
-          <w:rFonts w:hint="eastAsia"/>
-        </w:rPr>
-        <w:t xml:space="preserve"> </w:t>
-      </w:r>
-      <w:r>
-        <w:t>medium-light crabs and dark crabs equals 1.330.</w:t>
-      </w:r>
-      <w:r>
-        <w:rPr>
-          <w:rFonts w:hint="eastAsia"/>
-        </w:rPr>
-        <w:t xml:space="preserve"> </w:t>
-      </w:r>
-      <w:r>
-        <w:t xml:space="preserve">Therefore, at any fixed value of width, the estimated odds that a medium-light crab has a satellite are </w:t>
+        <w:rPr>
+          <w:rFonts w:hint="eastAsia"/>
+        </w:rPr>
+        <w:t>A</w:t>
+      </w:r>
+      <w:r>
+        <w:t xml:space="preserve">t any fixed value of width, the estimated odds that a medium-light crab has a satellite are </w:t>
       </w:r>
       <m:oMath>
         <m:func>
@@ -8599,6 +8904,12 @@
         </w:rPr>
         <w:t xml:space="preserve"> </w:t>
       </w:r>
+    </w:p>
+    <w:p>
+      <w:pPr>
+        <w:spacing w:line="276" w:lineRule="auto"/>
+        <w:ind w:firstLine="480"/>
+      </w:pPr>
       <w:r>
         <w:t xml:space="preserve">Using the probabilities just calculated at width 26.3, the odds equal </w:t>
       </w:r>
@@ -8644,13 +8955,35 @@
     <w:p>
       <w:pPr>
         <w:spacing w:line="276" w:lineRule="auto"/>
+        <w:rPr>
+          <w:b/>
+          <w:bCs/>
+          <w:sz w:val="28"/>
+          <w:szCs w:val="24"/>
+        </w:rPr>
       </w:pPr>
       <w:r>
         <w:rPr>
           <w:rFonts w:hint="eastAsia"/>
-        </w:rPr>
-        <w:t>4.4.2 Model comparison to check whether a term is needed.</w:t>
-      </w:r>
+          <w:b/>
+          <w:bCs/>
+          <w:sz w:val="28"/>
+          <w:szCs w:val="24"/>
+        </w:rPr>
+        <w:t xml:space="preserve">4.4.2 Model comparison to check whether a term is </w:t>
+      </w:r>
+      <w:proofErr w:type="gramStart"/>
+      <w:r>
+        <w:rPr>
+          <w:rFonts w:hint="eastAsia"/>
+          <w:b/>
+          <w:bCs/>
+          <w:sz w:val="28"/>
+          <w:szCs w:val="24"/>
+        </w:rPr>
+        <w:t>needed</w:t>
+      </w:r>
+      <w:proofErr w:type="gramEnd"/>
     </w:p>
     <w:p>
       <w:pPr>
@@ -8940,38 +9273,7 @@
         <w:spacing w:line="276" w:lineRule="auto"/>
       </w:pPr>
       <w:r>
-        <w:t xml:space="preserve">Under </w:t>
-      </w:r>
-      <m:oMath>
-        <m:sSub>
-          <m:sSubPr>
-            <m:ctrlPr>
-              <w:rPr>
-                <w:rFonts w:ascii="Cambria Math" w:hAnsi="Cambria Math"/>
-                <w:i/>
-              </w:rPr>
-            </m:ctrlPr>
-          </m:sSubPr>
-          <m:e>
-            <m:r>
-              <w:rPr>
-                <w:rFonts w:ascii="Cambria Math" w:hAnsi="Cambria Math"/>
-              </w:rPr>
-              <m:t>H</m:t>
-            </m:r>
-          </m:e>
-          <m:sub>
-            <m:r>
-              <w:rPr>
-                <w:rFonts w:ascii="Cambria Math" w:hAnsi="Cambria Math"/>
-              </w:rPr>
-              <m:t>0</m:t>
-            </m:r>
-          </m:sub>
-        </m:sSub>
-      </m:oMath>
-      <w:r>
-        <w:t>, this test statistic has an approximate chi-squared distribution with</w:t>
+        <w:t>with</w:t>
       </w:r>
       <w:r>
         <w:rPr>
@@ -8996,37 +9298,41 @@
       <w:r>
         <w:t xml:space="preserve">The </w:t>
       </w:r>
-      <m:oMath>
-        <m:r>
-          <m:rPr>
-            <m:sty m:val="p"/>
-          </m:rPr>
-          <w:rPr>
-            <w:rFonts w:ascii="Cambria Math" w:hAnsi="Cambria Math"/>
-          </w:rPr>
-          <m:t>P-value</m:t>
-        </m:r>
-      </m:oMath>
-      <w:r>
-        <w:t xml:space="preserve"> of 0.07 provides slight evidence of a color effect.</w:t>
-      </w:r>
-      <w:r>
-        <w:rPr>
-          <w:rFonts w:hint="eastAsia"/>
-        </w:rPr>
-        <w:t xml:space="preserve"> </w:t>
-      </w:r>
-      <w:r>
-        <w:t xml:space="preserve">Since the analysis in </w:t>
-      </w:r>
-      <w:r>
-        <w:rPr>
-          <w:rFonts w:hint="eastAsia"/>
-        </w:rPr>
-        <w:t>4.4.1</w:t>
-      </w:r>
-      <w:r>
-        <w:t xml:space="preserve"> noted that estimated probabilities are quite different for dark-colored crabs, it seems safest to leave color in the model.</w:t>
+      <w:r>
+        <w:rPr>
+          <w:rFonts w:hint="eastAsia"/>
+        </w:rPr>
+        <w:t>p-value is</w:t>
+      </w:r>
+      <w:r>
+        <w:t xml:space="preserve"> 0.07</w:t>
+      </w:r>
+      <w:r>
+        <w:rPr>
+          <w:rFonts w:hint="eastAsia"/>
+        </w:rPr>
+        <w:t xml:space="preserve">, which </w:t>
+      </w:r>
+      <w:r>
+        <w:t>provides slight evidence of a color effect.</w:t>
+      </w:r>
+      <w:r>
+        <w:rPr>
+          <w:rFonts w:hint="eastAsia"/>
+        </w:rPr>
+        <w:t xml:space="preserve"> </w:t>
+      </w:r>
+      <w:r>
+        <w:t xml:space="preserve">Since </w:t>
+      </w:r>
+      <w:r>
+        <w:rPr>
+          <w:rFonts w:hint="eastAsia"/>
+        </w:rPr>
+        <w:t xml:space="preserve">the </w:t>
+      </w:r>
+      <w:r>
+        <w:t>estimated probabilities are quite different for dark-colored crabs, it seems safest to leave color in the model.</w:t>
       </w:r>
     </w:p>
     <w:p>
@@ -9037,19 +9343,35 @@
     <w:p>
       <w:pPr>
         <w:spacing w:line="276" w:lineRule="auto"/>
+        <w:rPr>
+          <w:b/>
+          <w:bCs/>
+          <w:sz w:val="28"/>
+          <w:szCs w:val="24"/>
+        </w:rPr>
       </w:pPr>
       <w:r>
         <w:rPr>
           <w:rFonts w:hint="eastAsia"/>
-        </w:rPr>
-        <w:t>4.4.3 Example: Treating color as quantitative or binary</w:t>
-      </w:r>
-      <w:r>
-        <w:rPr>
-          <w:rFonts w:hint="eastAsia"/>
-        </w:rPr>
-        <w:t>.</w:t>
-      </w:r>
+          <w:b/>
+          <w:bCs/>
+          <w:sz w:val="28"/>
+          <w:szCs w:val="24"/>
+        </w:rPr>
+        <w:t xml:space="preserve">4.4.3 Example: Treating color as quantitative or </w:t>
+      </w:r>
+      <w:proofErr w:type="gramStart"/>
+      <w:r>
+        <w:rPr>
+          <w:rFonts w:hint="eastAsia"/>
+          <w:b/>
+          <w:bCs/>
+          <w:sz w:val="28"/>
+          <w:szCs w:val="24"/>
+        </w:rPr>
+        <w:t>binary</w:t>
+      </w:r>
+      <w:proofErr w:type="gramEnd"/>
     </w:p>
     <w:p>
       <w:pPr>
@@ -9057,17 +9379,60 @@
         <w:ind w:firstLine="480"/>
       </w:pPr>
       <w:r>
+        <w:t xml:space="preserve">Color has a natural ordering of categories, from medium light to dark. A simpler </w:t>
+      </w:r>
+      <w:r>
         <w:lastRenderedPageBreak/>
-        <w:t>Color has a natural ordering of categories, from medium light to dark. A simpler model treats color in a quantitative manner. It is advantageous to treat ordinal explanatory variables in a quantitative manner, when such models fit well. The model is simpler and easier to interpret, and tests of the</w:t>
-      </w:r>
-      <w:r>
-        <w:rPr>
-          <w:rFonts w:hint="eastAsia"/>
-        </w:rPr>
-        <w:t xml:space="preserve"> </w:t>
-      </w:r>
-      <w:r>
-        <w:t>effect of the variable are generally more powerful when it has a single parameter rather than several parameters.</w:t>
+        <w:t xml:space="preserve">model treats color in a quantitative manner. It is advantageous to treat ordinal explanatory variables in a quantitative manner, when such models fit well. The model is </w:t>
+      </w:r>
+      <w:r>
+        <w:rPr>
+          <w:color w:val="FF0000"/>
+        </w:rPr>
+        <w:t>simpler and easier to interpret</w:t>
+      </w:r>
+      <w:r>
+        <w:t xml:space="preserve">, and </w:t>
+      </w:r>
+      <w:r>
+        <w:rPr>
+          <w:color w:val="FF0000"/>
+        </w:rPr>
+        <w:t>tests of the</w:t>
+      </w:r>
+      <w:r>
+        <w:rPr>
+          <w:rFonts w:hint="eastAsia"/>
+          <w:color w:val="FF0000"/>
+        </w:rPr>
+        <w:t xml:space="preserve"> </w:t>
+      </w:r>
+      <w:r>
+        <w:rPr>
+          <w:color w:val="FF0000"/>
+        </w:rPr>
+        <w:t>effect of the variable</w:t>
+      </w:r>
+      <w:r>
+        <w:t xml:space="preserve"> are generally </w:t>
+      </w:r>
+      <w:r>
+        <w:rPr>
+          <w:color w:val="FF0000"/>
+        </w:rPr>
+        <w:t>more powerful</w:t>
+      </w:r>
+      <w:r>
+        <w:t xml:space="preserve"> when it has a </w:t>
+      </w:r>
+      <w:r>
+        <w:rPr>
+          <w:color w:val="FF0000"/>
+        </w:rPr>
+        <w:t>single parameter rather than several parameters</w:t>
+      </w:r>
+      <w:r>
+        <w:t>.</w:t>
       </w:r>
     </w:p>
     <w:p>
@@ -9230,6 +9595,17 @@
     <w:p>
       <w:pPr>
         <w:spacing w:line="276" w:lineRule="auto"/>
+      </w:pPr>
+      <w:r>
+        <w:rPr>
+          <w:rFonts w:hint="eastAsia"/>
+        </w:rPr>
+        <w:t>The fitted model is as below:</w:t>
+      </w:r>
+    </w:p>
+    <w:p>
+      <w:pPr>
+        <w:spacing w:line="276" w:lineRule="auto"/>
         <w:jc w:val="center"/>
       </w:pPr>
       <w:r>
@@ -9461,7 +9837,40 @@
         </m:r>
       </m:oMath>
       <w:r>
-        <w:t>. It tests that the color parameters in model, when plotted against the color scores, follow a linear trend. The simpler model seems to be adequate.</w:t>
+        <w:t xml:space="preserve">. It tests </w:t>
+      </w:r>
+      <w:r>
+        <w:rPr>
+          <w:rFonts w:hint="eastAsia"/>
+        </w:rPr>
+        <w:t xml:space="preserve">whether </w:t>
+      </w:r>
+      <w:r>
+        <w:t>the color parameters in model</w:t>
+      </w:r>
+      <w:r>
+        <w:rPr>
+          <w:rFonts w:hint="eastAsia"/>
+        </w:rPr>
+        <w:t xml:space="preserve"> </w:t>
+      </w:r>
+      <w:r>
+        <w:t>follow a linear trend</w:t>
+      </w:r>
+      <w:r>
+        <w:t>,</w:t>
+      </w:r>
+      <w:r>
+        <w:rPr>
+          <w:rFonts w:hint="eastAsia"/>
+        </w:rPr>
+        <w:t xml:space="preserve"> </w:t>
+      </w:r>
+      <w:r>
+        <w:t>when plotted against the color scores</w:t>
+      </w:r>
+      <w:r>
+        <w:t>. The simpler model seems to be adequate.</w:t>
       </w:r>
     </w:p>
     <w:p>
@@ -9490,11 +9899,11 @@
         </m:r>
       </m:oMath>
       <w:r>
-        <w:t xml:space="preserve">. The 0 value for the first category reflects the lack of an indicator variable for that category. Although these values do not depart </w:t>
+        <w:t xml:space="preserve">. Although these values do not depart significantly from a linear trend, the first three are similar compared to the last one. </w:t>
       </w:r>
       <w:r>
         <w:lastRenderedPageBreak/>
-        <w:t xml:space="preserve">significantly from a linear trend, the first three are similar compared to the last one. This suggests that another potential color scoring is </w:t>
+        <w:t xml:space="preserve">This suggests that another potential color scoring is </w:t>
       </w:r>
       <m:oMath>
         <m:r>
@@ -9714,7 +10123,7 @@
         </m:r>
       </m:oMath>
       <w:r>
-        <w:t xml:space="preserve"> times the estimated odds for a lighter-colored crab. The likelihood-ratio statistic comparing this model with binary scoring to model (4.3) with color factor suggests that this simpler model also seems adequate.</w:t>
+        <w:t xml:space="preserve"> times the estimated odds for a lighter-colored crab. The likelihood-ratio statistic comparing this model with binary scoring to color factor suggests that this simpler model also seems adequate.</w:t>
       </w:r>
     </w:p>
     <w:p>
@@ -9723,8 +10132,14 @@
         <w:ind w:firstLine="480"/>
       </w:pPr>
       <w:r>
-        <w:t>In summary, the model with color factor, the model with quantitative color scores (1, 2,3,4), and the model with binary color scores (0,0,0,1) all suggest that dark crabs are the least likely to have satellites. When the sample size is not very large, typically several models can fit adequately.</w:t>
-      </w:r>
+        <w:t>In summary, the model with color factor, the model with quantitative color scores (1, 2,3,4), and the model with binary color scores (0,0,0,1) all suggest that dark crabs are the least likely to have satellites. When the sample size is not very large, several models can fit adequately.</w:t>
+      </w:r>
+    </w:p>
+    <w:p>
+      <w:pPr>
+        <w:spacing w:line="276" w:lineRule="auto"/>
+        <w:ind w:firstLine="480"/>
+      </w:pPr>
     </w:p>
     <w:p>
       <w:pPr>
@@ -10267,6 +10682,5553 @@
           </m:r>
         </m:oMath>
       </m:oMathPara>
+    </w:p>
+    <w:p>
+      <w:pPr>
+        <w:spacing w:line="276" w:lineRule="auto"/>
+      </w:pPr>
+      <w:r>
+        <w:t>The</w:t>
+      </w:r>
+      <w:r>
+        <w:rPr>
+          <w:rFonts w:hint="eastAsia"/>
+        </w:rPr>
+        <w:t xml:space="preserve"> </w:t>
+      </w:r>
+      <w:r>
+        <w:t>curve</w:t>
+      </w:r>
+      <w:r>
+        <w:rPr>
+          <w:rFonts w:hint="eastAsia"/>
+        </w:rPr>
+        <w:t xml:space="preserve"> </w:t>
+      </w:r>
+      <w:r>
+        <w:t xml:space="preserve">for lighter-colored crabs has a stronger effect for </w:t>
+      </w:r>
+      <m:oMath>
+        <m:r>
+          <w:rPr>
+            <w:rFonts w:ascii="Cambria Math" w:hAnsi="Cambria Math"/>
+          </w:rPr>
+          <m:t>x</m:t>
+        </m:r>
+      </m:oMath>
+      <w:r>
+        <w:t xml:space="preserve">. The curves cross at </w:t>
+      </w:r>
+      <m:oMath>
+        <m:r>
+          <w:rPr>
+            <w:rFonts w:ascii="Cambria Math" w:hAnsi="Cambria Math"/>
+          </w:rPr>
+          <m:t>x=21.6</m:t>
+        </m:r>
+      </m:oMath>
+      <w:r>
+        <w:rPr>
+          <w:rFonts w:hint="eastAsia"/>
+        </w:rPr>
+        <w:t xml:space="preserve"> cm,</w:t>
+      </w:r>
+      <w:r>
+        <w:t xml:space="preserve"> such that </w:t>
+      </w:r>
+      <m:oMath>
+        <m:r>
+          <w:rPr>
+            <w:rFonts w:ascii="Cambria Math" w:hAnsi="Cambria Math"/>
+          </w:rPr>
+          <m:t>-5.854+0.200x=-12.812+0.522x</m:t>
+        </m:r>
+      </m:oMath>
+      <w:r>
+        <w:t>. The sample widths range between 21.0 and 33.5 cm, so the lighter-colored crabs have a higher estimated probability of a satellite over nearly the entire range.</w:t>
+      </w:r>
+    </w:p>
+    <w:p>
+      <w:pPr>
+        <w:spacing w:line="276" w:lineRule="auto"/>
+        <w:ind w:firstLine="480"/>
+      </w:pPr>
+      <w:r>
+        <w:t>We</w:t>
+      </w:r>
+      <w:r>
+        <w:rPr>
+          <w:rFonts w:hint="eastAsia"/>
+        </w:rPr>
+        <w:t xml:space="preserve"> </w:t>
+      </w:r>
+      <w:r>
+        <w:t>can</w:t>
+      </w:r>
+      <w:r>
+        <w:rPr>
+          <w:rFonts w:hint="eastAsia"/>
+        </w:rPr>
+        <w:t xml:space="preserve"> </w:t>
+      </w:r>
+      <w:r>
+        <w:t>compare this model to the simpler model without interaction to analyze whether the fit is significantly better. The likelihood-ratio statistic comparing the model deviances is 187.96 −186.79 = 1.17,</w:t>
+      </w:r>
+      <w:r>
+        <w:rPr>
+          <w:rFonts w:hint="eastAsia"/>
+        </w:rPr>
+        <w:t xml:space="preserve"> </w:t>
+      </w:r>
+      <w:r>
+        <w:t>with</w:t>
+      </w:r>
+      <w:r>
+        <w:rPr>
+          <w:rFonts w:hint="eastAsia"/>
+        </w:rPr>
+        <w:t xml:space="preserve"> </w:t>
+      </w:r>
+      <m:oMath>
+        <m:r>
+          <w:rPr>
+            <w:rFonts w:ascii="Cambria Math" w:hAnsi="Cambria Math"/>
+          </w:rPr>
+          <m:t>df=1</m:t>
+        </m:r>
+      </m:oMath>
+      <w:r>
+        <w:t>.</w:t>
+      </w:r>
+      <w:r>
+        <w:rPr>
+          <w:rFonts w:hint="eastAsia"/>
+        </w:rPr>
+        <w:t xml:space="preserve"> </w:t>
+      </w:r>
+      <w:r>
+        <w:t>The</w:t>
+      </w:r>
+      <w:r>
+        <w:rPr>
+          <w:rFonts w:hint="eastAsia"/>
+        </w:rPr>
+        <w:t xml:space="preserve"> </w:t>
+      </w:r>
+      <w:r>
+        <w:t>evidence</w:t>
+      </w:r>
+      <w:r>
+        <w:rPr>
+          <w:rFonts w:hint="eastAsia"/>
+        </w:rPr>
+        <w:t xml:space="preserve"> </w:t>
+      </w:r>
+      <w:r>
+        <w:t>of</w:t>
+      </w:r>
+      <w:r>
+        <w:rPr>
+          <w:rFonts w:hint="eastAsia"/>
+        </w:rPr>
+        <w:t xml:space="preserve"> </w:t>
+      </w:r>
+      <w:r>
+        <w:t>interaction</w:t>
+      </w:r>
+      <w:r>
+        <w:rPr>
+          <w:rFonts w:hint="eastAsia"/>
+        </w:rPr>
+        <w:t xml:space="preserve"> </w:t>
+      </w:r>
+      <w:r>
+        <w:t>is</w:t>
+      </w:r>
+      <w:r>
+        <w:rPr>
+          <w:rFonts w:hint="eastAsia"/>
+        </w:rPr>
+        <w:t xml:space="preserve"> </w:t>
+      </w:r>
+      <w:r>
+        <w:t>not</w:t>
+      </w:r>
+      <w:r>
+        <w:rPr>
+          <w:rFonts w:hint="eastAsia"/>
+        </w:rPr>
+        <w:t xml:space="preserve"> </w:t>
+      </w:r>
+      <w:r>
+        <w:t>strong</w:t>
+      </w:r>
+      <w:r>
+        <w:rPr>
+          <w:rFonts w:hint="eastAsia"/>
+        </w:rPr>
+        <w:t xml:space="preserve"> </w:t>
+      </w:r>
+      <m:oMath>
+        <m:r>
+          <w:rPr>
+            <w:rFonts w:ascii="Cambria Math" w:hAnsi="Cambria Math"/>
+          </w:rPr>
+          <m:t>(P =0.28)</m:t>
+        </m:r>
+      </m:oMath>
+      <w:r>
+        <w:t>. Although the sample slopes for the width effect are quite different for the two colors, the sample had only 22 crabs of dark color. Therefore, effects involving it have relatively large standard errors. The no-interaction model has the advantage of simpler interpretation.</w:t>
+      </w:r>
+    </w:p>
+    <w:p>
+      <w:pPr>
+        <w:spacing w:line="276" w:lineRule="auto"/>
+      </w:pPr>
+    </w:p>
+    <w:p>
+      <w:pPr>
+        <w:spacing w:line="276" w:lineRule="auto"/>
+        <w:rPr>
+          <w:b/>
+          <w:bCs/>
+          <w:sz w:val="28"/>
+          <w:szCs w:val="24"/>
+        </w:rPr>
+      </w:pPr>
+      <w:r>
+        <w:rPr>
+          <w:b/>
+          <w:bCs/>
+          <w:sz w:val="28"/>
+          <w:szCs w:val="24"/>
+        </w:rPr>
+        <w:t xml:space="preserve">4.4.5 Effects Depend on Other Explanatory Variables in Model </w:t>
+      </w:r>
+    </w:p>
+    <w:p>
+      <w:pPr>
+        <w:spacing w:line="276" w:lineRule="auto"/>
+        <w:ind w:firstLine="480"/>
+      </w:pPr>
+      <w:r>
+        <w:t xml:space="preserve">Suppose we fit an ordinary linear model with an explanatory variable </w:t>
+      </w:r>
+      <m:oMath>
+        <m:sSub>
+          <m:sSubPr>
+            <m:ctrlPr>
+              <w:rPr>
+                <w:rFonts w:ascii="Cambria Math" w:hAnsi="Cambria Math"/>
+                <w:i/>
+              </w:rPr>
+            </m:ctrlPr>
+          </m:sSubPr>
+          <m:e>
+            <m:r>
+              <w:rPr>
+                <w:rFonts w:ascii="Cambria Math" w:hAnsi="Cambria Math"/>
+              </w:rPr>
+              <m:t>x</m:t>
+            </m:r>
+          </m:e>
+          <m:sub>
+            <m:r>
+              <w:rPr>
+                <w:rFonts w:ascii="Cambria Math" w:hAnsi="Cambria Math"/>
+              </w:rPr>
+              <m:t>1</m:t>
+            </m:r>
+          </m:sub>
+        </m:sSub>
+      </m:oMath>
+      <w:r>
+        <w:t xml:space="preserve">. If we then add to the linear predictor a variable </w:t>
+      </w:r>
+      <m:oMath>
+        <m:sSub>
+          <m:sSubPr>
+            <m:ctrlPr>
+              <w:rPr>
+                <w:rFonts w:ascii="Cambria Math" w:hAnsi="Cambria Math"/>
+                <w:i/>
+              </w:rPr>
+            </m:ctrlPr>
+          </m:sSubPr>
+          <m:e>
+            <m:r>
+              <w:rPr>
+                <w:rFonts w:ascii="Cambria Math" w:hAnsi="Cambria Math"/>
+              </w:rPr>
+              <m:t>x</m:t>
+            </m:r>
+          </m:e>
+          <m:sub>
+            <m:r>
+              <w:rPr>
+                <w:rFonts w:ascii="Cambria Math" w:hAnsi="Cambria Math"/>
+              </w:rPr>
+              <m:t>2</m:t>
+            </m:r>
+          </m:sub>
+        </m:sSub>
+      </m:oMath>
+      <w:r>
+        <w:t xml:space="preserve"> that is uncorrelated with </w:t>
+      </w:r>
+      <m:oMath>
+        <m:sSub>
+          <m:sSubPr>
+            <m:ctrlPr>
+              <w:rPr>
+                <w:rFonts w:ascii="Cambria Math" w:hAnsi="Cambria Math"/>
+                <w:i/>
+              </w:rPr>
+            </m:ctrlPr>
+          </m:sSubPr>
+          <m:e>
+            <m:r>
+              <w:rPr>
+                <w:rFonts w:ascii="Cambria Math" w:hAnsi="Cambria Math"/>
+              </w:rPr>
+              <m:t>x</m:t>
+            </m:r>
+          </m:e>
+          <m:sub>
+            <m:r>
+              <w:rPr>
+                <w:rFonts w:ascii="Cambria Math" w:hAnsi="Cambria Math"/>
+              </w:rPr>
+              <m:t>1</m:t>
+            </m:r>
+          </m:sub>
+        </m:sSub>
+      </m:oMath>
+      <w:r>
+        <w:t xml:space="preserve">, the estimated effect of </w:t>
+      </w:r>
+      <m:oMath>
+        <m:sSub>
+          <m:sSubPr>
+            <m:ctrlPr>
+              <w:rPr>
+                <w:rFonts w:ascii="Cambria Math" w:hAnsi="Cambria Math"/>
+                <w:i/>
+              </w:rPr>
+            </m:ctrlPr>
+          </m:sSubPr>
+          <m:e>
+            <m:r>
+              <w:rPr>
+                <w:rFonts w:ascii="Cambria Math" w:hAnsi="Cambria Math"/>
+              </w:rPr>
+              <m:t>x</m:t>
+            </m:r>
+          </m:e>
+          <m:sub>
+            <m:r>
+              <w:rPr>
+                <w:rFonts w:ascii="Cambria Math" w:hAnsi="Cambria Math"/>
+              </w:rPr>
+              <m:t>1</m:t>
+            </m:r>
+          </m:sub>
+        </m:sSub>
+      </m:oMath>
+      <w:r>
+        <w:t xml:space="preserve"> does not change. In logistic regression, however, the effect of </w:t>
+      </w:r>
+      <m:oMath>
+        <m:sSub>
+          <m:sSubPr>
+            <m:ctrlPr>
+              <w:rPr>
+                <w:rFonts w:ascii="Cambria Math" w:hAnsi="Cambria Math"/>
+                <w:i/>
+              </w:rPr>
+            </m:ctrlPr>
+          </m:sSubPr>
+          <m:e>
+            <m:r>
+              <w:rPr>
+                <w:rFonts w:ascii="Cambria Math" w:hAnsi="Cambria Math"/>
+              </w:rPr>
+              <m:t>x</m:t>
+            </m:r>
+          </m:e>
+          <m:sub>
+            <m:r>
+              <w:rPr>
+                <w:rFonts w:ascii="Cambria Math" w:hAnsi="Cambria Math"/>
+              </w:rPr>
+              <m:t>1</m:t>
+            </m:r>
+          </m:sub>
+        </m:sSub>
+      </m:oMath>
+      <w:r>
+        <w:t xml:space="preserve"> does change. </w:t>
+      </w:r>
+    </w:p>
+    <w:p>
+      <w:pPr>
+        <w:spacing w:line="276" w:lineRule="auto"/>
+        <w:ind w:firstLine="480"/>
+      </w:pPr>
+      <w:r>
+        <w:t xml:space="preserve">When would the effect of </w:t>
+      </w:r>
+      <m:oMath>
+        <m:sSub>
+          <m:sSubPr>
+            <m:ctrlPr>
+              <w:rPr>
+                <w:rFonts w:ascii="Cambria Math" w:hAnsi="Cambria Math"/>
+                <w:i/>
+              </w:rPr>
+            </m:ctrlPr>
+          </m:sSubPr>
+          <m:e>
+            <m:r>
+              <w:rPr>
+                <w:rFonts w:ascii="Cambria Math" w:hAnsi="Cambria Math"/>
+              </w:rPr>
+              <m:t>x</m:t>
+            </m:r>
+          </m:e>
+          <m:sub>
+            <m:r>
+              <w:rPr>
+                <w:rFonts w:ascii="Cambria Math" w:hAnsi="Cambria Math"/>
+              </w:rPr>
+              <m:t>1</m:t>
+            </m:r>
+          </m:sub>
+        </m:sSub>
+      </m:oMath>
+      <w:r>
+        <w:t xml:space="preserve"> be the same in the logistic models with and without </w:t>
+      </w:r>
+      <m:oMath>
+        <m:sSub>
+          <m:sSubPr>
+            <m:ctrlPr>
+              <w:rPr>
+                <w:rFonts w:ascii="Cambria Math" w:hAnsi="Cambria Math"/>
+                <w:i/>
+              </w:rPr>
+            </m:ctrlPr>
+          </m:sSubPr>
+          <m:e>
+            <m:r>
+              <w:rPr>
+                <w:rFonts w:ascii="Cambria Math" w:hAnsi="Cambria Math"/>
+              </w:rPr>
+              <m:t>x</m:t>
+            </m:r>
+          </m:e>
+          <m:sub>
+            <m:r>
+              <w:rPr>
+                <w:rFonts w:ascii="Cambria Math" w:hAnsi="Cambria Math"/>
+              </w:rPr>
+              <m:t>2</m:t>
+            </m:r>
+          </m:sub>
+        </m:sSub>
+      </m:oMath>
+      <w:r>
+        <w:t xml:space="preserve">? One case is when </w:t>
+      </w:r>
+      <m:oMath>
+        <m:sSub>
+          <m:sSubPr>
+            <m:ctrlPr>
+              <w:rPr>
+                <w:rFonts w:ascii="Cambria Math" w:hAnsi="Cambria Math"/>
+                <w:i/>
+              </w:rPr>
+            </m:ctrlPr>
+          </m:sSubPr>
+          <m:e>
+            <m:r>
+              <w:rPr>
+                <w:rFonts w:ascii="Cambria Math" w:hAnsi="Cambria Math"/>
+              </w:rPr>
+              <m:t>x</m:t>
+            </m:r>
+          </m:e>
+          <m:sub>
+            <m:r>
+              <w:rPr>
+                <w:rFonts w:ascii="Cambria Math" w:hAnsi="Cambria Math"/>
+              </w:rPr>
+              <m:t>2</m:t>
+            </m:r>
+          </m:sub>
+        </m:sSub>
+      </m:oMath>
+      <w:r>
+        <w:t xml:space="preserve"> is conditionally independent of </w:t>
+      </w:r>
+      <m:oMath>
+        <m:sSub>
+          <m:sSubPr>
+            <m:ctrlPr>
+              <w:rPr>
+                <w:rFonts w:ascii="Cambria Math" w:hAnsi="Cambria Math"/>
+                <w:i/>
+              </w:rPr>
+            </m:ctrlPr>
+          </m:sSubPr>
+          <m:e>
+            <m:r>
+              <w:rPr>
+                <w:rFonts w:ascii="Cambria Math" w:hAnsi="Cambria Math"/>
+              </w:rPr>
+              <m:t>x</m:t>
+            </m:r>
+          </m:e>
+          <m:sub>
+            <m:r>
+              <w:rPr>
+                <w:rFonts w:ascii="Cambria Math" w:hAnsi="Cambria Math"/>
+              </w:rPr>
+              <m:t>1</m:t>
+            </m:r>
+          </m:sub>
+        </m:sSub>
+      </m:oMath>
+      <w:r>
+        <w:t>,</w:t>
+      </w:r>
+      <w:r>
+        <w:rPr>
+          <w:rFonts w:hint="eastAsia"/>
+        </w:rPr>
+        <w:t xml:space="preserve"> </w:t>
+      </w:r>
+      <w:r>
+        <w:t>given</w:t>
+      </w:r>
+      <w:r>
+        <w:rPr>
+          <w:rFonts w:hint="eastAsia"/>
+        </w:rPr>
+        <w:t xml:space="preserve"> </w:t>
+      </w:r>
+      <m:oMath>
+        <m:r>
+          <w:rPr>
+            <w:rFonts w:ascii="Cambria Math" w:hAnsi="Cambria Math"/>
+          </w:rPr>
+          <m:t>y</m:t>
+        </m:r>
+      </m:oMath>
+      <w:r>
+        <w:t xml:space="preserve">, </w:t>
+      </w:r>
+      <w:r>
+        <w:lastRenderedPageBreak/>
+        <w:t xml:space="preserve">rather than marginally uncorrelated. </w:t>
+      </w:r>
+    </w:p>
+    <w:p>
+      <w:pPr>
+        <w:spacing w:line="276" w:lineRule="auto"/>
+      </w:pPr>
+    </w:p>
+    <w:p>
+      <w:pPr>
+        <w:spacing w:line="276" w:lineRule="auto"/>
+        <w:rPr>
+          <w:b/>
+          <w:bCs/>
+          <w:sz w:val="28"/>
+          <w:szCs w:val="24"/>
+        </w:rPr>
+      </w:pPr>
+      <w:r>
+        <w:rPr>
+          <w:rFonts w:hint="eastAsia"/>
+          <w:b/>
+          <w:bCs/>
+          <w:sz w:val="28"/>
+          <w:szCs w:val="24"/>
+        </w:rPr>
+        <w:t>4.5 Summarizing effects in logistic regression</w:t>
+      </w:r>
+    </w:p>
+    <w:p>
+      <w:pPr>
+        <w:spacing w:line="276" w:lineRule="auto"/>
+        <w:rPr>
+          <w:b/>
+          <w:bCs/>
+          <w:sz w:val="28"/>
+          <w:szCs w:val="24"/>
+        </w:rPr>
+      </w:pPr>
+      <w:r>
+        <w:rPr>
+          <w:b/>
+          <w:bCs/>
+          <w:sz w:val="28"/>
+          <w:szCs w:val="24"/>
+        </w:rPr>
+        <w:t>4.5.1 Probability-</w:t>
+      </w:r>
+      <w:r>
+        <w:rPr>
+          <w:rFonts w:hint="eastAsia"/>
+          <w:b/>
+          <w:bCs/>
+          <w:sz w:val="28"/>
+          <w:szCs w:val="24"/>
+        </w:rPr>
+        <w:t>b</w:t>
+      </w:r>
+      <w:r>
+        <w:rPr>
+          <w:b/>
+          <w:bCs/>
+          <w:sz w:val="28"/>
+          <w:szCs w:val="24"/>
+        </w:rPr>
+        <w:t xml:space="preserve">ased </w:t>
+      </w:r>
+      <w:r>
+        <w:rPr>
+          <w:rFonts w:hint="eastAsia"/>
+          <w:b/>
+          <w:bCs/>
+          <w:sz w:val="28"/>
+          <w:szCs w:val="24"/>
+        </w:rPr>
+        <w:t>i</w:t>
+      </w:r>
+      <w:r>
+        <w:rPr>
+          <w:b/>
+          <w:bCs/>
+          <w:sz w:val="28"/>
+          <w:szCs w:val="24"/>
+        </w:rPr>
+        <w:t>nterpretations</w:t>
+      </w:r>
+    </w:p>
+    <w:p>
+      <w:pPr>
+        <w:spacing w:line="276" w:lineRule="auto"/>
+        <w:ind w:firstLine="480"/>
+      </w:pPr>
+      <w:r>
+        <w:t xml:space="preserve">One way to describe the effect of an explanatory variable </w:t>
+      </w:r>
+      <m:oMath>
+        <m:sSub>
+          <m:sSubPr>
+            <m:ctrlPr>
+              <w:rPr>
+                <w:rFonts w:ascii="Cambria Math" w:hAnsi="Cambria Math"/>
+                <w:i/>
+              </w:rPr>
+            </m:ctrlPr>
+          </m:sSubPr>
+          <m:e>
+            <m:r>
+              <w:rPr>
+                <w:rFonts w:ascii="Cambria Math" w:hAnsi="Cambria Math"/>
+              </w:rPr>
+              <m:t>x</m:t>
+            </m:r>
+          </m:e>
+          <m:sub>
+            <m:r>
+              <w:rPr>
+                <w:rFonts w:ascii="Cambria Math" w:hAnsi="Cambria Math"/>
+              </w:rPr>
+              <m:t>j</m:t>
+            </m:r>
+          </m:sub>
+        </m:sSub>
+      </m:oMath>
+      <w:r>
+        <w:t xml:space="preserve"> sets the other variables at their sample means and finds </w:t>
+      </w:r>
+      <m:oMath>
+        <m:acc>
+          <m:accPr>
+            <m:ctrlPr>
+              <w:rPr>
+                <w:rFonts w:ascii="Cambria Math" w:hAnsi="Cambria Math"/>
+                <w:i/>
+              </w:rPr>
+            </m:ctrlPr>
+          </m:accPr>
+          <m:e>
+            <m:r>
+              <w:rPr>
+                <w:rFonts w:ascii="Cambria Math" w:hAnsi="Cambria Math"/>
+              </w:rPr>
+              <m:t>P</m:t>
+            </m:r>
+          </m:e>
+        </m:acc>
+        <m:r>
+          <w:rPr>
+            <w:rFonts w:ascii="Cambria Math" w:hAnsi="Cambria Math"/>
+          </w:rPr>
+          <m:t>(Y =1)</m:t>
+        </m:r>
+      </m:oMath>
+      <w:r>
+        <w:rPr>
+          <w:rFonts w:hint="eastAsia"/>
+        </w:rPr>
+        <w:t xml:space="preserve"> </w:t>
+      </w:r>
+      <w:r>
+        <w:t xml:space="preserve">at the smallest and largest </w:t>
+      </w:r>
+      <m:oMath>
+        <m:sSub>
+          <m:sSubPr>
+            <m:ctrlPr>
+              <w:rPr>
+                <w:rFonts w:ascii="Cambria Math" w:hAnsi="Cambria Math"/>
+                <w:i/>
+              </w:rPr>
+            </m:ctrlPr>
+          </m:sSubPr>
+          <m:e>
+            <m:r>
+              <w:rPr>
+                <w:rFonts w:ascii="Cambria Math" w:hAnsi="Cambria Math"/>
+              </w:rPr>
+              <m:t>x</m:t>
+            </m:r>
+          </m:e>
+          <m:sub>
+            <m:r>
+              <w:rPr>
+                <w:rFonts w:ascii="Cambria Math" w:hAnsi="Cambria Math"/>
+              </w:rPr>
+              <m:t>j</m:t>
+            </m:r>
+          </m:sub>
+        </m:sSub>
+      </m:oMath>
+      <w:r>
+        <w:t xml:space="preserve"> values. The effect is summarized by reporting those </w:t>
+      </w:r>
+      <m:oMath>
+        <m:acc>
+          <m:accPr>
+            <m:ctrlPr>
+              <w:rPr>
+                <w:rFonts w:ascii="Cambria Math" w:hAnsi="Cambria Math"/>
+                <w:i/>
+              </w:rPr>
+            </m:ctrlPr>
+          </m:accPr>
+          <m:e>
+            <m:r>
+              <w:rPr>
+                <w:rFonts w:ascii="Cambria Math" w:hAnsi="Cambria Math"/>
+              </w:rPr>
+              <m:t>P</m:t>
+            </m:r>
+          </m:e>
+        </m:acc>
+        <m:r>
+          <w:rPr>
+            <w:rFonts w:ascii="Cambria Math" w:hAnsi="Cambria Math"/>
+          </w:rPr>
+          <m:t>(Y =1)</m:t>
+        </m:r>
+      </m:oMath>
+      <w:r>
+        <w:rPr>
+          <w:rFonts w:hint="eastAsia"/>
+        </w:rPr>
+        <w:t xml:space="preserve"> </w:t>
+      </w:r>
+      <w:r>
+        <w:t>values or their difference.</w:t>
+      </w:r>
+      <w:r>
+        <w:rPr>
+          <w:rFonts w:hint="eastAsia"/>
+        </w:rPr>
+        <w:t xml:space="preserve"> </w:t>
+      </w:r>
+      <w:r>
+        <w:rPr>
+          <w:rFonts w:hint="eastAsia"/>
+        </w:rPr>
+        <w:t>However,</w:t>
+      </w:r>
+      <w:r>
+        <w:t xml:space="preserve"> this summary can be misleading when outliers exist on </w:t>
+      </w:r>
+      <m:oMath>
+        <m:sSub>
+          <m:sSubPr>
+            <m:ctrlPr>
+              <w:rPr>
+                <w:rFonts w:ascii="Cambria Math" w:hAnsi="Cambria Math"/>
+                <w:i/>
+              </w:rPr>
+            </m:ctrlPr>
+          </m:sSubPr>
+          <m:e>
+            <m:r>
+              <w:rPr>
+                <w:rFonts w:ascii="Cambria Math" w:hAnsi="Cambria Math"/>
+              </w:rPr>
+              <m:t>x</m:t>
+            </m:r>
+          </m:e>
+          <m:sub>
+            <m:r>
+              <w:rPr>
+                <w:rFonts w:ascii="Cambria Math" w:hAnsi="Cambria Math"/>
+              </w:rPr>
+              <m:t>j</m:t>
+            </m:r>
+          </m:sub>
+        </m:sSub>
+      </m:oMath>
+      <w:r>
+        <w:t xml:space="preserve">, in which case it is more sensible to report the estimated probabilities at the upper and lower quartiles of </w:t>
+      </w:r>
+      <m:oMath>
+        <m:sSub>
+          <m:sSubPr>
+            <m:ctrlPr>
+              <w:rPr>
+                <w:rFonts w:ascii="Cambria Math" w:hAnsi="Cambria Math"/>
+                <w:i/>
+              </w:rPr>
+            </m:ctrlPr>
+          </m:sSubPr>
+          <m:e>
+            <m:r>
+              <w:rPr>
+                <w:rFonts w:ascii="Cambria Math" w:hAnsi="Cambria Math"/>
+              </w:rPr>
+              <m:t>x</m:t>
+            </m:r>
+          </m:e>
+          <m:sub>
+            <m:r>
+              <w:rPr>
+                <w:rFonts w:ascii="Cambria Math" w:hAnsi="Cambria Math"/>
+              </w:rPr>
+              <m:t>j</m:t>
+            </m:r>
+          </m:sub>
+        </m:sSub>
+      </m:oMath>
+      <w:r>
+        <w:t>.</w:t>
+      </w:r>
+      <w:r>
+        <w:rPr>
+          <w:rFonts w:hint="eastAsia"/>
+        </w:rPr>
+        <w:t xml:space="preserve"> </w:t>
+      </w:r>
+      <w:r>
+        <w:t xml:space="preserve">The effect then describes the change in </w:t>
+      </w:r>
+      <m:oMath>
+        <m:acc>
+          <m:accPr>
+            <m:ctrlPr>
+              <w:rPr>
+                <w:rFonts w:ascii="Cambria Math" w:hAnsi="Cambria Math"/>
+                <w:i/>
+              </w:rPr>
+            </m:ctrlPr>
+          </m:accPr>
+          <m:e>
+            <m:r>
+              <w:rPr>
+                <w:rFonts w:ascii="Cambria Math" w:hAnsi="Cambria Math"/>
+              </w:rPr>
+              <m:t>P</m:t>
+            </m:r>
+          </m:e>
+        </m:acc>
+        <m:r>
+          <w:rPr>
+            <w:rFonts w:ascii="Cambria Math" w:hAnsi="Cambria Math"/>
+          </w:rPr>
+          <m:t>(Y =1)</m:t>
+        </m:r>
+      </m:oMath>
+      <w:r>
+        <w:rPr>
+          <w:rFonts w:hint="eastAsia"/>
+        </w:rPr>
+        <w:t xml:space="preserve"> </w:t>
+      </w:r>
+      <w:r>
+        <w:t xml:space="preserve">values over the middle 50% of the range of </w:t>
+      </w:r>
+      <m:oMath>
+        <m:sSub>
+          <m:sSubPr>
+            <m:ctrlPr>
+              <w:rPr>
+                <w:rFonts w:ascii="Cambria Math" w:hAnsi="Cambria Math"/>
+                <w:i/>
+              </w:rPr>
+            </m:ctrlPr>
+          </m:sSubPr>
+          <m:e>
+            <m:r>
+              <w:rPr>
+                <w:rFonts w:ascii="Cambria Math" w:hAnsi="Cambria Math"/>
+              </w:rPr>
+              <m:t>x</m:t>
+            </m:r>
+          </m:e>
+          <m:sub>
+            <m:r>
+              <w:rPr>
+                <w:rFonts w:ascii="Cambria Math" w:hAnsi="Cambria Math"/>
+              </w:rPr>
+              <m:t>j</m:t>
+            </m:r>
+          </m:sub>
+        </m:sSub>
+      </m:oMath>
+      <w:r>
+        <w:rPr>
+          <w:rFonts w:hint="eastAsia"/>
+        </w:rPr>
+        <w:t xml:space="preserve"> </w:t>
+      </w:r>
+      <w:r>
+        <w:t>values.</w:t>
+      </w:r>
+    </w:p>
+    <w:p>
+      <w:pPr>
+        <w:spacing w:line="276" w:lineRule="auto"/>
+        <w:ind w:firstLine="480"/>
+      </w:pPr>
+      <w:r>
+        <w:rPr>
+          <w:rFonts w:hint="eastAsia"/>
+        </w:rPr>
+        <w:t>For example, w</w:t>
+      </w:r>
+      <w:r>
+        <w:t>e</w:t>
+      </w:r>
+      <w:r>
+        <w:rPr>
+          <w:rFonts w:hint="eastAsia"/>
+        </w:rPr>
+        <w:t xml:space="preserve"> </w:t>
+      </w:r>
+      <w:r>
+        <w:t>illustrate for the prediction equation for the horseshoe crab data with width and dark</w:t>
+      </w:r>
+      <w:r>
+        <w:rPr>
+          <w:rFonts w:hint="eastAsia"/>
+        </w:rPr>
+        <w:t xml:space="preserve"> </w:t>
+      </w:r>
+      <w:r>
+        <w:t>color predictors,</w:t>
+      </w:r>
+      <w:r>
+        <w:rPr>
+          <w:rFonts w:hint="eastAsia"/>
+        </w:rPr>
+        <w:t xml:space="preserve"> </w:t>
+      </w:r>
+    </w:p>
+    <w:p>
+      <w:pPr>
+        <w:spacing w:line="276" w:lineRule="auto"/>
+        <w:ind w:firstLine="480"/>
+      </w:pPr>
+      <m:oMathPara>
+        <m:oMath>
+          <m:r>
+            <m:rPr>
+              <m:sty m:val="p"/>
+            </m:rPr>
+            <w:rPr>
+              <w:rFonts w:ascii="Cambria Math" w:hAnsi="Cambria Math"/>
+            </w:rPr>
+            <m:t>logit</m:t>
+          </m:r>
+          <m:d>
+            <m:dPr>
+              <m:begChr m:val="["/>
+              <m:endChr m:val="]"/>
+              <m:ctrlPr>
+                <w:rPr>
+                  <w:rFonts w:ascii="Cambria Math" w:hAnsi="Cambria Math"/>
+                  <w:i/>
+                </w:rPr>
+              </m:ctrlPr>
+            </m:dPr>
+            <m:e>
+              <m:acc>
+                <m:accPr>
+                  <m:ctrlPr>
+                    <w:rPr>
+                      <w:rFonts w:ascii="Cambria Math" w:hAnsi="Cambria Math"/>
+                      <w:i/>
+                    </w:rPr>
+                  </m:ctrlPr>
+                </m:accPr>
+                <m:e>
+                  <m:r>
+                    <w:rPr>
+                      <w:rFonts w:ascii="Cambria Math" w:hAnsi="Cambria Math"/>
+                    </w:rPr>
+                    <m:t>P</m:t>
+                  </m:r>
+                </m:e>
+              </m:acc>
+              <m:d>
+                <m:dPr>
+                  <m:ctrlPr>
+                    <w:rPr>
+                      <w:rFonts w:ascii="Cambria Math" w:hAnsi="Cambria Math"/>
+                      <w:i/>
+                    </w:rPr>
+                  </m:ctrlPr>
+                </m:dPr>
+                <m:e>
+                  <m:r>
+                    <w:rPr>
+                      <w:rFonts w:ascii="Cambria Math" w:hAnsi="Cambria Math"/>
+                    </w:rPr>
+                    <m:t>Y =1</m:t>
+                  </m:r>
+                </m:e>
+              </m:d>
+            </m:e>
+          </m:d>
+          <m:r>
+            <w:rPr>
+              <w:rFonts w:ascii="Cambria Math" w:hAnsi="Cambria Math"/>
+            </w:rPr>
+            <m:t>=-11.68+0.478x-1.300</m:t>
+          </m:r>
+          <m:sSub>
+            <m:sSubPr>
+              <m:ctrlPr>
+                <w:rPr>
+                  <w:rFonts w:ascii="Cambria Math" w:hAnsi="Cambria Math"/>
+                  <w:i/>
+                </w:rPr>
+              </m:ctrlPr>
+            </m:sSubPr>
+            <m:e>
+              <m:r>
+                <w:rPr>
+                  <w:rFonts w:ascii="Cambria Math" w:hAnsi="Cambria Math"/>
+                </w:rPr>
+                <m:t>c</m:t>
+              </m:r>
+            </m:e>
+            <m:sub>
+              <m:r>
+                <w:rPr>
+                  <w:rFonts w:ascii="Cambria Math" w:hAnsi="Cambria Math"/>
+                </w:rPr>
+                <m:t>4</m:t>
+              </m:r>
+            </m:sub>
+          </m:sSub>
+          <m:r>
+            <w:rPr>
+              <w:rFonts w:ascii="Cambria Math" w:hAnsi="Cambria Math"/>
+            </w:rPr>
+            <m:t>.</m:t>
+          </m:r>
+        </m:oMath>
+      </m:oMathPara>
+    </w:p>
+    <w:p>
+      <w:pPr>
+        <w:spacing w:line="276" w:lineRule="auto"/>
+        <w:ind w:firstLine="480"/>
+      </w:pPr>
+      <w:r>
+        <w:t xml:space="preserve">At the mean width, </w:t>
+      </w:r>
+      <m:oMath>
+        <m:acc>
+          <m:accPr>
+            <m:ctrlPr>
+              <w:rPr>
+                <w:rFonts w:ascii="Cambria Math" w:hAnsi="Cambria Math"/>
+                <w:i/>
+              </w:rPr>
+            </m:ctrlPr>
+          </m:accPr>
+          <m:e>
+            <m:r>
+              <w:rPr>
+                <w:rFonts w:ascii="Cambria Math" w:hAnsi="Cambria Math"/>
+              </w:rPr>
+              <m:t>P</m:t>
+            </m:r>
+          </m:e>
+        </m:acc>
+        <m:d>
+          <m:dPr>
+            <m:ctrlPr>
+              <w:rPr>
+                <w:rFonts w:ascii="Cambria Math" w:hAnsi="Cambria Math"/>
+                <w:i/>
+              </w:rPr>
+            </m:ctrlPr>
+          </m:dPr>
+          <m:e>
+            <m:r>
+              <w:rPr>
+                <w:rFonts w:ascii="Cambria Math" w:hAnsi="Cambria Math"/>
+              </w:rPr>
+              <m:t>Y =1</m:t>
+            </m:r>
+          </m:e>
+        </m:d>
+        <m:r>
+          <w:rPr>
+            <w:rFonts w:ascii="Cambria Math" w:hAnsi="Cambria Math" w:hint="eastAsia"/>
+          </w:rPr>
+          <m:t>=0.40</m:t>
+        </m:r>
+      </m:oMath>
+      <w:r>
+        <w:t xml:space="preserve"> when </w:t>
+      </w:r>
+      <m:oMath>
+        <m:sSub>
+          <m:sSubPr>
+            <m:ctrlPr>
+              <w:rPr>
+                <w:rFonts w:ascii="Cambria Math" w:hAnsi="Cambria Math"/>
+                <w:i/>
+              </w:rPr>
+            </m:ctrlPr>
+          </m:sSubPr>
+          <m:e>
+            <m:r>
+              <w:rPr>
+                <w:rFonts w:ascii="Cambria Math" w:hAnsi="Cambria Math"/>
+              </w:rPr>
+              <m:t>c</m:t>
+            </m:r>
+          </m:e>
+          <m:sub>
+            <m:r>
+              <w:rPr>
+                <w:rFonts w:ascii="Cambria Math" w:hAnsi="Cambria Math"/>
+              </w:rPr>
+              <m:t>4</m:t>
+            </m:r>
+          </m:sub>
+        </m:sSub>
+        <m:r>
+          <w:rPr>
+            <w:rFonts w:ascii="Cambria Math" w:hAnsi="Cambria Math"/>
+          </w:rPr>
+          <m:t>=1</m:t>
+        </m:r>
+      </m:oMath>
+      <w:r>
+        <w:rPr>
+          <w:rFonts w:hint="eastAsia"/>
+        </w:rPr>
+        <w:t xml:space="preserve"> </w:t>
+      </w:r>
+      <w:r>
+        <w:t xml:space="preserve">and </w:t>
+      </w:r>
+      <m:oMath>
+        <m:acc>
+          <m:accPr>
+            <m:ctrlPr>
+              <w:rPr>
+                <w:rFonts w:ascii="Cambria Math" w:hAnsi="Cambria Math"/>
+                <w:i/>
+              </w:rPr>
+            </m:ctrlPr>
+          </m:accPr>
+          <m:e>
+            <m:r>
+              <w:rPr>
+                <w:rFonts w:ascii="Cambria Math" w:hAnsi="Cambria Math"/>
+              </w:rPr>
+              <m:t>P</m:t>
+            </m:r>
+          </m:e>
+        </m:acc>
+        <m:d>
+          <m:dPr>
+            <m:ctrlPr>
+              <w:rPr>
+                <w:rFonts w:ascii="Cambria Math" w:hAnsi="Cambria Math"/>
+                <w:i/>
+              </w:rPr>
+            </m:ctrlPr>
+          </m:dPr>
+          <m:e>
+            <m:r>
+              <w:rPr>
+                <w:rFonts w:ascii="Cambria Math" w:hAnsi="Cambria Math"/>
+              </w:rPr>
+              <m:t>Y =1</m:t>
+            </m:r>
+          </m:e>
+        </m:d>
+        <m:r>
+          <w:rPr>
+            <w:rFonts w:ascii="Cambria Math" w:hAnsi="Cambria Math" w:hint="eastAsia"/>
+          </w:rPr>
+          <m:t>=0.71</m:t>
+        </m:r>
+      </m:oMath>
+      <w:r>
+        <w:t xml:space="preserve"> when </w:t>
+      </w:r>
+      <m:oMath>
+        <m:sSub>
+          <m:sSubPr>
+            <m:ctrlPr>
+              <w:rPr>
+                <w:rFonts w:ascii="Cambria Math" w:hAnsi="Cambria Math"/>
+                <w:i/>
+              </w:rPr>
+            </m:ctrlPr>
+          </m:sSubPr>
+          <m:e>
+            <m:r>
+              <w:rPr>
+                <w:rFonts w:ascii="Cambria Math" w:hAnsi="Cambria Math"/>
+              </w:rPr>
+              <m:t>c</m:t>
+            </m:r>
+          </m:e>
+          <m:sub>
+            <m:r>
+              <w:rPr>
+                <w:rFonts w:ascii="Cambria Math" w:hAnsi="Cambria Math"/>
+              </w:rPr>
+              <m:t>4</m:t>
+            </m:r>
+          </m:sub>
+        </m:sSub>
+        <m:r>
+          <w:rPr>
+            <w:rFonts w:ascii="Cambria Math" w:hAnsi="Cambria Math"/>
+          </w:rPr>
+          <m:t>=0</m:t>
+        </m:r>
+      </m:oMath>
+      <w:r>
+        <w:t>.</w:t>
+      </w:r>
+      <w:r>
+        <w:rPr>
+          <w:rFonts w:hint="eastAsia"/>
+        </w:rPr>
+        <w:t xml:space="preserve"> </w:t>
+      </w:r>
+      <w:r>
+        <w:t>This color effect, differentiating dark-colored crabs from</w:t>
+      </w:r>
+      <w:r>
+        <w:rPr>
+          <w:rFonts w:hint="eastAsia"/>
+        </w:rPr>
+        <w:t xml:space="preserve"> </w:t>
+      </w:r>
+      <w:r>
+        <w:t>others, seems</w:t>
+      </w:r>
+      <w:r>
+        <w:rPr>
+          <w:rFonts w:hint="eastAsia"/>
+        </w:rPr>
+        <w:t xml:space="preserve"> </w:t>
+      </w:r>
+      <w:r>
+        <w:t>to</w:t>
+      </w:r>
+      <w:r>
+        <w:rPr>
+          <w:rFonts w:hint="eastAsia"/>
+        </w:rPr>
+        <w:t xml:space="preserve"> </w:t>
+      </w:r>
+      <w:r>
+        <w:t>be</w:t>
+      </w:r>
+      <w:r>
+        <w:rPr>
+          <w:rFonts w:hint="eastAsia"/>
+        </w:rPr>
+        <w:t xml:space="preserve"> </w:t>
+      </w:r>
+      <w:r>
+        <w:t xml:space="preserve">nonnegligible. </w:t>
+      </w:r>
+    </w:p>
+    <w:p>
+      <w:pPr>
+        <w:spacing w:line="276" w:lineRule="auto"/>
+        <w:ind w:firstLine="480"/>
+      </w:pPr>
+      <w:r>
+        <w:t>At</w:t>
+      </w:r>
+      <w:r>
+        <w:rPr>
+          <w:rFonts w:hint="eastAsia"/>
+        </w:rPr>
+        <w:t xml:space="preserve"> </w:t>
+      </w:r>
+      <w:r>
+        <w:t xml:space="preserve">the mean for </w:t>
+      </w:r>
+      <m:oMath>
+        <m:sSub>
+          <m:sSubPr>
+            <m:ctrlPr>
+              <w:rPr>
+                <w:rFonts w:ascii="Cambria Math" w:hAnsi="Cambria Math"/>
+                <w:i/>
+              </w:rPr>
+            </m:ctrlPr>
+          </m:sSubPr>
+          <m:e>
+            <m:r>
+              <w:rPr>
+                <w:rFonts w:ascii="Cambria Math" w:hAnsi="Cambria Math"/>
+              </w:rPr>
+              <m:t>c</m:t>
+            </m:r>
+          </m:e>
+          <m:sub>
+            <m:r>
+              <w:rPr>
+                <w:rFonts w:ascii="Cambria Math" w:hAnsi="Cambria Math"/>
+              </w:rPr>
+              <m:t>4</m:t>
+            </m:r>
+          </m:sub>
+        </m:sSub>
+      </m:oMath>
+      <w:r>
+        <w:t xml:space="preserve">, </w:t>
+      </w:r>
+      <m:oMath>
+        <m:acc>
+          <m:accPr>
+            <m:ctrlPr>
+              <w:rPr>
+                <w:rFonts w:ascii="Cambria Math" w:hAnsi="Cambria Math"/>
+                <w:i/>
+              </w:rPr>
+            </m:ctrlPr>
+          </m:accPr>
+          <m:e>
+            <m:r>
+              <w:rPr>
+                <w:rFonts w:ascii="Cambria Math" w:hAnsi="Cambria Math"/>
+              </w:rPr>
+              <m:t>P</m:t>
+            </m:r>
+          </m:e>
+        </m:acc>
+        <m:r>
+          <w:rPr>
+            <w:rFonts w:ascii="Cambria Math" w:hAnsi="Cambria Math"/>
+          </w:rPr>
+          <m:t>(Y =1)</m:t>
+        </m:r>
+      </m:oMath>
+      <w:r>
+        <w:rPr>
+          <w:rFonts w:hint="eastAsia"/>
+        </w:rPr>
+        <w:t xml:space="preserve"> </w:t>
+      </w:r>
+      <w:r>
+        <w:t xml:space="preserve">increases from 0.14 to 0.98 between the minimum and maximum width values. It increases from 0.52 to 0.80 between the lower and upper quartiles. </w:t>
+      </w:r>
+    </w:p>
+    <w:p>
+      <w:pPr>
+        <w:spacing w:line="276" w:lineRule="auto"/>
+        <w:ind w:firstLine="480"/>
+      </w:pPr>
+      <w:r>
+        <w:t xml:space="preserve">These changes reflect a relatively strong width effect. Since </w:t>
+      </w:r>
+      <m:oMath>
+        <m:sSub>
+          <m:sSubPr>
+            <m:ctrlPr>
+              <w:rPr>
+                <w:rFonts w:ascii="Cambria Math" w:hAnsi="Cambria Math"/>
+                <w:i/>
+              </w:rPr>
+            </m:ctrlPr>
+          </m:sSubPr>
+          <m:e>
+            <m:r>
+              <w:rPr>
+                <w:rFonts w:ascii="Cambria Math" w:hAnsi="Cambria Math"/>
+              </w:rPr>
+              <m:t>c</m:t>
+            </m:r>
+          </m:e>
+          <m:sub>
+            <m:r>
+              <w:rPr>
+                <w:rFonts w:ascii="Cambria Math" w:hAnsi="Cambria Math"/>
+              </w:rPr>
+              <m:t>4</m:t>
+            </m:r>
+          </m:sub>
+        </m:sSub>
+      </m:oMath>
+      <w:r>
+        <w:t xml:space="preserve"> takes only values 0 and 1, we could instead report such effects separately for each value of </w:t>
+      </w:r>
+      <m:oMath>
+        <m:sSub>
+          <m:sSubPr>
+            <m:ctrlPr>
+              <w:rPr>
+                <w:rFonts w:ascii="Cambria Math" w:hAnsi="Cambria Math"/>
+                <w:i/>
+              </w:rPr>
+            </m:ctrlPr>
+          </m:sSubPr>
+          <m:e>
+            <m:r>
+              <w:rPr>
+                <w:rFonts w:ascii="Cambria Math" w:hAnsi="Cambria Math"/>
+              </w:rPr>
+              <m:t>c</m:t>
+            </m:r>
+          </m:e>
+          <m:sub>
+            <m:r>
+              <w:rPr>
+                <w:rFonts w:ascii="Cambria Math" w:hAnsi="Cambria Math"/>
+              </w:rPr>
+              <m:t>4</m:t>
+            </m:r>
+          </m:sub>
+        </m:sSub>
+      </m:oMath>
+      <w:r>
+        <w:t xml:space="preserve"> rather than just at its mean.</w:t>
+      </w:r>
+    </w:p>
+    <w:p>
+      <w:pPr>
+        <w:spacing w:line="276" w:lineRule="auto"/>
+      </w:pPr>
+    </w:p>
+    <w:p>
+      <w:pPr>
+        <w:spacing w:line="276" w:lineRule="auto"/>
+        <w:rPr>
+          <w:b/>
+          <w:bCs/>
+          <w:sz w:val="28"/>
+          <w:szCs w:val="24"/>
+        </w:rPr>
+      </w:pPr>
+      <w:r>
+        <w:rPr>
+          <w:rFonts w:hint="eastAsia"/>
+          <w:b/>
+          <w:bCs/>
+          <w:sz w:val="28"/>
+          <w:szCs w:val="24"/>
+        </w:rPr>
+        <w:t>4.5.2 Marginal effects and their average</w:t>
+      </w:r>
+    </w:p>
+    <w:p>
+      <w:pPr>
+        <w:spacing w:line="276" w:lineRule="auto"/>
+        <w:ind w:firstLine="480"/>
+      </w:pPr>
+      <w:r>
+        <w:t xml:space="preserve">For a relatively small change in a quantitative explanatory variable, </w:t>
+      </w:r>
+      <w:r>
+        <w:rPr>
+          <w:rFonts w:hint="eastAsia"/>
+        </w:rPr>
+        <w:t>we</w:t>
+      </w:r>
+      <w:r>
+        <w:t xml:space="preserve"> used the slope of a straight line to approximate the change in the probability. This simpler interpretation applies also with multiple explanatory variables. </w:t>
+      </w:r>
+    </w:p>
+    <w:p>
+      <w:pPr>
+        <w:spacing w:line="276" w:lineRule="auto"/>
+        <w:ind w:firstLine="480"/>
+      </w:pPr>
+      <w:r>
+        <w:t xml:space="preserve">Consider a setting of explanatory variables at which </w:t>
+      </w:r>
+      <m:oMath>
+        <m:acc>
+          <m:accPr>
+            <m:ctrlPr>
+              <w:rPr>
+                <w:rFonts w:ascii="Cambria Math" w:hAnsi="Cambria Math"/>
+                <w:i/>
+              </w:rPr>
+            </m:ctrlPr>
+          </m:accPr>
+          <m:e>
+            <m:r>
+              <w:rPr>
+                <w:rFonts w:ascii="Cambria Math" w:hAnsi="Cambria Math"/>
+              </w:rPr>
+              <m:t>P</m:t>
+            </m:r>
+          </m:e>
+        </m:acc>
+        <m:d>
+          <m:dPr>
+            <m:ctrlPr>
+              <w:rPr>
+                <w:rFonts w:ascii="Cambria Math" w:hAnsi="Cambria Math"/>
+                <w:i/>
+              </w:rPr>
+            </m:ctrlPr>
+          </m:dPr>
+          <m:e>
+            <m:r>
+              <w:rPr>
+                <w:rFonts w:ascii="Cambria Math" w:hAnsi="Cambria Math"/>
+              </w:rPr>
+              <m:t>Y =1</m:t>
+            </m:r>
+          </m:e>
+        </m:d>
+        <m:r>
+          <w:rPr>
+            <w:rFonts w:ascii="Cambria Math" w:hAnsi="Cambria Math"/>
+          </w:rPr>
+          <m:t>=</m:t>
+        </m:r>
+        <m:acc>
+          <m:accPr>
+            <m:ctrlPr>
+              <w:rPr>
+                <w:rFonts w:ascii="Cambria Math" w:hAnsi="Cambria Math"/>
+                <w:i/>
+              </w:rPr>
+            </m:ctrlPr>
+          </m:accPr>
+          <m:e>
+            <m:r>
+              <w:rPr>
+                <w:rFonts w:ascii="Cambria Math" w:hAnsi="Cambria Math"/>
+              </w:rPr>
+              <m:t>π</m:t>
+            </m:r>
+          </m:e>
+        </m:acc>
+      </m:oMath>
+      <w:r>
+        <w:t xml:space="preserve">. Then, adjusting for the other explanatory variables, a 1-unit increase in </w:t>
+      </w:r>
+      <m:oMath>
+        <m:sSub>
+          <m:sSubPr>
+            <m:ctrlPr>
+              <w:rPr>
+                <w:rFonts w:ascii="Cambria Math" w:hAnsi="Cambria Math"/>
+                <w:i/>
+              </w:rPr>
+            </m:ctrlPr>
+          </m:sSubPr>
+          <m:e>
+            <m:r>
+              <w:rPr>
+                <w:rFonts w:ascii="Cambria Math" w:hAnsi="Cambria Math"/>
+              </w:rPr>
+              <m:t>x</m:t>
+            </m:r>
+          </m:e>
+          <m:sub>
+            <m:r>
+              <w:rPr>
+                <w:rFonts w:ascii="Cambria Math" w:hAnsi="Cambria Math"/>
+              </w:rPr>
+              <m:t>j</m:t>
+            </m:r>
+          </m:sub>
+        </m:sSub>
+      </m:oMath>
+      <w:r>
+        <w:t xml:space="preserve"> corresponds approximately to a </w:t>
+      </w:r>
+      <m:oMath>
+        <m:sSub>
+          <m:sSubPr>
+            <m:ctrlPr>
+              <w:rPr>
+                <w:rFonts w:ascii="Cambria Math" w:hAnsi="Cambria Math"/>
+                <w:i/>
+              </w:rPr>
+            </m:ctrlPr>
+          </m:sSubPr>
+          <m:e>
+            <m:acc>
+              <m:accPr>
+                <m:ctrlPr>
+                  <w:rPr>
+                    <w:rFonts w:ascii="Cambria Math" w:hAnsi="Cambria Math"/>
+                    <w:i/>
+                  </w:rPr>
+                </m:ctrlPr>
+              </m:accPr>
+              <m:e>
+                <m:r>
+                  <w:rPr>
+                    <w:rFonts w:ascii="Cambria Math" w:hAnsi="Cambria Math"/>
+                  </w:rPr>
+                  <m:t>β</m:t>
+                </m:r>
+              </m:e>
+            </m:acc>
+          </m:e>
+          <m:sub>
+            <m:r>
+              <w:rPr>
+                <w:rFonts w:ascii="Cambria Math" w:hAnsi="Cambria Math"/>
+              </w:rPr>
+              <m:t>j</m:t>
+            </m:r>
+          </m:sub>
+        </m:sSub>
+        <m:acc>
+          <m:accPr>
+            <m:ctrlPr>
+              <w:rPr>
+                <w:rFonts w:ascii="Cambria Math" w:hAnsi="Cambria Math"/>
+                <w:i/>
+              </w:rPr>
+            </m:ctrlPr>
+          </m:accPr>
+          <m:e>
+            <m:r>
+              <w:rPr>
+                <w:rFonts w:ascii="Cambria Math" w:hAnsi="Cambria Math"/>
+              </w:rPr>
+              <m:t>π</m:t>
+            </m:r>
+          </m:e>
+        </m:acc>
+        <m:d>
+          <m:dPr>
+            <m:ctrlPr>
+              <w:rPr>
+                <w:rFonts w:ascii="Cambria Math" w:hAnsi="Cambria Math"/>
+                <w:i/>
+              </w:rPr>
+            </m:ctrlPr>
+          </m:dPr>
+          <m:e>
+            <m:r>
+              <w:rPr>
+                <w:rFonts w:ascii="Cambria Math" w:hAnsi="Cambria Math"/>
+              </w:rPr>
+              <m:t>1-</m:t>
+            </m:r>
+            <m:acc>
+              <m:accPr>
+                <m:ctrlPr>
+                  <w:rPr>
+                    <w:rFonts w:ascii="Cambria Math" w:hAnsi="Cambria Math"/>
+                    <w:i/>
+                  </w:rPr>
+                </m:ctrlPr>
+              </m:accPr>
+              <m:e>
+                <m:r>
+                  <w:rPr>
+                    <w:rFonts w:ascii="Cambria Math" w:hAnsi="Cambria Math"/>
+                  </w:rPr>
+                  <m:t>π</m:t>
+                </m:r>
+              </m:e>
+            </m:acc>
+          </m:e>
+        </m:d>
+      </m:oMath>
+      <w:r>
+        <w:t xml:space="preserve"> change in</w:t>
+      </w:r>
+      <w:r>
+        <w:rPr>
+          <w:rFonts w:hint="eastAsia"/>
+        </w:rPr>
+        <w:t> </w:t>
+      </w:r>
+      <m:oMath>
+        <m:acc>
+          <m:accPr>
+            <m:ctrlPr>
+              <w:rPr>
+                <w:rFonts w:ascii="Cambria Math" w:hAnsi="Cambria Math"/>
+                <w:i/>
+              </w:rPr>
+            </m:ctrlPr>
+          </m:accPr>
+          <m:e>
+            <m:r>
+              <w:rPr>
+                <w:rFonts w:ascii="Cambria Math" w:hAnsi="Cambria Math"/>
+              </w:rPr>
+              <m:t>π</m:t>
+            </m:r>
+          </m:e>
+        </m:acc>
+      </m:oMath>
+      <w:r>
+        <w:t xml:space="preserve">. For example, for the horseshoe crab data with explanatory variables </w:t>
+      </w:r>
+      <m:oMath>
+        <m:r>
+          <w:rPr>
+            <w:rFonts w:ascii="Cambria Math" w:hAnsi="Cambria Math"/>
+          </w:rPr>
+          <m:t>x=</m:t>
+        </m:r>
+        <m:r>
+          <m:rPr>
+            <m:sty m:val="p"/>
+          </m:rPr>
+          <w:rPr>
+            <w:rFonts w:ascii="Cambria Math" w:hAnsi="Cambria Math"/>
+          </w:rPr>
+          <m:t>width</m:t>
+        </m:r>
+      </m:oMath>
+      <w:r>
+        <w:t xml:space="preserve"> and an indicator </w:t>
+      </w:r>
+      <m:oMath>
+        <m:sSub>
+          <m:sSubPr>
+            <m:ctrlPr>
+              <w:rPr>
+                <w:rFonts w:ascii="Cambria Math" w:hAnsi="Cambria Math"/>
+                <w:i/>
+              </w:rPr>
+            </m:ctrlPr>
+          </m:sSubPr>
+          <m:e>
+            <m:r>
+              <w:rPr>
+                <w:rFonts w:ascii="Cambria Math" w:hAnsi="Cambria Math"/>
+              </w:rPr>
+              <m:t>c</m:t>
+            </m:r>
+          </m:e>
+          <m:sub>
+            <m:r>
+              <w:rPr>
+                <w:rFonts w:ascii="Cambria Math" w:hAnsi="Cambria Math"/>
+              </w:rPr>
+              <m:t>4</m:t>
+            </m:r>
+          </m:sub>
+        </m:sSub>
+      </m:oMath>
+      <w:r>
+        <w:t xml:space="preserve"> that is 1 for dark crabs and 0 otherwise, the estimated effect of </w:t>
+      </w:r>
+      <m:oMath>
+        <m:r>
+          <w:rPr>
+            <w:rFonts w:ascii="Cambria Math" w:hAnsi="Cambria Math"/>
+          </w:rPr>
+          <m:t>x=</m:t>
+        </m:r>
+        <m:r>
+          <m:rPr>
+            <m:sty m:val="p"/>
+          </m:rPr>
+          <w:rPr>
+            <w:rFonts w:ascii="Cambria Math" w:hAnsi="Cambria Math"/>
+          </w:rPr>
+          <m:t>width</m:t>
+        </m:r>
+      </m:oMath>
+      <w:r>
+        <w:t xml:space="preserve"> is </w:t>
+      </w:r>
+      <m:oMath>
+        <m:sSub>
+          <m:sSubPr>
+            <m:ctrlPr>
+              <w:rPr>
+                <w:rFonts w:ascii="Cambria Math" w:hAnsi="Cambria Math"/>
+                <w:i/>
+              </w:rPr>
+            </m:ctrlPr>
+          </m:sSubPr>
+          <m:e>
+            <m:acc>
+              <m:accPr>
+                <m:ctrlPr>
+                  <w:rPr>
+                    <w:rFonts w:ascii="Cambria Math" w:hAnsi="Cambria Math"/>
+                    <w:i/>
+                  </w:rPr>
+                </m:ctrlPr>
+              </m:accPr>
+              <m:e>
+                <m:r>
+                  <w:rPr>
+                    <w:rFonts w:ascii="Cambria Math" w:hAnsi="Cambria Math"/>
+                  </w:rPr>
+                  <m:t>β</m:t>
+                </m:r>
+              </m:e>
+            </m:acc>
+          </m:e>
+          <m:sub>
+            <m:r>
+              <w:rPr>
+                <w:rFonts w:ascii="Cambria Math" w:hAnsi="Cambria Math"/>
+              </w:rPr>
+              <m:t>1</m:t>
+            </m:r>
+          </m:sub>
+        </m:sSub>
+        <m:r>
+          <w:rPr>
+            <w:rFonts w:ascii="Cambria Math" w:hAnsi="Cambria Math"/>
+          </w:rPr>
+          <m:t>=0.478</m:t>
+        </m:r>
+      </m:oMath>
+      <w:r>
+        <w:t xml:space="preserve">. When </w:t>
+      </w:r>
+      <m:oMath>
+        <m:acc>
+          <m:accPr>
+            <m:ctrlPr>
+              <w:rPr>
+                <w:rFonts w:ascii="Cambria Math" w:hAnsi="Cambria Math"/>
+                <w:i/>
+              </w:rPr>
+            </m:ctrlPr>
+          </m:accPr>
+          <m:e>
+            <m:r>
+              <w:rPr>
+                <w:rFonts w:ascii="Cambria Math" w:hAnsi="Cambria Math"/>
+              </w:rPr>
+              <m:t>π</m:t>
+            </m:r>
+          </m:e>
+        </m:acc>
+        <m:r>
+          <w:rPr>
+            <w:rFonts w:ascii="Cambria Math" w:hAnsi="Cambria Math"/>
+          </w:rPr>
+          <m:t>=</m:t>
+        </m:r>
+        <m:r>
+          <w:rPr>
+            <w:rFonts w:ascii="Cambria Math" w:hAnsi="Cambria Math"/>
+          </w:rPr>
+          <w:lastRenderedPageBreak/>
+          <m:t>0.50</m:t>
+        </m:r>
+      </m:oMath>
+      <w:r>
+        <w:t xml:space="preserve">, the approximate effect on </w:t>
+      </w:r>
+      <m:oMath>
+        <m:acc>
+          <m:accPr>
+            <m:ctrlPr>
+              <w:rPr>
+                <w:rFonts w:ascii="Cambria Math" w:hAnsi="Cambria Math"/>
+                <w:i/>
+              </w:rPr>
+            </m:ctrlPr>
+          </m:accPr>
+          <m:e>
+            <m:r>
+              <w:rPr>
+                <w:rFonts w:ascii="Cambria Math" w:hAnsi="Cambria Math"/>
+              </w:rPr>
+              <m:t>π</m:t>
+            </m:r>
+          </m:e>
+        </m:acc>
+      </m:oMath>
+      <w:r>
+        <w:t xml:space="preserve"> of a 1-cm increase in </w:t>
+      </w:r>
+      <m:oMath>
+        <m:r>
+          <w:rPr>
+            <w:rFonts w:ascii="Cambria Math" w:hAnsi="Cambria Math"/>
+          </w:rPr>
+          <m:t>x</m:t>
+        </m:r>
+      </m:oMath>
+      <w:r>
+        <w:t xml:space="preserve"> is </w:t>
+      </w:r>
+      <m:oMath>
+        <m:r>
+          <w:rPr>
+            <w:rFonts w:ascii="Cambria Math" w:hAnsi="Cambria Math"/>
+          </w:rPr>
+          <m:t>0.478</m:t>
+        </m:r>
+        <m:d>
+          <m:dPr>
+            <m:ctrlPr>
+              <w:rPr>
+                <w:rFonts w:ascii="Cambria Math" w:hAnsi="Cambria Math"/>
+                <w:i/>
+              </w:rPr>
+            </m:ctrlPr>
+          </m:dPr>
+          <m:e>
+            <m:r>
+              <w:rPr>
+                <w:rFonts w:ascii="Cambria Math" w:hAnsi="Cambria Math"/>
+              </w:rPr>
+              <m:t>0.50</m:t>
+            </m:r>
+          </m:e>
+        </m:d>
+        <m:d>
+          <m:dPr>
+            <m:ctrlPr>
+              <w:rPr>
+                <w:rFonts w:ascii="Cambria Math" w:hAnsi="Cambria Math"/>
+                <w:i/>
+              </w:rPr>
+            </m:ctrlPr>
+          </m:dPr>
+          <m:e>
+            <m:r>
+              <w:rPr>
+                <w:rFonts w:ascii="Cambria Math" w:hAnsi="Cambria Math"/>
+              </w:rPr>
+              <m:t>0.50</m:t>
+            </m:r>
+          </m:e>
+        </m:d>
+        <m:r>
+          <w:rPr>
+            <w:rFonts w:ascii="Cambria Math" w:hAnsi="Cambria Math"/>
+          </w:rPr>
+          <m:t>=0.12.</m:t>
+        </m:r>
+      </m:oMath>
+      <w:r>
+        <w:t xml:space="preserve"> </w:t>
+      </w:r>
+    </w:p>
+    <w:p>
+      <w:pPr>
+        <w:spacing w:line="276" w:lineRule="auto"/>
+        <w:ind w:firstLine="480"/>
+      </w:pPr>
+      <w:r>
+        <w:t xml:space="preserve">This probability rate of change for describing the effect of an explanatory variable depends on the value of </w:t>
+      </w:r>
+      <m:oMath>
+        <m:acc>
+          <m:accPr>
+            <m:ctrlPr>
+              <w:rPr>
+                <w:rFonts w:ascii="Cambria Math" w:hAnsi="Cambria Math"/>
+                <w:i/>
+              </w:rPr>
+            </m:ctrlPr>
+          </m:accPr>
+          <m:e>
+            <m:r>
+              <w:rPr>
+                <w:rFonts w:ascii="Cambria Math" w:hAnsi="Cambria Math"/>
+              </w:rPr>
+              <m:t>π</m:t>
+            </m:r>
+          </m:e>
+        </m:acc>
+      </m:oMath>
+      <w:r>
+        <w:t xml:space="preserve">. An overall summary of this effect averages the rate of change at the </w:t>
+      </w:r>
+      <m:oMath>
+        <m:r>
+          <w:rPr>
+            <w:rFonts w:ascii="Cambria Math" w:hAnsi="Cambria Math"/>
+          </w:rPr>
+          <m:t>n</m:t>
+        </m:r>
+      </m:oMath>
+      <w:r>
+        <w:t xml:space="preserve"> sample values of the explanatory variables. Some software refers to this measure as an </w:t>
+      </w:r>
+      <w:r>
+        <w:rPr>
+          <w:color w:val="FF0000"/>
+        </w:rPr>
+        <w:t>average marginal effect</w:t>
+      </w:r>
+      <w:r>
+        <w:t xml:space="preserve">. For a binary explanatory variable, we can average the difference between the estimate of </w:t>
+      </w:r>
+      <m:oMath>
+        <m:r>
+          <w:rPr>
+            <w:rFonts w:ascii="Cambria Math" w:hAnsi="Cambria Math"/>
+          </w:rPr>
+          <m:t>P(Y =1)</m:t>
+        </m:r>
+      </m:oMath>
+      <w:r>
+        <w:rPr>
+          <w:rFonts w:hint="eastAsia"/>
+        </w:rPr>
+        <w:t xml:space="preserve"> </w:t>
+      </w:r>
+      <w:r>
+        <w:t>for the two categories, called a discrete change.</w:t>
+      </w:r>
+    </w:p>
+    <w:p>
+      <w:pPr>
+        <w:spacing w:line="276" w:lineRule="auto"/>
+        <w:rPr>
+          <w:rFonts w:hint="eastAsia"/>
+        </w:rPr>
+      </w:pPr>
+      <w:r>
+        <w:drawing>
+          <wp:inline distT="0" distB="0" distL="0" distR="0" wp14:anchorId="77AF65A8" wp14:editId="3B791D04">
+            <wp:extent cx="5274310" cy="2139315"/>
+            <wp:effectExtent l="0" t="0" r="2540" b="0"/>
+            <wp:docPr id="898113556" name="圖片 1" descr="一張含有 文字, 螢幕擷取畫面, 字型, 數字 的圖片&#10;&#10;自動產生的描述"/>
+            <wp:cNvGraphicFramePr>
+              <a:graphicFrameLocks xmlns:a="http://schemas.openxmlformats.org/drawingml/2006/main" noChangeAspect="1"/>
+            </wp:cNvGraphicFramePr>
+            <a:graphic xmlns:a="http://schemas.openxmlformats.org/drawingml/2006/main">
+              <a:graphicData uri="http://schemas.openxmlformats.org/drawingml/2006/picture">
+                <pic:pic xmlns:pic="http://schemas.openxmlformats.org/drawingml/2006/picture">
+                  <pic:nvPicPr>
+                    <pic:cNvPr id="898113556" name="圖片 1" descr="一張含有 文字, 螢幕擷取畫面, 字型, 數字 的圖片&#10;&#10;自動產生的描述"/>
+                    <pic:cNvPicPr/>
+                  </pic:nvPicPr>
+                  <pic:blipFill>
+                    <a:blip r:embed="rId12"/>
+                    <a:stretch>
+                      <a:fillRect/>
+                    </a:stretch>
+                  </pic:blipFill>
+                  <pic:spPr>
+                    <a:xfrm>
+                      <a:off x="0" y="0"/>
+                      <a:ext cx="5274310" cy="2139315"/>
+                    </a:xfrm>
+                    <a:prstGeom prst="rect">
+                      <a:avLst/>
+                    </a:prstGeom>
+                  </pic:spPr>
+                </pic:pic>
+              </a:graphicData>
+            </a:graphic>
+          </wp:inline>
+        </w:drawing>
+      </w:r>
+    </w:p>
+    <w:p>
+      <w:pPr>
+        <w:spacing w:line="276" w:lineRule="auto"/>
+        <w:ind w:firstLine="480"/>
+      </w:pPr>
+      <w:r>
+        <w:rPr>
+          <w:rFonts w:hint="eastAsia"/>
+        </w:rPr>
+        <w:t>For example, a</w:t>
+      </w:r>
+      <w:r>
+        <w:t xml:space="preserve">t the </w:t>
+      </w:r>
+      <m:oMath>
+        <m:r>
+          <w:rPr>
+            <w:rFonts w:ascii="Cambria Math" w:hAnsi="Cambria Math"/>
+          </w:rPr>
+          <m:t>n=173</m:t>
+        </m:r>
+      </m:oMath>
+      <w:r>
+        <w:t xml:space="preserve"> observed width values, the average rate of change is 0.087 in the estimated probability of a satellite per 1-cm increase in width, adjusting for color. At those width values, the estimated probability of a satellite is 0.261 lower if the crab has dark color than if it has a lighter color.</w:t>
+      </w:r>
+    </w:p>
+    <w:p>
+      <w:pPr>
+        <w:spacing w:line="276" w:lineRule="auto"/>
+        <w:ind w:firstLine="480"/>
+      </w:pPr>
+    </w:p>
+    <w:p>
+      <w:pPr>
+        <w:spacing w:line="276" w:lineRule="auto"/>
+        <w:rPr>
+          <w:b/>
+          <w:bCs/>
+          <w:sz w:val="28"/>
+          <w:szCs w:val="24"/>
+        </w:rPr>
+      </w:pPr>
+      <w:r>
+        <w:rPr>
+          <w:rFonts w:hint="eastAsia"/>
+          <w:b/>
+          <w:bCs/>
+          <w:sz w:val="28"/>
+          <w:szCs w:val="24"/>
+        </w:rPr>
+        <w:t>4.5.3 Standardized interpretations</w:t>
+      </w:r>
+    </w:p>
+    <w:p>
+      <w:pPr>
+        <w:spacing w:line="276" w:lineRule="auto"/>
+        <w:ind w:firstLine="480"/>
+      </w:pPr>
+      <w:r>
+        <w:rPr>
+          <w:rFonts w:hint="eastAsia"/>
+        </w:rPr>
+        <w:t xml:space="preserve">With multiple explanatory variables, we cannot use magnitudes of </w:t>
+      </w:r>
+      <m:oMath>
+        <m:d>
+          <m:dPr>
+            <m:begChr m:val="{"/>
+            <m:endChr m:val="}"/>
+            <m:ctrlPr>
+              <w:rPr>
+                <w:rFonts w:ascii="Cambria Math" w:hAnsi="Cambria Math"/>
+                <w:i/>
+              </w:rPr>
+            </m:ctrlPr>
+          </m:dPr>
+          <m:e>
+            <m:sSub>
+              <m:sSubPr>
+                <m:ctrlPr>
+                  <w:rPr>
+                    <w:rFonts w:ascii="Cambria Math" w:hAnsi="Cambria Math"/>
+                    <w:i/>
+                  </w:rPr>
+                </m:ctrlPr>
+              </m:sSubPr>
+              <m:e>
+                <m:acc>
+                  <m:accPr>
+                    <m:ctrlPr>
+                      <w:rPr>
+                        <w:rFonts w:ascii="Cambria Math" w:hAnsi="Cambria Math"/>
+                        <w:i/>
+                      </w:rPr>
+                    </m:ctrlPr>
+                  </m:accPr>
+                  <m:e>
+                    <m:r>
+                      <w:rPr>
+                        <w:rFonts w:ascii="Cambria Math" w:hAnsi="Cambria Math"/>
+                      </w:rPr>
+                      <m:t>β</m:t>
+                    </m:r>
+                  </m:e>
+                </m:acc>
+              </m:e>
+              <m:sub>
+                <m:r>
+                  <w:rPr>
+                    <w:rFonts w:ascii="Cambria Math" w:hAnsi="Cambria Math"/>
+                  </w:rPr>
+                  <m:t>j</m:t>
+                </m:r>
+              </m:sub>
+            </m:sSub>
+          </m:e>
+        </m:d>
+      </m:oMath>
+      <w:r>
+        <w:rPr>
+          <w:rFonts w:hint="eastAsia"/>
+        </w:rPr>
+        <w:t xml:space="preserve"> to compare the effects of the explanatory variables because the explanatory variables may not have the same units. </w:t>
+      </w:r>
+      <w:r>
+        <w:rPr>
+          <w:rFonts w:hint="eastAsia"/>
+        </w:rPr>
+        <w:t>Instead, w</w:t>
+      </w:r>
+      <w:r>
+        <w:rPr>
+          <w:rFonts w:hint="eastAsia"/>
+        </w:rPr>
+        <w:t xml:space="preserve">e can use standardized coefficients. </w:t>
+      </w:r>
+      <w:r>
+        <w:t>We can obtain these by fitting the model to standardized explanatory variables, replacing each</w:t>
+      </w:r>
+      <w:r>
+        <w:rPr>
+          <w:rFonts w:hint="eastAsia"/>
+        </w:rPr>
+        <w:t xml:space="preserve"> </w:t>
+      </w:r>
+      <m:oMath>
+        <m:sSub>
+          <m:sSubPr>
+            <m:ctrlPr>
+              <w:rPr>
+                <w:rFonts w:ascii="Cambria Math" w:hAnsi="Cambria Math"/>
+                <w:i/>
+              </w:rPr>
+            </m:ctrlPr>
+          </m:sSubPr>
+          <m:e>
+            <m:r>
+              <w:rPr>
+                <w:rFonts w:ascii="Cambria Math" w:hAnsi="Cambria Math"/>
+              </w:rPr>
+              <m:t>x</m:t>
+            </m:r>
+          </m:e>
+          <m:sub>
+            <m:r>
+              <w:rPr>
+                <w:rFonts w:ascii="Cambria Math" w:hAnsi="Cambria Math"/>
+              </w:rPr>
+              <m:t>j</m:t>
+            </m:r>
+          </m:sub>
+        </m:sSub>
+      </m:oMath>
+      <w:r>
+        <w:rPr>
+          <w:rFonts w:hint="eastAsia"/>
+        </w:rPr>
+        <w:t xml:space="preserve"> by </w:t>
+      </w:r>
+      <m:oMath>
+        <m:r>
+          <w:rPr>
+            <w:rFonts w:ascii="Cambria Math" w:hAnsi="Cambria Math"/>
+          </w:rPr>
+          <m:t>(</m:t>
+        </m:r>
+        <m:sSub>
+          <m:sSubPr>
+            <m:ctrlPr>
+              <w:rPr>
+                <w:rFonts w:ascii="Cambria Math" w:hAnsi="Cambria Math"/>
+                <w:i/>
+              </w:rPr>
+            </m:ctrlPr>
+          </m:sSubPr>
+          <m:e>
+            <m:r>
+              <w:rPr>
+                <w:rFonts w:ascii="Cambria Math" w:hAnsi="Cambria Math"/>
+              </w:rPr>
+              <m:t>x</m:t>
+            </m:r>
+          </m:e>
+          <m:sub>
+            <m:r>
+              <w:rPr>
+                <w:rFonts w:ascii="Cambria Math" w:hAnsi="Cambria Math"/>
+              </w:rPr>
+              <m:t>j</m:t>
+            </m:r>
+          </m:sub>
+        </m:sSub>
+        <m:r>
+          <w:rPr>
+            <w:rFonts w:ascii="Cambria Math" w:hAnsi="Cambria Math"/>
+          </w:rPr>
+          <m:t>-</m:t>
+        </m:r>
+        <m:sSub>
+          <m:sSubPr>
+            <m:ctrlPr>
+              <w:rPr>
+                <w:rFonts w:ascii="Cambria Math" w:hAnsi="Cambria Math"/>
+                <w:i/>
+              </w:rPr>
+            </m:ctrlPr>
+          </m:sSubPr>
+          <m:e>
+            <m:acc>
+              <m:accPr>
+                <m:chr m:val="̅"/>
+                <m:ctrlPr>
+                  <w:rPr>
+                    <w:rFonts w:ascii="Cambria Math" w:hAnsi="Cambria Math"/>
+                    <w:i/>
+                  </w:rPr>
+                </m:ctrlPr>
+              </m:accPr>
+              <m:e>
+                <m:r>
+                  <w:rPr>
+                    <w:rFonts w:ascii="Cambria Math" w:hAnsi="Cambria Math"/>
+                  </w:rPr>
+                  <m:t>x</m:t>
+                </m:r>
+              </m:e>
+            </m:acc>
+          </m:e>
+          <m:sub>
+            <m:r>
+              <w:rPr>
+                <w:rFonts w:ascii="Cambria Math" w:hAnsi="Cambria Math"/>
+              </w:rPr>
+              <m:t>j</m:t>
+            </m:r>
+          </m:sub>
+        </m:sSub>
+        <m:r>
+          <w:rPr>
+            <w:rFonts w:ascii="Cambria Math" w:hAnsi="Cambria Math"/>
+          </w:rPr>
+          <m:t>)/</m:t>
+        </m:r>
+        <m:sSub>
+          <m:sSubPr>
+            <m:ctrlPr>
+              <w:rPr>
+                <w:rFonts w:ascii="Cambria Math" w:hAnsi="Cambria Math"/>
+                <w:i/>
+              </w:rPr>
+            </m:ctrlPr>
+          </m:sSubPr>
+          <m:e>
+            <m:r>
+              <w:rPr>
+                <w:rFonts w:ascii="Cambria Math" w:hAnsi="Cambria Math"/>
+              </w:rPr>
+              <m:t>s</m:t>
+            </m:r>
+          </m:e>
+          <m:sub>
+            <m:sSub>
+              <m:sSubPr>
+                <m:ctrlPr>
+                  <w:rPr>
+                    <w:rFonts w:ascii="Cambria Math" w:hAnsi="Cambria Math"/>
+                    <w:i/>
+                  </w:rPr>
+                </m:ctrlPr>
+              </m:sSubPr>
+              <m:e>
+                <m:r>
+                  <w:rPr>
+                    <w:rFonts w:ascii="Cambria Math" w:hAnsi="Cambria Math"/>
+                  </w:rPr>
+                  <m:t>x</m:t>
+                </m:r>
+              </m:e>
+              <m:sub>
+                <m:r>
+                  <w:rPr>
+                    <w:rFonts w:ascii="Cambria Math" w:hAnsi="Cambria Math"/>
+                  </w:rPr>
+                  <m:t>j</m:t>
+                </m:r>
+              </m:sub>
+            </m:sSub>
+          </m:sub>
+        </m:sSub>
+      </m:oMath>
+      <w:r>
+        <w:rPr>
+          <w:rFonts w:hint="eastAsia"/>
+        </w:rPr>
+        <w:t xml:space="preserve"> , where </w:t>
+      </w:r>
+      <m:oMath>
+        <m:sSub>
+          <m:sSubPr>
+            <m:ctrlPr>
+              <w:rPr>
+                <w:rFonts w:ascii="Cambria Math" w:hAnsi="Cambria Math"/>
+                <w:i/>
+              </w:rPr>
+            </m:ctrlPr>
+          </m:sSubPr>
+          <m:e>
+            <m:r>
+              <w:rPr>
+                <w:rFonts w:ascii="Cambria Math" w:hAnsi="Cambria Math"/>
+              </w:rPr>
+              <m:t>s</m:t>
+            </m:r>
+          </m:e>
+          <m:sub>
+            <m:sSub>
+              <m:sSubPr>
+                <m:ctrlPr>
+                  <w:rPr>
+                    <w:rFonts w:ascii="Cambria Math" w:hAnsi="Cambria Math"/>
+                    <w:i/>
+                  </w:rPr>
+                </m:ctrlPr>
+              </m:sSubPr>
+              <m:e>
+                <m:r>
+                  <w:rPr>
+                    <w:rFonts w:ascii="Cambria Math" w:hAnsi="Cambria Math"/>
+                  </w:rPr>
+                  <m:t>x</m:t>
+                </m:r>
+              </m:e>
+              <m:sub>
+                <m:r>
+                  <w:rPr>
+                    <w:rFonts w:ascii="Cambria Math" w:hAnsi="Cambria Math"/>
+                  </w:rPr>
+                  <m:t>j</m:t>
+                </m:r>
+              </m:sub>
+            </m:sSub>
+          </m:sub>
+        </m:sSub>
+      </m:oMath>
+      <w:r>
+        <w:rPr>
+          <w:rFonts w:hint="eastAsia"/>
+        </w:rPr>
+        <w:t xml:space="preserve"> denotes the sample </w:t>
+      </w:r>
+      <w:r>
+        <w:t>standard deviation of</w:t>
+      </w:r>
+      <w:r>
+        <w:rPr>
+          <w:rFonts w:hint="eastAsia"/>
+        </w:rPr>
+        <w:t xml:space="preserve"> </w:t>
+      </w:r>
+      <m:oMath>
+        <m:sSub>
+          <m:sSubPr>
+            <m:ctrlPr>
+              <w:rPr>
+                <w:rFonts w:ascii="Cambria Math" w:hAnsi="Cambria Math"/>
+                <w:i/>
+              </w:rPr>
+            </m:ctrlPr>
+          </m:sSubPr>
+          <m:e>
+            <m:r>
+              <w:rPr>
+                <w:rFonts w:ascii="Cambria Math" w:hAnsi="Cambria Math"/>
+              </w:rPr>
+              <m:t>x</m:t>
+            </m:r>
+          </m:e>
+          <m:sub>
+            <m:r>
+              <w:rPr>
+                <w:rFonts w:ascii="Cambria Math" w:hAnsi="Cambria Math"/>
+              </w:rPr>
+              <m:t>j</m:t>
+            </m:r>
+          </m:sub>
+        </m:sSub>
+      </m:oMath>
+      <w:r>
+        <w:rPr>
+          <w:rFonts w:hint="eastAsia"/>
+        </w:rPr>
+        <w:t xml:space="preserve">. </w:t>
+      </w:r>
+      <w:r>
+        <w:t>A one-unit change in the standardized variable is a standard deviation change in the original variable.</w:t>
+      </w:r>
+      <w:r>
+        <w:rPr>
+          <w:rFonts w:hint="eastAsia"/>
+        </w:rPr>
+        <w:t xml:space="preserve"> </w:t>
+      </w:r>
+      <w:r>
+        <w:t xml:space="preserve">Then, </w:t>
+      </w:r>
+      <m:oMath>
+        <m:sSub>
+          <m:sSubPr>
+            <m:ctrlPr>
+              <w:rPr>
+                <w:rFonts w:ascii="Cambria Math" w:hAnsi="Cambria Math"/>
+                <w:i/>
+              </w:rPr>
+            </m:ctrlPr>
+          </m:sSubPr>
+          <m:e>
+            <m:acc>
+              <m:accPr>
+                <m:ctrlPr>
+                  <w:rPr>
+                    <w:rFonts w:ascii="Cambria Math" w:hAnsi="Cambria Math"/>
+                    <w:i/>
+                  </w:rPr>
+                </m:ctrlPr>
+              </m:accPr>
+              <m:e>
+                <m:r>
+                  <w:rPr>
+                    <w:rFonts w:ascii="Cambria Math" w:hAnsi="Cambria Math"/>
+                  </w:rPr>
+                  <m:t>β</m:t>
+                </m:r>
+              </m:e>
+            </m:acc>
+          </m:e>
+          <m:sub>
+            <m:r>
+              <w:rPr>
+                <w:rFonts w:ascii="Cambria Math" w:hAnsi="Cambria Math"/>
+              </w:rPr>
+              <m:t>j</m:t>
+            </m:r>
+          </m:sub>
+        </m:sSub>
+      </m:oMath>
+      <w:r>
+        <w:t xml:space="preserve"> represents the effect of a standard deviation change in </w:t>
+      </w:r>
+      <m:oMath>
+        <m:sSub>
+          <m:sSubPr>
+            <m:ctrlPr>
+              <w:rPr>
+                <w:rFonts w:ascii="Cambria Math" w:hAnsi="Cambria Math"/>
+                <w:i/>
+              </w:rPr>
+            </m:ctrlPr>
+          </m:sSubPr>
+          <m:e>
+            <m:r>
+              <w:rPr>
+                <w:rFonts w:ascii="Cambria Math" w:hAnsi="Cambria Math"/>
+              </w:rPr>
+              <m:t>x</m:t>
+            </m:r>
+          </m:e>
+          <m:sub>
+            <m:r>
+              <w:rPr>
+                <w:rFonts w:ascii="Cambria Math" w:hAnsi="Cambria Math"/>
+              </w:rPr>
+              <m:t>j</m:t>
+            </m:r>
+          </m:sub>
+        </m:sSub>
+      </m:oMath>
+      <w:r>
+        <w:t>, adjusting for the other variables.</w:t>
+      </w:r>
+    </w:p>
+    <w:p>
+      <w:pPr>
+        <w:spacing w:line="276" w:lineRule="auto"/>
+        <w:ind w:firstLine="480"/>
+      </w:pPr>
+      <w:r>
+        <w:rPr>
+          <w:rFonts w:hint="eastAsia"/>
+        </w:rPr>
+        <w:t>For example</w:t>
+      </w:r>
+      <w:r>
+        <w:t xml:space="preserve">, the prediction equation in Section 4.4.3 for the horseshoe crab data using width and quantitative color (scores 1, 2, 3, 4) as explanatory variables </w:t>
+      </w:r>
+      <w:proofErr w:type="gramStart"/>
+      <w:r>
+        <w:t>is</w:t>
+      </w:r>
+      <w:proofErr w:type="gramEnd"/>
+      <w:r>
+        <w:rPr>
+          <w:rFonts w:hint="eastAsia"/>
+        </w:rPr>
+        <w:t xml:space="preserve"> </w:t>
+      </w:r>
+    </w:p>
+    <w:p>
+      <w:pPr>
+        <w:spacing w:line="276" w:lineRule="auto"/>
+        <w:ind w:firstLine="480"/>
+      </w:pPr>
+      <m:oMathPara>
+        <m:oMath>
+          <m:r>
+            <m:rPr>
+              <m:sty m:val="p"/>
+            </m:rPr>
+            <w:rPr>
+              <w:rFonts w:ascii="Cambria Math" w:hAnsi="Cambria Math"/>
+            </w:rPr>
+            <m:t>logit</m:t>
+          </m:r>
+          <m:d>
+            <m:dPr>
+              <m:ctrlPr>
+                <w:rPr>
+                  <w:rFonts w:ascii="Cambria Math" w:hAnsi="Cambria Math"/>
+                  <w:i/>
+                </w:rPr>
+              </m:ctrlPr>
+            </m:dPr>
+            <m:e>
+              <m:acc>
+                <m:accPr>
+                  <m:ctrlPr>
+                    <w:rPr>
+                      <w:rFonts w:ascii="Cambria Math" w:hAnsi="Cambria Math"/>
+                      <w:i/>
+                    </w:rPr>
+                  </m:ctrlPr>
+                </m:accPr>
+                <m:e>
+                  <m:r>
+                    <w:rPr>
+                      <w:rFonts w:ascii="Cambria Math" w:hAnsi="Cambria Math"/>
+                    </w:rPr>
+                    <m:t>π</m:t>
+                  </m:r>
+                </m:e>
+              </m:acc>
+            </m:e>
+          </m:d>
+          <m:r>
+            <w:rPr>
+              <w:rFonts w:ascii="Cambria Math" w:hAnsi="Cambria Math"/>
+            </w:rPr>
+            <m:t>=-10.071+0.458x-0.509c.</m:t>
+          </m:r>
+        </m:oMath>
+      </m:oMathPara>
+    </w:p>
+    <w:p>
+      <w:pPr>
+        <w:spacing w:line="276" w:lineRule="auto"/>
+      </w:pPr>
+      <w:r>
+        <w:lastRenderedPageBreak/>
+        <w:t xml:space="preserve">Width has </w:t>
+      </w:r>
+      <w:r>
+        <w:rPr>
+          <w:rFonts w:hint="eastAsia"/>
+        </w:rPr>
+        <w:t> </w:t>
+      </w:r>
+      <m:oMath>
+        <m:acc>
+          <m:accPr>
+            <m:chr m:val="̅"/>
+            <m:ctrlPr>
+              <w:rPr>
+                <w:rFonts w:ascii="Cambria Math" w:hAnsi="Cambria Math"/>
+                <w:i/>
+              </w:rPr>
+            </m:ctrlPr>
+          </m:accPr>
+          <m:e>
+            <m:r>
+              <w:rPr>
+                <w:rFonts w:ascii="Cambria Math" w:hAnsi="Cambria Math"/>
+              </w:rPr>
+              <m:t>x</m:t>
+            </m:r>
+          </m:e>
+        </m:acc>
+        <m:r>
+          <w:rPr>
+            <w:rFonts w:ascii="Cambria Math" w:hAnsi="Cambria Math"/>
+          </w:rPr>
+          <m:t>=26.30</m:t>
+        </m:r>
+      </m:oMath>
+      <w:r>
+        <w:t xml:space="preserve"> and </w:t>
+      </w:r>
+      <m:oMath>
+        <m:sSub>
+          <m:sSubPr>
+            <m:ctrlPr>
+              <w:rPr>
+                <w:rFonts w:ascii="Cambria Math" w:hAnsi="Cambria Math"/>
+                <w:i/>
+              </w:rPr>
+            </m:ctrlPr>
+          </m:sSubPr>
+          <m:e>
+            <m:r>
+              <w:rPr>
+                <w:rFonts w:ascii="Cambria Math" w:hAnsi="Cambria Math"/>
+              </w:rPr>
+              <m:t>s</m:t>
+            </m:r>
+          </m:e>
+          <m:sub>
+            <m:r>
+              <w:rPr>
+                <w:rFonts w:ascii="Cambria Math" w:hAnsi="Cambria Math"/>
+              </w:rPr>
+              <m:t>x</m:t>
+            </m:r>
+          </m:sub>
+        </m:sSub>
+        <m:r>
+          <w:rPr>
+            <w:rFonts w:ascii="Cambria Math" w:hAnsi="Cambria Math"/>
+          </w:rPr>
+          <m:t>=2.11</m:t>
+        </m:r>
+      </m:oMath>
+      <w:r>
+        <w:t>, while color has</w:t>
+      </w:r>
+      <w:r>
+        <w:rPr>
+          <w:rFonts w:hint="eastAsia"/>
+        </w:rPr>
+        <w:t> </w:t>
+      </w:r>
+      <m:oMath>
+        <m:acc>
+          <m:accPr>
+            <m:chr m:val="̅"/>
+            <m:ctrlPr>
+              <w:rPr>
+                <w:rFonts w:ascii="Cambria Math" w:hAnsi="Cambria Math"/>
+                <w:i/>
+              </w:rPr>
+            </m:ctrlPr>
+          </m:accPr>
+          <m:e>
+            <m:r>
+              <w:rPr>
+                <w:rFonts w:ascii="Cambria Math" w:hAnsi="Cambria Math"/>
+              </w:rPr>
+              <m:t>c</m:t>
+            </m:r>
+          </m:e>
+        </m:acc>
+        <m:r>
+          <w:rPr>
+            <w:rFonts w:ascii="Cambria Math" w:hAnsi="Cambria Math"/>
+          </w:rPr>
+          <m:t>=2.44</m:t>
+        </m:r>
+      </m:oMath>
+      <w:r>
+        <w:t xml:space="preserve"> and </w:t>
+      </w:r>
+      <m:oMath>
+        <m:sSub>
+          <m:sSubPr>
+            <m:ctrlPr>
+              <w:rPr>
+                <w:rFonts w:ascii="Cambria Math" w:hAnsi="Cambria Math"/>
+                <w:i/>
+              </w:rPr>
+            </m:ctrlPr>
+          </m:sSubPr>
+          <m:e>
+            <m:r>
+              <w:rPr>
+                <w:rFonts w:ascii="Cambria Math" w:hAnsi="Cambria Math"/>
+              </w:rPr>
+              <m:t>s</m:t>
+            </m:r>
+          </m:e>
+          <m:sub>
+            <m:r>
+              <w:rPr>
+                <w:rFonts w:ascii="Cambria Math" w:hAnsi="Cambria Math"/>
+              </w:rPr>
+              <m:t>c</m:t>
+            </m:r>
+          </m:sub>
+        </m:sSub>
+        <m:r>
+          <w:rPr>
+            <w:rFonts w:ascii="Cambria Math" w:hAnsi="Cambria Math"/>
+          </w:rPr>
+          <m:t>=0.80</m:t>
+        </m:r>
+      </m:oMath>
+      <w:r>
+        <w:t xml:space="preserve">. For standardized explanatory variables, the estimated effects equal </w:t>
+      </w:r>
+      <m:oMath>
+        <m:r>
+          <w:rPr>
+            <w:rFonts w:ascii="Cambria Math" w:hAnsi="Cambria Math"/>
+          </w:rPr>
+          <m:t>(2.11)(0.458)=0.97</m:t>
+        </m:r>
+      </m:oMath>
+      <w:r>
+        <w:t xml:space="preserve"> and </w:t>
+      </w:r>
+      <m:oMath>
+        <m:r>
+          <w:rPr>
+            <w:rFonts w:ascii="Cambria Math" w:hAnsi="Cambria Math"/>
+          </w:rPr>
+          <m:t>(0.80)(-0.509)=-0.41</m:t>
+        </m:r>
+      </m:oMath>
+      <w:r>
+        <w:t>. A standard deviation increase in width is estimated to have more than double the effect of a standard deviation increase in color, adjusting for the other variable.</w:t>
+      </w:r>
+    </w:p>
+    <w:p>
+      <w:pPr>
+        <w:spacing w:line="276" w:lineRule="auto"/>
+      </w:pPr>
+    </w:p>
+    <w:p>
+      <w:pPr>
+        <w:spacing w:line="276" w:lineRule="auto"/>
+        <w:rPr>
+          <w:b/>
+          <w:bCs/>
+          <w:sz w:val="28"/>
+          <w:szCs w:val="24"/>
+        </w:rPr>
+      </w:pPr>
+      <w:r>
+        <w:rPr>
+          <w:rFonts w:hint="eastAsia"/>
+          <w:b/>
+          <w:bCs/>
+          <w:sz w:val="28"/>
+          <w:szCs w:val="24"/>
+        </w:rPr>
+        <w:t xml:space="preserve">4.6 Summarizing predictive power: classification tables, ROC curves, and multiple </w:t>
+      </w:r>
+      <w:proofErr w:type="gramStart"/>
+      <w:r>
+        <w:rPr>
+          <w:rFonts w:hint="eastAsia"/>
+          <w:b/>
+          <w:bCs/>
+          <w:sz w:val="28"/>
+          <w:szCs w:val="24"/>
+        </w:rPr>
+        <w:t>correlation</w:t>
+      </w:r>
+      <w:proofErr w:type="gramEnd"/>
+    </w:p>
+    <w:p>
+      <w:pPr>
+        <w:spacing w:line="276" w:lineRule="auto"/>
+        <w:rPr>
+          <w:b/>
+          <w:bCs/>
+          <w:sz w:val="28"/>
+          <w:szCs w:val="24"/>
+        </w:rPr>
+      </w:pPr>
+      <w:r>
+        <w:rPr>
+          <w:rFonts w:hint="eastAsia"/>
+          <w:b/>
+          <w:bCs/>
+          <w:sz w:val="28"/>
+          <w:szCs w:val="24"/>
+        </w:rPr>
+        <w:t xml:space="preserve">4.6.1 Summarizing predictive power: classification </w:t>
+      </w:r>
+      <w:proofErr w:type="gramStart"/>
+      <w:r>
+        <w:rPr>
+          <w:rFonts w:hint="eastAsia"/>
+          <w:b/>
+          <w:bCs/>
+          <w:sz w:val="28"/>
+          <w:szCs w:val="24"/>
+        </w:rPr>
+        <w:t>tables</w:t>
+      </w:r>
+      <w:proofErr w:type="gramEnd"/>
+    </w:p>
+    <w:p>
+      <w:pPr>
+        <w:spacing w:line="276" w:lineRule="auto"/>
+        <w:ind w:firstLine="480"/>
+      </w:pPr>
+      <w:r>
+        <w:t>A classification table</w:t>
+      </w:r>
+      <w:r>
+        <w:rPr>
+          <w:rFonts w:hint="eastAsia"/>
+        </w:rPr>
+        <w:t xml:space="preserve"> </w:t>
+      </w:r>
+      <w:r>
+        <w:t xml:space="preserve">cross-classifies the binary outcome </w:t>
+      </w:r>
+      <m:oMath>
+        <m:r>
+          <w:rPr>
+            <w:rFonts w:ascii="Cambria Math" w:hAnsi="Cambria Math"/>
+          </w:rPr>
+          <m:t>y</m:t>
+        </m:r>
+      </m:oMath>
+      <w:r>
+        <w:t xml:space="preserve"> with a prediction of whether</w:t>
+      </w:r>
+      <w:r>
+        <w:rPr>
+          <w:rFonts w:hint="eastAsia"/>
+        </w:rPr>
+        <w:t xml:space="preserve"> </w:t>
+      </w:r>
+      <m:oMath>
+        <m:r>
+          <w:rPr>
+            <w:rFonts w:ascii="Cambria Math" w:hAnsi="Cambria Math"/>
+          </w:rPr>
+          <m:t xml:space="preserve">y=0 </m:t>
+        </m:r>
+        <m:r>
+          <m:rPr>
+            <m:sty m:val="p"/>
+          </m:rPr>
+          <w:rPr>
+            <w:rFonts w:ascii="Cambria Math" w:hAnsi="Cambria Math"/>
+          </w:rPr>
+          <m:t>or</m:t>
+        </m:r>
+        <m:r>
+          <w:rPr>
+            <w:rFonts w:ascii="Cambria Math" w:hAnsi="Cambria Math"/>
+          </w:rPr>
+          <m:t xml:space="preserve"> 1</m:t>
+        </m:r>
+      </m:oMath>
+      <w:r>
+        <w:rPr>
+          <w:rFonts w:hint="eastAsia"/>
+        </w:rPr>
+        <w:t xml:space="preserve">. </w:t>
+      </w:r>
+      <w:r>
+        <w:t>The</w:t>
+      </w:r>
+      <w:r>
+        <w:rPr>
+          <w:rFonts w:hint="eastAsia"/>
+        </w:rPr>
+        <w:t xml:space="preserve"> </w:t>
+      </w:r>
+      <w:r>
+        <w:t>prediction</w:t>
+      </w:r>
+      <w:r>
+        <w:rPr>
+          <w:rFonts w:hint="eastAsia"/>
+        </w:rPr>
+        <w:t xml:space="preserve"> </w:t>
+      </w:r>
+      <w:r>
+        <w:t>for</w:t>
+      </w:r>
+      <w:r>
+        <w:rPr>
+          <w:rFonts w:hint="eastAsia"/>
+        </w:rPr>
+        <w:t xml:space="preserve"> </w:t>
+      </w:r>
+      <w:r>
+        <w:t xml:space="preserve">observation </w:t>
+      </w:r>
+      <m:oMath>
+        <m:r>
+          <w:rPr>
+            <w:rFonts w:ascii="Cambria Math" w:hAnsi="Cambria Math"/>
+          </w:rPr>
+          <m:t>i</m:t>
+        </m:r>
+      </m:oMath>
+      <w:r>
+        <w:t xml:space="preserve"> is </w:t>
+      </w:r>
+      <m:oMath>
+        <m:acc>
+          <m:accPr>
+            <m:ctrlPr>
+              <w:rPr>
+                <w:rFonts w:ascii="Cambria Math" w:hAnsi="Cambria Math"/>
+                <w:i/>
+              </w:rPr>
+            </m:ctrlPr>
+          </m:accPr>
+          <m:e>
+            <m:r>
+              <w:rPr>
+                <w:rFonts w:ascii="Cambria Math" w:hAnsi="Cambria Math"/>
+              </w:rPr>
+              <m:t>y</m:t>
+            </m:r>
+          </m:e>
+        </m:acc>
+        <m:r>
+          <w:rPr>
+            <w:rFonts w:ascii="Cambria Math" w:hAnsi="Cambria Math"/>
+          </w:rPr>
+          <m:t>=1</m:t>
+        </m:r>
+      </m:oMath>
+      <w:r>
+        <w:rPr>
+          <w:rFonts w:hint="eastAsia"/>
+        </w:rPr>
+        <w:t xml:space="preserve"> </w:t>
+      </w:r>
+      <w:r>
+        <w:t>when</w:t>
+      </w:r>
+      <w:r>
+        <w:rPr>
+          <w:rFonts w:hint="eastAsia"/>
+        </w:rPr>
+        <w:t xml:space="preserve"> </w:t>
+      </w:r>
+      <w:r>
+        <w:t>its</w:t>
+      </w:r>
+      <w:r>
+        <w:rPr>
+          <w:rFonts w:hint="eastAsia"/>
+        </w:rPr>
+        <w:t xml:space="preserve"> </w:t>
+      </w:r>
+      <w:r>
+        <w:t xml:space="preserve">estimated probability </w:t>
+      </w:r>
+      <m:oMath>
+        <m:sSub>
+          <m:sSubPr>
+            <m:ctrlPr>
+              <w:rPr>
+                <w:rFonts w:ascii="Cambria Math" w:hAnsi="Cambria Math"/>
+                <w:i/>
+              </w:rPr>
+            </m:ctrlPr>
+          </m:sSubPr>
+          <m:e>
+            <m:acc>
+              <m:accPr>
+                <m:ctrlPr>
+                  <w:rPr>
+                    <w:rFonts w:ascii="Cambria Math" w:hAnsi="Cambria Math"/>
+                    <w:i/>
+                  </w:rPr>
+                </m:ctrlPr>
+              </m:accPr>
+              <m:e>
+                <m:r>
+                  <w:rPr>
+                    <w:rFonts w:ascii="Cambria Math" w:hAnsi="Cambria Math"/>
+                  </w:rPr>
+                  <m:t>π</m:t>
+                </m:r>
+              </m:e>
+            </m:acc>
+          </m:e>
+          <m:sub>
+            <m:r>
+              <w:rPr>
+                <w:rFonts w:ascii="Cambria Math" w:hAnsi="Cambria Math"/>
+              </w:rPr>
+              <m:t>i</m:t>
+            </m:r>
+          </m:sub>
+        </m:sSub>
+        <m:r>
+          <w:rPr>
+            <w:rFonts w:ascii="Cambria Math" w:hAnsi="Cambria Math"/>
+          </w:rPr>
+          <m:t>&gt;</m:t>
+        </m:r>
+        <m:sSub>
+          <m:sSubPr>
+            <m:ctrlPr>
+              <w:rPr>
+                <w:rFonts w:ascii="Cambria Math" w:hAnsi="Cambria Math"/>
+                <w:i/>
+              </w:rPr>
+            </m:ctrlPr>
+          </m:sSubPr>
+          <m:e>
+            <m:r>
+              <w:rPr>
+                <w:rFonts w:ascii="Cambria Math" w:hAnsi="Cambria Math"/>
+              </w:rPr>
+              <m:t>π</m:t>
+            </m:r>
+          </m:e>
+          <m:sub>
+            <m:r>
+              <w:rPr>
+                <w:rFonts w:ascii="Cambria Math" w:hAnsi="Cambria Math"/>
+              </w:rPr>
+              <m:t>0</m:t>
+            </m:r>
+          </m:sub>
+        </m:sSub>
+      </m:oMath>
+      <w:r>
+        <w:rPr>
+          <w:rFonts w:hint="eastAsia"/>
+        </w:rPr>
+        <w:t xml:space="preserve"> </w:t>
+      </w:r>
+      <w:r>
+        <w:t xml:space="preserve">and </w:t>
+      </w:r>
+      <m:oMath>
+        <m:acc>
+          <m:accPr>
+            <m:ctrlPr>
+              <w:rPr>
+                <w:rFonts w:ascii="Cambria Math" w:hAnsi="Cambria Math"/>
+                <w:i/>
+              </w:rPr>
+            </m:ctrlPr>
+          </m:accPr>
+          <m:e>
+            <m:r>
+              <w:rPr>
+                <w:rFonts w:ascii="Cambria Math" w:hAnsi="Cambria Math"/>
+              </w:rPr>
+              <m:t>y</m:t>
+            </m:r>
+          </m:e>
+        </m:acc>
+        <m:r>
+          <w:rPr>
+            <w:rFonts w:ascii="Cambria Math" w:hAnsi="Cambria Math"/>
+          </w:rPr>
+          <m:t>=</m:t>
+        </m:r>
+        <m:r>
+          <w:rPr>
+            <w:rFonts w:ascii="Cambria Math" w:hAnsi="Cambria Math"/>
+          </w:rPr>
+          <m:t>0</m:t>
+        </m:r>
+      </m:oMath>
+      <w:r>
+        <w:rPr>
+          <w:rFonts w:hint="eastAsia"/>
+        </w:rPr>
+        <w:t xml:space="preserve"> </w:t>
+      </w:r>
+      <w:r>
+        <w:t>when</w:t>
+      </w:r>
+      <w:r>
+        <w:rPr>
+          <w:rFonts w:hint="eastAsia"/>
+        </w:rPr>
+        <w:t xml:space="preserve"> </w:t>
+      </w:r>
+      <m:oMath>
+        <m:sSub>
+          <m:sSubPr>
+            <m:ctrlPr>
+              <w:rPr>
+                <w:rFonts w:ascii="Cambria Math" w:hAnsi="Cambria Math"/>
+                <w:i/>
+              </w:rPr>
+            </m:ctrlPr>
+          </m:sSubPr>
+          <m:e>
+            <m:acc>
+              <m:accPr>
+                <m:ctrlPr>
+                  <w:rPr>
+                    <w:rFonts w:ascii="Cambria Math" w:hAnsi="Cambria Math"/>
+                    <w:i/>
+                  </w:rPr>
+                </m:ctrlPr>
+              </m:accPr>
+              <m:e>
+                <m:r>
+                  <w:rPr>
+                    <w:rFonts w:ascii="Cambria Math" w:hAnsi="Cambria Math"/>
+                  </w:rPr>
+                  <m:t>π</m:t>
+                </m:r>
+              </m:e>
+            </m:acc>
+          </m:e>
+          <m:sub>
+            <m:r>
+              <w:rPr>
+                <w:rFonts w:ascii="Cambria Math" w:hAnsi="Cambria Math"/>
+              </w:rPr>
+              <m:t>i</m:t>
+            </m:r>
+          </m:sub>
+        </m:sSub>
+        <m:r>
+          <w:rPr>
+            <w:rFonts w:ascii="Cambria Math" w:hAnsi="Cambria Math"/>
+          </w:rPr>
+          <m:t>≤</m:t>
+        </m:r>
+        <m:sSub>
+          <m:sSubPr>
+            <m:ctrlPr>
+              <w:rPr>
+                <w:rFonts w:ascii="Cambria Math" w:hAnsi="Cambria Math"/>
+                <w:i/>
+              </w:rPr>
+            </m:ctrlPr>
+          </m:sSubPr>
+          <m:e>
+            <m:r>
+              <w:rPr>
+                <w:rFonts w:ascii="Cambria Math" w:hAnsi="Cambria Math"/>
+              </w:rPr>
+              <m:t>π</m:t>
+            </m:r>
+          </m:e>
+          <m:sub>
+            <m:r>
+              <w:rPr>
+                <w:rFonts w:ascii="Cambria Math" w:hAnsi="Cambria Math"/>
+              </w:rPr>
+              <m:t>0</m:t>
+            </m:r>
+          </m:sub>
+        </m:sSub>
+      </m:oMath>
+      <w:r>
+        <w:t>,</w:t>
+      </w:r>
+      <w:r>
+        <w:rPr>
+          <w:rFonts w:hint="eastAsia"/>
+        </w:rPr>
+        <w:t xml:space="preserve"> </w:t>
+      </w:r>
+      <w:r>
+        <w:t>for</w:t>
+      </w:r>
+      <w:r>
+        <w:rPr>
+          <w:rFonts w:hint="eastAsia"/>
+        </w:rPr>
+        <w:t xml:space="preserve"> </w:t>
+      </w:r>
+      <w:r>
+        <w:t>some</w:t>
+      </w:r>
+      <w:r>
+        <w:rPr>
+          <w:rFonts w:hint="eastAsia"/>
+        </w:rPr>
+        <w:t xml:space="preserve"> </w:t>
+      </w:r>
+      <w:r>
+        <w:t>cut</w:t>
+      </w:r>
+      <w:r>
+        <w:rPr>
+          <w:rFonts w:hint="eastAsia"/>
+        </w:rPr>
+        <w:t xml:space="preserve"> </w:t>
+      </w:r>
+      <w:r>
+        <w:t>off</w:t>
+      </w:r>
+      <w:r>
+        <w:rPr>
+          <w:rFonts w:hint="eastAsia"/>
+        </w:rPr>
+        <w:t xml:space="preserve"> </w:t>
+      </w:r>
+      <m:oMath>
+        <m:sSub>
+          <m:sSubPr>
+            <m:ctrlPr>
+              <w:rPr>
+                <w:rFonts w:ascii="Cambria Math" w:hAnsi="Cambria Math"/>
+                <w:i/>
+              </w:rPr>
+            </m:ctrlPr>
+          </m:sSubPr>
+          <m:e>
+            <m:r>
+              <w:rPr>
+                <w:rFonts w:ascii="Cambria Math" w:hAnsi="Cambria Math"/>
+              </w:rPr>
+              <m:t>π</m:t>
+            </m:r>
+          </m:e>
+          <m:sub>
+            <m:r>
+              <w:rPr>
+                <w:rFonts w:ascii="Cambria Math" w:hAnsi="Cambria Math"/>
+              </w:rPr>
+              <m:t>0</m:t>
+            </m:r>
+          </m:sub>
+        </m:sSub>
+      </m:oMath>
+      <w:r>
+        <w:t>.</w:t>
+      </w:r>
+      <w:r>
+        <w:rPr>
+          <w:rFonts w:hint="eastAsia"/>
+        </w:rPr>
+        <w:t xml:space="preserve"> </w:t>
+      </w:r>
+      <w:r>
+        <w:t>One</w:t>
+      </w:r>
+      <w:r>
+        <w:rPr>
+          <w:rFonts w:hint="eastAsia"/>
+        </w:rPr>
+        <w:t xml:space="preserve"> </w:t>
+      </w:r>
+      <w:r>
+        <w:t>possibility</w:t>
+      </w:r>
+      <w:r>
+        <w:rPr>
+          <w:rFonts w:hint="eastAsia"/>
+        </w:rPr>
+        <w:t xml:space="preserve"> </w:t>
+      </w:r>
+      <w:r>
+        <w:t>is</w:t>
+      </w:r>
+      <w:r>
+        <w:rPr>
+          <w:rFonts w:hint="eastAsia"/>
+        </w:rPr>
+        <w:t xml:space="preserve"> </w:t>
+      </w:r>
+      <w:r>
+        <w:t>to</w:t>
+      </w:r>
+      <w:r>
+        <w:rPr>
+          <w:rFonts w:hint="eastAsia"/>
+        </w:rPr>
+        <w:t xml:space="preserve"> </w:t>
+      </w:r>
+      <w:r>
+        <w:t>take</w:t>
+      </w:r>
+      <w:r>
+        <w:rPr>
+          <w:rFonts w:hint="eastAsia"/>
+        </w:rPr>
+        <w:t xml:space="preserve"> </w:t>
+      </w:r>
+      <m:oMath>
+        <m:sSub>
+          <m:sSubPr>
+            <m:ctrlPr>
+              <w:rPr>
+                <w:rFonts w:ascii="Cambria Math" w:hAnsi="Cambria Math"/>
+                <w:i/>
+              </w:rPr>
+            </m:ctrlPr>
+          </m:sSubPr>
+          <m:e>
+            <m:r>
+              <w:rPr>
+                <w:rFonts w:ascii="Cambria Math" w:hAnsi="Cambria Math"/>
+              </w:rPr>
+              <m:t>π</m:t>
+            </m:r>
+          </m:e>
+          <m:sub>
+            <m:r>
+              <w:rPr>
+                <w:rFonts w:ascii="Cambria Math" w:hAnsi="Cambria Math"/>
+              </w:rPr>
+              <m:t>0</m:t>
+            </m:r>
+          </m:sub>
+        </m:sSub>
+        <m:r>
+          <w:rPr>
+            <w:rFonts w:ascii="Cambria Math" w:hAnsi="Cambria Math"/>
+          </w:rPr>
+          <m:t>=0.50</m:t>
+        </m:r>
+      </m:oMath>
+      <w:r>
+        <w:t>.</w:t>
+      </w:r>
+      <w:r>
+        <w:rPr>
+          <w:rFonts w:hint="eastAsia"/>
+        </w:rPr>
+        <w:t xml:space="preserve"> </w:t>
+      </w:r>
+      <w:r>
+        <w:t xml:space="preserve">However, if a low (high) proportion of observations have </w:t>
+      </w:r>
+      <m:oMath>
+        <m:r>
+          <w:rPr>
+            <w:rFonts w:ascii="Cambria Math" w:hAnsi="Cambria Math"/>
+          </w:rPr>
+          <m:t>y=</m:t>
+        </m:r>
+        <m:r>
+          <w:rPr>
+            <w:rFonts w:ascii="Cambria Math" w:hAnsi="Cambria Math"/>
+          </w:rPr>
+          <m:t>1</m:t>
+        </m:r>
+      </m:oMath>
+      <w:r>
+        <w:t>,</w:t>
+      </w:r>
+      <w:r>
+        <w:rPr>
+          <w:rFonts w:hint="eastAsia"/>
+        </w:rPr>
+        <w:t xml:space="preserve"> </w:t>
+      </w:r>
+      <w:r>
+        <w:t xml:space="preserve">the model fit may never (always) have </w:t>
+      </w:r>
+      <m:oMath>
+        <m:sSub>
+          <m:sSubPr>
+            <m:ctrlPr>
+              <w:rPr>
+                <w:rFonts w:ascii="Cambria Math" w:hAnsi="Cambria Math"/>
+                <w:i/>
+              </w:rPr>
+            </m:ctrlPr>
+          </m:sSubPr>
+          <m:e>
+            <m:acc>
+              <m:accPr>
+                <m:ctrlPr>
+                  <w:rPr>
+                    <w:rFonts w:ascii="Cambria Math" w:hAnsi="Cambria Math"/>
+                    <w:i/>
+                  </w:rPr>
+                </m:ctrlPr>
+              </m:accPr>
+              <m:e>
+                <m:r>
+                  <w:rPr>
+                    <w:rFonts w:ascii="Cambria Math" w:hAnsi="Cambria Math"/>
+                  </w:rPr>
+                  <m:t>π</m:t>
+                </m:r>
+              </m:e>
+            </m:acc>
+          </m:e>
+          <m:sub>
+            <m:r>
+              <w:rPr>
+                <w:rFonts w:ascii="Cambria Math" w:hAnsi="Cambria Math"/>
+              </w:rPr>
+              <m:t>i</m:t>
+            </m:r>
+          </m:sub>
+        </m:sSub>
+        <m:r>
+          <w:rPr>
+            <w:rFonts w:ascii="Cambria Math" w:hAnsi="Cambria Math"/>
+          </w:rPr>
+          <m:t>&gt;0.50</m:t>
+        </m:r>
+      </m:oMath>
+      <w:r>
+        <w:t>, in which case one never</w:t>
+      </w:r>
+      <w:r>
+        <w:rPr>
+          <w:rFonts w:hint="eastAsia"/>
+        </w:rPr>
+        <w:t xml:space="preserve"> </w:t>
+      </w:r>
+      <w:r>
+        <w:t xml:space="preserve">predicts </w:t>
+      </w:r>
+      <m:oMath>
+        <m:acc>
+          <m:accPr>
+            <m:ctrlPr>
+              <w:rPr>
+                <w:rFonts w:ascii="Cambria Math" w:hAnsi="Cambria Math"/>
+                <w:i/>
+              </w:rPr>
+            </m:ctrlPr>
+          </m:accPr>
+          <m:e>
+            <m:r>
+              <w:rPr>
+                <w:rFonts w:ascii="Cambria Math" w:hAnsi="Cambria Math"/>
+              </w:rPr>
+              <m:t>y</m:t>
+            </m:r>
+          </m:e>
+        </m:acc>
+        <m:r>
+          <w:rPr>
+            <w:rFonts w:ascii="Cambria Math" w:hAnsi="Cambria Math"/>
+          </w:rPr>
+          <m:t>=1</m:t>
+        </m:r>
+      </m:oMath>
+      <w:r>
+        <w:t>.</w:t>
+      </w:r>
+      <w:r>
+        <w:rPr>
+          <w:rFonts w:hint="eastAsia"/>
+        </w:rPr>
+        <w:t xml:space="preserve"> </w:t>
+      </w:r>
+      <w:r>
+        <w:t xml:space="preserve">Another possibility takes </w:t>
+      </w:r>
+      <m:oMath>
+        <m:sSub>
+          <m:sSubPr>
+            <m:ctrlPr>
+              <w:rPr>
+                <w:rFonts w:ascii="Cambria Math" w:hAnsi="Cambria Math"/>
+                <w:i/>
+              </w:rPr>
+            </m:ctrlPr>
+          </m:sSubPr>
+          <m:e>
+            <m:r>
+              <w:rPr>
+                <w:rFonts w:ascii="Cambria Math" w:hAnsi="Cambria Math"/>
+              </w:rPr>
+              <m:t>π</m:t>
+            </m:r>
+          </m:e>
+          <m:sub>
+            <m:r>
+              <w:rPr>
+                <w:rFonts w:ascii="Cambria Math" w:hAnsi="Cambria Math"/>
+              </w:rPr>
+              <m:t>0</m:t>
+            </m:r>
+          </m:sub>
+        </m:sSub>
+      </m:oMath>
+      <w:r>
+        <w:t xml:space="preserve"> as the sample proportion of </w:t>
+      </w:r>
+      <m:oMath>
+        <m:r>
+          <w:rPr>
+            <w:rFonts w:ascii="Cambria Math" w:hAnsi="Cambria Math"/>
+          </w:rPr>
+          <m:t>y</m:t>
+        </m:r>
+        <m:r>
+          <w:rPr>
+            <w:rFonts w:ascii="Cambria Math" w:hAnsi="Cambria Math"/>
+          </w:rPr>
+          <m:t>=1</m:t>
+        </m:r>
+      </m:oMath>
+      <w:r>
+        <w:t xml:space="preserve"> </w:t>
+      </w:r>
+      <w:r>
+        <w:t xml:space="preserve">outcomes, which is </w:t>
+      </w:r>
+      <m:oMath>
+        <m:sSub>
+          <m:sSubPr>
+            <m:ctrlPr>
+              <w:rPr>
+                <w:rFonts w:ascii="Cambria Math" w:hAnsi="Cambria Math"/>
+                <w:i/>
+              </w:rPr>
+            </m:ctrlPr>
+          </m:sSubPr>
+          <m:e>
+            <m:acc>
+              <m:accPr>
+                <m:ctrlPr>
+                  <w:rPr>
+                    <w:rFonts w:ascii="Cambria Math" w:hAnsi="Cambria Math"/>
+                    <w:i/>
+                  </w:rPr>
+                </m:ctrlPr>
+              </m:accPr>
+              <m:e>
+                <m:r>
+                  <w:rPr>
+                    <w:rFonts w:ascii="Cambria Math" w:hAnsi="Cambria Math"/>
+                  </w:rPr>
+                  <m:t>π</m:t>
+                </m:r>
+              </m:e>
+            </m:acc>
+          </m:e>
+          <m:sub>
+            <m:r>
+              <w:rPr>
+                <w:rFonts w:ascii="Cambria Math" w:hAnsi="Cambria Math"/>
+              </w:rPr>
+              <m:t>i</m:t>
+            </m:r>
+          </m:sub>
+        </m:sSub>
+      </m:oMath>
+      <w:r>
+        <w:t xml:space="preserve"> for the model containing only an intercept term.</w:t>
+      </w:r>
+    </w:p>
+    <w:p>
+      <w:pPr>
+        <w:spacing w:line="276" w:lineRule="auto"/>
+        <w:ind w:firstLine="480"/>
+      </w:pPr>
+      <w:r>
+        <w:rPr>
+          <w:rFonts w:hint="eastAsia"/>
+        </w:rPr>
+        <w:t>For the example in 4.4.1,</w:t>
+      </w:r>
+      <w:r>
+        <w:t xml:space="preserve"> </w:t>
+      </w:r>
+      <w:r>
+        <w:rPr>
+          <w:rFonts w:hint="eastAsia"/>
+        </w:rPr>
+        <w:t>o</w:t>
+      </w:r>
+      <w:r>
+        <w:t>f</w:t>
+      </w:r>
+      <w:r>
+        <w:rPr>
+          <w:rFonts w:hint="eastAsia"/>
+        </w:rPr>
+        <w:t xml:space="preserve"> </w:t>
+      </w:r>
+      <w:r>
+        <w:t>the</w:t>
+      </w:r>
+      <w:r>
+        <w:rPr>
+          <w:rFonts w:hint="eastAsia"/>
+        </w:rPr>
+        <w:t xml:space="preserve"> </w:t>
+      </w:r>
+      <w:r>
+        <w:t>173</w:t>
+      </w:r>
+      <w:r>
+        <w:rPr>
+          <w:rFonts w:hint="eastAsia"/>
+        </w:rPr>
+        <w:t xml:space="preserve"> </w:t>
+      </w:r>
+      <w:r>
+        <w:t>crabs,</w:t>
+      </w:r>
+      <w:r>
+        <w:rPr>
+          <w:rFonts w:hint="eastAsia"/>
+        </w:rPr>
+        <w:t xml:space="preserve"> </w:t>
+      </w:r>
+      <w:r>
+        <w:t>111</w:t>
+      </w:r>
+      <w:r>
+        <w:rPr>
+          <w:rFonts w:hint="eastAsia"/>
+        </w:rPr>
+        <w:t xml:space="preserve"> </w:t>
+      </w:r>
+      <w:r>
+        <w:t>had</w:t>
+      </w:r>
+      <w:r>
+        <w:rPr>
+          <w:rFonts w:hint="eastAsia"/>
+        </w:rPr>
+        <w:t xml:space="preserve"> </w:t>
+      </w:r>
+      <w:r>
+        <w:t>a</w:t>
+      </w:r>
+      <w:r>
+        <w:rPr>
+          <w:rFonts w:hint="eastAsia"/>
+        </w:rPr>
+        <w:t xml:space="preserve"> </w:t>
+      </w:r>
+      <w:r>
+        <w:t>satellite,</w:t>
+      </w:r>
+      <w:r>
+        <w:rPr>
+          <w:rFonts w:hint="eastAsia"/>
+        </w:rPr>
+        <w:t xml:space="preserve"> </w:t>
+      </w:r>
+      <w:r>
+        <w:t>for a sample proportion of 0.6416</w:t>
+      </w:r>
+      <w:r>
+        <w:rPr>
+          <w:rFonts w:hint="eastAsia"/>
+        </w:rPr>
+        <w:t>.</w:t>
+      </w:r>
+      <w:r>
+        <w:t xml:space="preserve"> </w:t>
+      </w:r>
+      <w:r>
+        <w:t>Of</w:t>
+      </w:r>
+      <w:r>
+        <w:rPr>
+          <w:rFonts w:hint="eastAsia"/>
+        </w:rPr>
+        <w:t xml:space="preserve"> </w:t>
+      </w:r>
+      <w:r>
+        <w:t>the</w:t>
+      </w:r>
+      <w:r>
+        <w:rPr>
+          <w:rFonts w:hint="eastAsia"/>
+        </w:rPr>
+        <w:t xml:space="preserve"> </w:t>
+      </w:r>
+      <w:r>
+        <w:t>62</w:t>
+      </w:r>
+      <w:r>
+        <w:rPr>
+          <w:rFonts w:hint="eastAsia"/>
+        </w:rPr>
+        <w:t xml:space="preserve"> </w:t>
+      </w:r>
+      <w:r>
+        <w:t>cases</w:t>
+      </w:r>
+      <w:r>
+        <w:rPr>
+          <w:rFonts w:hint="eastAsia"/>
+        </w:rPr>
+        <w:t xml:space="preserve"> </w:t>
+      </w:r>
+      <w:r>
+        <w:t>with</w:t>
+      </w:r>
+      <w:r>
+        <w:rPr>
+          <w:rFonts w:hint="eastAsia"/>
+        </w:rPr>
+        <w:t xml:space="preserve"> </w:t>
+      </w:r>
+      <m:oMath>
+        <m:r>
+          <w:rPr>
+            <w:rFonts w:ascii="Cambria Math" w:hAnsi="Cambria Math"/>
+          </w:rPr>
+          <m:t>y=0</m:t>
+        </m:r>
+      </m:oMath>
+      <w:r>
+        <w:t xml:space="preserve">, the model predicts </w:t>
+      </w:r>
+      <m:oMath>
+        <m:acc>
+          <m:accPr>
+            <m:ctrlPr>
+              <w:rPr>
+                <w:rFonts w:ascii="Cambria Math" w:hAnsi="Cambria Math"/>
+                <w:i/>
+              </w:rPr>
+            </m:ctrlPr>
+          </m:accPr>
+          <m:e>
+            <m:r>
+              <w:rPr>
+                <w:rFonts w:ascii="Cambria Math" w:hAnsi="Cambria Math"/>
+              </w:rPr>
+              <m:t>y</m:t>
+            </m:r>
+          </m:e>
+        </m:acc>
+        <m:r>
+          <w:rPr>
+            <w:rFonts w:ascii="Cambria Math" w:hAnsi="Cambria Math"/>
+          </w:rPr>
+          <m:t>=</m:t>
+        </m:r>
+        <m:r>
+          <w:rPr>
+            <w:rFonts w:ascii="Cambria Math" w:hAnsi="Cambria Math"/>
+          </w:rPr>
+          <m:t>0</m:t>
+        </m:r>
+      </m:oMath>
+      <w:r>
+        <w:rPr>
+          <w:rFonts w:hint="eastAsia"/>
+        </w:rPr>
+        <w:t xml:space="preserve"> </w:t>
+      </w:r>
+      <w:r>
+        <w:t xml:space="preserve">for 43; of the 111 cases with </w:t>
+      </w:r>
+      <m:oMath>
+        <m:r>
+          <w:rPr>
+            <w:rFonts w:ascii="Cambria Math" w:hAnsi="Cambria Math"/>
+          </w:rPr>
+          <m:t>y=1</m:t>
+        </m:r>
+      </m:oMath>
+      <w:r>
+        <w:t xml:space="preserve">, the model predicts </w:t>
+      </w:r>
+      <m:oMath>
+        <m:acc>
+          <m:accPr>
+            <m:ctrlPr>
+              <w:rPr>
+                <w:rFonts w:ascii="Cambria Math" w:hAnsi="Cambria Math"/>
+                <w:i/>
+              </w:rPr>
+            </m:ctrlPr>
+          </m:accPr>
+          <m:e>
+            <m:r>
+              <w:rPr>
+                <w:rFonts w:ascii="Cambria Math" w:hAnsi="Cambria Math"/>
+              </w:rPr>
+              <m:t>y</m:t>
+            </m:r>
+          </m:e>
+        </m:acc>
+        <m:r>
+          <w:rPr>
+            <w:rFonts w:ascii="Cambria Math" w:hAnsi="Cambria Math"/>
+          </w:rPr>
+          <m:t>=1</m:t>
+        </m:r>
+      </m:oMath>
+      <w:r>
+        <w:rPr>
+          <w:rFonts w:hint="eastAsia"/>
+        </w:rPr>
+        <w:t xml:space="preserve"> </w:t>
+      </w:r>
+      <w:r>
+        <w:t xml:space="preserve">for 75. Table 4.4 shows classification tables for </w:t>
+      </w:r>
+      <m:oMath>
+        <m:sSub>
+          <m:sSubPr>
+            <m:ctrlPr>
+              <w:rPr>
+                <w:rFonts w:ascii="Cambria Math" w:hAnsi="Cambria Math"/>
+                <w:i/>
+              </w:rPr>
+            </m:ctrlPr>
+          </m:sSubPr>
+          <m:e>
+            <m:r>
+              <w:rPr>
+                <w:rFonts w:ascii="Cambria Math" w:hAnsi="Cambria Math"/>
+              </w:rPr>
+              <m:t>π</m:t>
+            </m:r>
+          </m:e>
+          <m:sub>
+            <m:r>
+              <w:rPr>
+                <w:rFonts w:ascii="Cambria Math" w:hAnsi="Cambria Math"/>
+              </w:rPr>
+              <m:t>0</m:t>
+            </m:r>
+          </m:sub>
+        </m:sSub>
+        <m:r>
+          <w:rPr>
+            <w:rFonts w:ascii="Cambria Math" w:hAnsi="Cambria Math"/>
+          </w:rPr>
+          <m:t>=0.6416</m:t>
+        </m:r>
+      </m:oMath>
+      <w:r>
+        <w:t xml:space="preserve"> and for </w:t>
+      </w:r>
+      <m:oMath>
+        <m:sSub>
+          <m:sSubPr>
+            <m:ctrlPr>
+              <w:rPr>
+                <w:rFonts w:ascii="Cambria Math" w:hAnsi="Cambria Math"/>
+                <w:i/>
+              </w:rPr>
+            </m:ctrlPr>
+          </m:sSubPr>
+          <m:e>
+            <m:r>
+              <w:rPr>
+                <w:rFonts w:ascii="Cambria Math" w:hAnsi="Cambria Math"/>
+              </w:rPr>
+              <m:t>π</m:t>
+            </m:r>
+          </m:e>
+          <m:sub>
+            <m:r>
+              <w:rPr>
+                <w:rFonts w:ascii="Cambria Math" w:hAnsi="Cambria Math"/>
+              </w:rPr>
+              <m:t>0</m:t>
+            </m:r>
+          </m:sub>
+        </m:sSub>
+        <m:r>
+          <w:rPr>
+            <w:rFonts w:ascii="Cambria Math" w:hAnsi="Cambria Math"/>
+          </w:rPr>
+          <m:t>=0.</m:t>
+        </m:r>
+        <m:r>
+          <w:rPr>
+            <w:rFonts w:ascii="Cambria Math" w:hAnsi="Cambria Math"/>
+          </w:rPr>
+          <m:t>50</m:t>
+        </m:r>
+      </m:oMath>
+      <w:r>
+        <w:t>.</w:t>
+      </w:r>
+    </w:p>
+    <w:p>
+      <w:pPr>
+        <w:spacing w:line="276" w:lineRule="auto"/>
+        <w:ind w:firstLine="480"/>
+      </w:pPr>
+    </w:p>
+    <w:p>
+      <w:pPr>
+        <w:spacing w:line="276" w:lineRule="auto"/>
+        <w:jc w:val="center"/>
+        <w:rPr>
+          <w:sz w:val="22"/>
+          <w:szCs w:val="21"/>
+        </w:rPr>
+      </w:pPr>
+      <w:r>
+        <w:rPr>
+          <w:sz w:val="22"/>
+          <w:szCs w:val="21"/>
+        </w:rPr>
+        <w:t>Table 4.4 Classification tables for horseshoe crab data with width and factor color predictors.</w:t>
+      </w:r>
+    </w:p>
+    <w:tbl>
+      <w:tblPr>
+        <w:tblStyle w:val="af1"/>
+        <w:tblW w:w="0" w:type="auto"/>
+        <w:tblBorders>
+          <w:top w:val="none" w:sz="0" w:space="0" w:color="auto"/>
+          <w:left w:val="none" w:sz="0" w:space="0" w:color="auto"/>
+          <w:bottom w:val="none" w:sz="0" w:space="0" w:color="auto"/>
+          <w:right w:val="none" w:sz="0" w:space="0" w:color="auto"/>
+          <w:insideH w:val="none" w:sz="0" w:space="0" w:color="auto"/>
+          <w:insideV w:val="none" w:sz="0" w:space="0" w:color="auto"/>
+        </w:tblBorders>
+        <w:tblLook w:val="04A0" w:firstRow="1" w:lastRow="0" w:firstColumn="1" w:lastColumn="0" w:noHBand="0" w:noVBand="1"/>
+      </w:tblPr>
+      <w:tblGrid>
+        <w:gridCol w:w="1165"/>
+        <w:gridCol w:w="1399"/>
+        <w:gridCol w:w="1400"/>
+        <w:gridCol w:w="236"/>
+        <w:gridCol w:w="1495"/>
+        <w:gridCol w:w="1495"/>
+        <w:gridCol w:w="1106"/>
+      </w:tblGrid>
+      <w:tr>
+        <w:tc>
+          <w:tcPr>
+            <w:tcW w:w="1165" w:type="dxa"/>
+            <w:tcBorders>
+              <w:top w:val="single" w:sz="12" w:space="0" w:color="000000"/>
+            </w:tcBorders>
+          </w:tcPr>
+          <w:p>
+            <w:pPr>
+              <w:spacing w:line="276" w:lineRule="auto"/>
+              <w:jc w:val="center"/>
+              <w:rPr>
+                <w:rFonts w:hint="eastAsia"/>
+              </w:rPr>
+            </w:pPr>
+          </w:p>
+        </w:tc>
+        <w:tc>
+          <w:tcPr>
+            <w:tcW w:w="2799" w:type="dxa"/>
+            <w:gridSpan w:val="2"/>
+            <w:tcBorders>
+              <w:top w:val="single" w:sz="12" w:space="0" w:color="000000"/>
+            </w:tcBorders>
+          </w:tcPr>
+          <w:p>
+            <w:pPr>
+              <w:spacing w:line="276" w:lineRule="auto"/>
+              <w:jc w:val="center"/>
+              <w:rPr>
+                <w:rFonts w:hint="eastAsia"/>
+              </w:rPr>
+            </w:pPr>
+            <w:r>
+              <w:rPr>
+                <w:rFonts w:hint="eastAsia"/>
+              </w:rPr>
+              <w:t xml:space="preserve">Prediction, </w:t>
+            </w:r>
+            <m:oMath>
+              <m:sSub>
+                <m:sSubPr>
+                  <m:ctrlPr>
+                    <w:rPr>
+                      <w:rFonts w:ascii="Cambria Math" w:hAnsi="Cambria Math"/>
+                      <w:i/>
+                    </w:rPr>
+                  </m:ctrlPr>
+                </m:sSubPr>
+                <m:e>
+                  <m:r>
+                    <w:rPr>
+                      <w:rFonts w:ascii="Cambria Math" w:hAnsi="Cambria Math"/>
+                    </w:rPr>
+                    <m:t>π</m:t>
+                  </m:r>
+                </m:e>
+                <m:sub>
+                  <m:r>
+                    <w:rPr>
+                      <w:rFonts w:ascii="Cambria Math" w:hAnsi="Cambria Math"/>
+                    </w:rPr>
+                    <m:t>0</m:t>
+                  </m:r>
+                </m:sub>
+              </m:sSub>
+              <m:r>
+                <w:rPr>
+                  <w:rFonts w:ascii="Cambria Math" w:hAnsi="Cambria Math"/>
+                </w:rPr>
+                <m:t>=0.6416</m:t>
+              </m:r>
+            </m:oMath>
+          </w:p>
+        </w:tc>
+        <w:tc>
+          <w:tcPr>
+            <w:tcW w:w="236" w:type="dxa"/>
+            <w:tcBorders>
+              <w:top w:val="single" w:sz="12" w:space="0" w:color="000000"/>
+            </w:tcBorders>
+          </w:tcPr>
+          <w:p>
+            <w:pPr>
+              <w:spacing w:line="276" w:lineRule="auto"/>
+              <w:jc w:val="center"/>
+              <w:rPr>
+                <w:rFonts w:hint="eastAsia"/>
+              </w:rPr>
+            </w:pPr>
+          </w:p>
+        </w:tc>
+        <w:tc>
+          <w:tcPr>
+            <w:tcW w:w="2990" w:type="dxa"/>
+            <w:gridSpan w:val="2"/>
+            <w:tcBorders>
+              <w:top w:val="single" w:sz="12" w:space="0" w:color="000000"/>
+            </w:tcBorders>
+          </w:tcPr>
+          <w:p>
+            <w:pPr>
+              <w:spacing w:line="276" w:lineRule="auto"/>
+              <w:jc w:val="center"/>
+              <w:rPr>
+                <w:rFonts w:hint="eastAsia"/>
+              </w:rPr>
+            </w:pPr>
+            <w:r>
+              <w:rPr>
+                <w:rFonts w:hint="eastAsia"/>
+              </w:rPr>
+              <w:t xml:space="preserve">Prediction, </w:t>
+            </w:r>
+            <m:oMath>
+              <m:sSub>
+                <m:sSubPr>
+                  <m:ctrlPr>
+                    <w:rPr>
+                      <w:rFonts w:ascii="Cambria Math" w:hAnsi="Cambria Math"/>
+                      <w:i/>
+                    </w:rPr>
+                  </m:ctrlPr>
+                </m:sSubPr>
+                <m:e>
+                  <m:r>
+                    <w:rPr>
+                      <w:rFonts w:ascii="Cambria Math" w:hAnsi="Cambria Math"/>
+                    </w:rPr>
+                    <m:t>π</m:t>
+                  </m:r>
+                </m:e>
+                <m:sub>
+                  <m:r>
+                    <w:rPr>
+                      <w:rFonts w:ascii="Cambria Math" w:hAnsi="Cambria Math"/>
+                    </w:rPr>
+                    <m:t>0</m:t>
+                  </m:r>
+                </m:sub>
+              </m:sSub>
+              <m:r>
+                <w:rPr>
+                  <w:rFonts w:ascii="Cambria Math" w:hAnsi="Cambria Math"/>
+                </w:rPr>
+                <m:t>=0.</m:t>
+              </m:r>
+              <m:r>
+                <w:rPr>
+                  <w:rFonts w:ascii="Cambria Math" w:hAnsi="Cambria Math"/>
+                </w:rPr>
+                <m:t>50</m:t>
+              </m:r>
+            </m:oMath>
+          </w:p>
+        </w:tc>
+        <w:tc>
+          <w:tcPr>
+            <w:tcW w:w="1106" w:type="dxa"/>
+            <w:tcBorders>
+              <w:top w:val="single" w:sz="12" w:space="0" w:color="000000"/>
+            </w:tcBorders>
+          </w:tcPr>
+          <w:p>
+            <w:pPr>
+              <w:spacing w:line="276" w:lineRule="auto"/>
+              <w:jc w:val="center"/>
+              <w:rPr>
+                <w:rFonts w:hint="eastAsia"/>
+              </w:rPr>
+            </w:pPr>
+          </w:p>
+        </w:tc>
+      </w:tr>
+      <w:tr>
+        <w:tc>
+          <w:tcPr>
+            <w:tcW w:w="1165" w:type="dxa"/>
+            <w:tcBorders>
+              <w:bottom w:val="single" w:sz="12" w:space="0" w:color="000000"/>
+            </w:tcBorders>
+          </w:tcPr>
+          <w:p>
+            <w:pPr>
+              <w:spacing w:line="276" w:lineRule="auto"/>
+              <w:jc w:val="center"/>
+              <w:rPr>
+                <w:rFonts w:hint="eastAsia"/>
+              </w:rPr>
+            </w:pPr>
+            <w:r>
+              <w:rPr>
+                <w:rFonts w:hint="eastAsia"/>
+              </w:rPr>
+              <w:t>Actual</w:t>
+            </w:r>
+          </w:p>
+        </w:tc>
+        <w:tc>
+          <w:tcPr>
+            <w:tcW w:w="1399" w:type="dxa"/>
+            <w:tcBorders>
+              <w:top w:val="single" w:sz="12" w:space="0" w:color="000000"/>
+              <w:bottom w:val="single" w:sz="12" w:space="0" w:color="000000"/>
+            </w:tcBorders>
+          </w:tcPr>
+          <w:p>
+            <w:pPr>
+              <w:spacing w:line="276" w:lineRule="auto"/>
+              <w:jc w:val="center"/>
+              <w:rPr>
+                <w:rFonts w:hint="eastAsia"/>
+              </w:rPr>
+            </w:pPr>
+            <m:oMathPara>
+              <m:oMath>
+                <m:acc>
+                  <m:accPr>
+                    <m:ctrlPr>
+                      <w:rPr>
+                        <w:rFonts w:ascii="Cambria Math" w:hAnsi="Cambria Math"/>
+                        <w:i/>
+                      </w:rPr>
+                    </m:ctrlPr>
+                  </m:accPr>
+                  <m:e>
+                    <m:r>
+                      <w:rPr>
+                        <w:rFonts w:ascii="Cambria Math" w:hAnsi="Cambria Math"/>
+                      </w:rPr>
+                      <m:t>y</m:t>
+                    </m:r>
+                  </m:e>
+                </m:acc>
+                <m:r>
+                  <w:rPr>
+                    <w:rFonts w:ascii="Cambria Math" w:hAnsi="Cambria Math"/>
+                  </w:rPr>
+                  <m:t>=1</m:t>
+                </m:r>
+              </m:oMath>
+            </m:oMathPara>
+          </w:p>
+        </w:tc>
+        <w:tc>
+          <w:tcPr>
+            <w:tcW w:w="1400" w:type="dxa"/>
+            <w:tcBorders>
+              <w:top w:val="single" w:sz="12" w:space="0" w:color="000000"/>
+              <w:bottom w:val="single" w:sz="12" w:space="0" w:color="000000"/>
+            </w:tcBorders>
+          </w:tcPr>
+          <w:p>
+            <w:pPr>
+              <w:spacing w:line="276" w:lineRule="auto"/>
+              <w:jc w:val="center"/>
+              <w:rPr>
+                <w:rFonts w:hint="eastAsia"/>
+              </w:rPr>
+            </w:pPr>
+            <m:oMathPara>
+              <m:oMath>
+                <m:acc>
+                  <m:accPr>
+                    <m:ctrlPr>
+                      <w:rPr>
+                        <w:rFonts w:ascii="Cambria Math" w:hAnsi="Cambria Math"/>
+                        <w:i/>
+                      </w:rPr>
+                    </m:ctrlPr>
+                  </m:accPr>
+                  <m:e>
+                    <m:r>
+                      <w:rPr>
+                        <w:rFonts w:ascii="Cambria Math" w:hAnsi="Cambria Math"/>
+                      </w:rPr>
+                      <m:t>y</m:t>
+                    </m:r>
+                  </m:e>
+                </m:acc>
+                <m:r>
+                  <w:rPr>
+                    <w:rFonts w:ascii="Cambria Math" w:hAnsi="Cambria Math"/>
+                  </w:rPr>
+                  <m:t>=</m:t>
+                </m:r>
+                <m:r>
+                  <w:rPr>
+                    <w:rFonts w:ascii="Cambria Math" w:hAnsi="Cambria Math"/>
+                  </w:rPr>
+                  <m:t>0</m:t>
+                </m:r>
+              </m:oMath>
+            </m:oMathPara>
+          </w:p>
+        </w:tc>
+        <w:tc>
+          <w:tcPr>
+            <w:tcW w:w="236" w:type="dxa"/>
+            <w:tcBorders>
+              <w:bottom w:val="single" w:sz="12" w:space="0" w:color="000000"/>
+            </w:tcBorders>
+          </w:tcPr>
+          <w:p>
+            <w:pPr>
+              <w:spacing w:line="276" w:lineRule="auto"/>
+              <w:jc w:val="center"/>
+              <w:rPr>
+                <w:rFonts w:cs="Times New Roman"/>
+              </w:rPr>
+            </w:pPr>
+          </w:p>
+        </w:tc>
+        <w:tc>
+          <w:tcPr>
+            <w:tcW w:w="1495" w:type="dxa"/>
+            <w:tcBorders>
+              <w:top w:val="single" w:sz="12" w:space="0" w:color="000000"/>
+              <w:bottom w:val="single" w:sz="12" w:space="0" w:color="000000"/>
+            </w:tcBorders>
+          </w:tcPr>
+          <w:p>
+            <w:pPr>
+              <w:spacing w:line="276" w:lineRule="auto"/>
+              <w:jc w:val="center"/>
+              <w:rPr>
+                <w:rFonts w:hint="eastAsia"/>
+              </w:rPr>
+            </w:pPr>
+            <m:oMathPara>
+              <m:oMath>
+                <m:acc>
+                  <m:accPr>
+                    <m:ctrlPr>
+                      <w:rPr>
+                        <w:rFonts w:ascii="Cambria Math" w:hAnsi="Cambria Math"/>
+                        <w:i/>
+                      </w:rPr>
+                    </m:ctrlPr>
+                  </m:accPr>
+                  <m:e>
+                    <m:r>
+                      <w:rPr>
+                        <w:rFonts w:ascii="Cambria Math" w:hAnsi="Cambria Math"/>
+                      </w:rPr>
+                      <m:t>y</m:t>
+                    </m:r>
+                  </m:e>
+                </m:acc>
+                <m:r>
+                  <w:rPr>
+                    <w:rFonts w:ascii="Cambria Math" w:hAnsi="Cambria Math"/>
+                  </w:rPr>
+                  <m:t>=1</m:t>
+                </m:r>
+              </m:oMath>
+            </m:oMathPara>
+          </w:p>
+        </w:tc>
+        <w:tc>
+          <w:tcPr>
+            <w:tcW w:w="1495" w:type="dxa"/>
+            <w:tcBorders>
+              <w:top w:val="single" w:sz="12" w:space="0" w:color="000000"/>
+              <w:bottom w:val="single" w:sz="12" w:space="0" w:color="000000"/>
+            </w:tcBorders>
+          </w:tcPr>
+          <w:p>
+            <w:pPr>
+              <w:spacing w:line="276" w:lineRule="auto"/>
+              <w:jc w:val="center"/>
+              <w:rPr>
+                <w:rFonts w:hint="eastAsia"/>
+              </w:rPr>
+            </w:pPr>
+            <m:oMathPara>
+              <m:oMath>
+                <m:acc>
+                  <m:accPr>
+                    <m:ctrlPr>
+                      <w:rPr>
+                        <w:rFonts w:ascii="Cambria Math" w:hAnsi="Cambria Math"/>
+                        <w:i/>
+                      </w:rPr>
+                    </m:ctrlPr>
+                  </m:accPr>
+                  <m:e>
+                    <m:r>
+                      <w:rPr>
+                        <w:rFonts w:ascii="Cambria Math" w:hAnsi="Cambria Math"/>
+                      </w:rPr>
+                      <m:t>y</m:t>
+                    </m:r>
+                  </m:e>
+                </m:acc>
+                <m:r>
+                  <w:rPr>
+                    <w:rFonts w:ascii="Cambria Math" w:hAnsi="Cambria Math"/>
+                  </w:rPr>
+                  <m:t>=</m:t>
+                </m:r>
+                <m:r>
+                  <w:rPr>
+                    <w:rFonts w:ascii="Cambria Math" w:hAnsi="Cambria Math"/>
+                  </w:rPr>
+                  <m:t>0</m:t>
+                </m:r>
+              </m:oMath>
+            </m:oMathPara>
+          </w:p>
+        </w:tc>
+        <w:tc>
+          <w:tcPr>
+            <w:tcW w:w="1106" w:type="dxa"/>
+            <w:tcBorders>
+              <w:bottom w:val="single" w:sz="12" w:space="0" w:color="000000"/>
+            </w:tcBorders>
+          </w:tcPr>
+          <w:p>
+            <w:pPr>
+              <w:spacing w:line="276" w:lineRule="auto"/>
+              <w:jc w:val="center"/>
+              <w:rPr>
+                <w:rFonts w:hint="eastAsia"/>
+              </w:rPr>
+            </w:pPr>
+            <w:r>
+              <w:rPr>
+                <w:rFonts w:hint="eastAsia"/>
+              </w:rPr>
+              <w:t>Total</w:t>
+            </w:r>
+          </w:p>
+        </w:tc>
+      </w:tr>
+      <w:tr>
+        <w:tc>
+          <w:tcPr>
+            <w:tcW w:w="1165" w:type="dxa"/>
+            <w:tcBorders>
+              <w:top w:val="single" w:sz="12" w:space="0" w:color="000000"/>
+            </w:tcBorders>
+          </w:tcPr>
+          <w:p>
+            <w:pPr>
+              <w:spacing w:line="276" w:lineRule="auto"/>
+              <w:jc w:val="center"/>
+              <w:rPr>
+                <w:rFonts w:hint="eastAsia"/>
+              </w:rPr>
+            </w:pPr>
+            <m:oMathPara>
+              <m:oMath>
+                <m:r>
+                  <w:rPr>
+                    <w:rFonts w:ascii="Cambria Math" w:hAnsi="Cambria Math"/>
+                  </w:rPr>
+                  <m:t>y=1</m:t>
+                </m:r>
+              </m:oMath>
+            </m:oMathPara>
+          </w:p>
+        </w:tc>
+        <w:tc>
+          <w:tcPr>
+            <w:tcW w:w="1399" w:type="dxa"/>
+            <w:tcBorders>
+              <w:top w:val="single" w:sz="12" w:space="0" w:color="000000"/>
+            </w:tcBorders>
+          </w:tcPr>
+          <w:p>
+            <w:pPr>
+              <w:spacing w:line="276" w:lineRule="auto"/>
+              <w:jc w:val="center"/>
+              <w:rPr>
+                <w:rFonts w:hint="eastAsia"/>
+              </w:rPr>
+            </w:pPr>
+            <w:r>
+              <w:rPr>
+                <w:rFonts w:hint="eastAsia"/>
+              </w:rPr>
+              <w:t>75</w:t>
+            </w:r>
+          </w:p>
+        </w:tc>
+        <w:tc>
+          <w:tcPr>
+            <w:tcW w:w="1400" w:type="dxa"/>
+            <w:tcBorders>
+              <w:top w:val="single" w:sz="12" w:space="0" w:color="000000"/>
+            </w:tcBorders>
+          </w:tcPr>
+          <w:p>
+            <w:pPr>
+              <w:spacing w:line="276" w:lineRule="auto"/>
+              <w:jc w:val="center"/>
+              <w:rPr>
+                <w:rFonts w:hint="eastAsia"/>
+              </w:rPr>
+            </w:pPr>
+            <w:r>
+              <w:rPr>
+                <w:rFonts w:hint="eastAsia"/>
+              </w:rPr>
+              <w:t>36</w:t>
+            </w:r>
+          </w:p>
+        </w:tc>
+        <w:tc>
+          <w:tcPr>
+            <w:tcW w:w="236" w:type="dxa"/>
+            <w:tcBorders>
+              <w:top w:val="single" w:sz="12" w:space="0" w:color="000000"/>
+            </w:tcBorders>
+          </w:tcPr>
+          <w:p>
+            <w:pPr>
+              <w:spacing w:line="276" w:lineRule="auto"/>
+              <w:jc w:val="center"/>
+              <w:rPr>
+                <w:rFonts w:hint="eastAsia"/>
+              </w:rPr>
+            </w:pPr>
+          </w:p>
+        </w:tc>
+        <w:tc>
+          <w:tcPr>
+            <w:tcW w:w="1495" w:type="dxa"/>
+            <w:tcBorders>
+              <w:top w:val="single" w:sz="12" w:space="0" w:color="000000"/>
+            </w:tcBorders>
+          </w:tcPr>
+          <w:p>
+            <w:pPr>
+              <w:spacing w:line="276" w:lineRule="auto"/>
+              <w:jc w:val="center"/>
+              <w:rPr>
+                <w:rFonts w:hint="eastAsia"/>
+              </w:rPr>
+            </w:pPr>
+            <w:r>
+              <w:rPr>
+                <w:rFonts w:hint="eastAsia"/>
+              </w:rPr>
+              <w:t>96</w:t>
+            </w:r>
+          </w:p>
+        </w:tc>
+        <w:tc>
+          <w:tcPr>
+            <w:tcW w:w="1495" w:type="dxa"/>
+            <w:tcBorders>
+              <w:top w:val="single" w:sz="12" w:space="0" w:color="000000"/>
+            </w:tcBorders>
+          </w:tcPr>
+          <w:p>
+            <w:pPr>
+              <w:spacing w:line="276" w:lineRule="auto"/>
+              <w:jc w:val="center"/>
+              <w:rPr>
+                <w:rFonts w:hint="eastAsia"/>
+              </w:rPr>
+            </w:pPr>
+            <w:r>
+              <w:rPr>
+                <w:rFonts w:hint="eastAsia"/>
+              </w:rPr>
+              <w:t>15</w:t>
+            </w:r>
+          </w:p>
+        </w:tc>
+        <w:tc>
+          <w:tcPr>
+            <w:tcW w:w="1106" w:type="dxa"/>
+            <w:tcBorders>
+              <w:top w:val="single" w:sz="12" w:space="0" w:color="000000"/>
+            </w:tcBorders>
+          </w:tcPr>
+          <w:p>
+            <w:pPr>
+              <w:spacing w:line="276" w:lineRule="auto"/>
+              <w:jc w:val="center"/>
+              <w:rPr>
+                <w:rFonts w:hint="eastAsia"/>
+              </w:rPr>
+            </w:pPr>
+            <w:r>
+              <w:rPr>
+                <w:rFonts w:hint="eastAsia"/>
+              </w:rPr>
+              <w:t>111</w:t>
+            </w:r>
+          </w:p>
+        </w:tc>
+      </w:tr>
+      <w:tr>
+        <w:tc>
+          <w:tcPr>
+            <w:tcW w:w="1165" w:type="dxa"/>
+            <w:tcBorders>
+              <w:bottom w:val="single" w:sz="12" w:space="0" w:color="000000"/>
+            </w:tcBorders>
+          </w:tcPr>
+          <w:p>
+            <w:pPr>
+              <w:spacing w:line="276" w:lineRule="auto"/>
+              <w:jc w:val="center"/>
+              <w:rPr>
+                <w:rFonts w:hint="eastAsia"/>
+              </w:rPr>
+            </w:pPr>
+            <m:oMathPara>
+              <m:oMath>
+                <m:r>
+                  <w:rPr>
+                    <w:rFonts w:ascii="Cambria Math" w:hAnsi="Cambria Math"/>
+                  </w:rPr>
+                  <m:t>y=</m:t>
+                </m:r>
+                <m:r>
+                  <w:rPr>
+                    <w:rFonts w:ascii="Cambria Math" w:hAnsi="Cambria Math"/>
+                  </w:rPr>
+                  <m:t>0</m:t>
+                </m:r>
+              </m:oMath>
+            </m:oMathPara>
+          </w:p>
+        </w:tc>
+        <w:tc>
+          <w:tcPr>
+            <w:tcW w:w="1399" w:type="dxa"/>
+            <w:tcBorders>
+              <w:bottom w:val="single" w:sz="12" w:space="0" w:color="000000"/>
+            </w:tcBorders>
+          </w:tcPr>
+          <w:p>
+            <w:pPr>
+              <w:spacing w:line="276" w:lineRule="auto"/>
+              <w:jc w:val="center"/>
+              <w:rPr>
+                <w:rFonts w:hint="eastAsia"/>
+              </w:rPr>
+            </w:pPr>
+            <w:r>
+              <w:rPr>
+                <w:rFonts w:hint="eastAsia"/>
+              </w:rPr>
+              <w:t>19</w:t>
+            </w:r>
+          </w:p>
+        </w:tc>
+        <w:tc>
+          <w:tcPr>
+            <w:tcW w:w="1400" w:type="dxa"/>
+            <w:tcBorders>
+              <w:bottom w:val="single" w:sz="12" w:space="0" w:color="000000"/>
+            </w:tcBorders>
+          </w:tcPr>
+          <w:p>
+            <w:pPr>
+              <w:spacing w:line="276" w:lineRule="auto"/>
+              <w:jc w:val="center"/>
+              <w:rPr>
+                <w:rFonts w:hint="eastAsia"/>
+              </w:rPr>
+            </w:pPr>
+            <w:r>
+              <w:rPr>
+                <w:rFonts w:hint="eastAsia"/>
+              </w:rPr>
+              <w:t>43</w:t>
+            </w:r>
+          </w:p>
+        </w:tc>
+        <w:tc>
+          <w:tcPr>
+            <w:tcW w:w="236" w:type="dxa"/>
+            <w:tcBorders>
+              <w:bottom w:val="single" w:sz="12" w:space="0" w:color="000000"/>
+            </w:tcBorders>
+          </w:tcPr>
+          <w:p>
+            <w:pPr>
+              <w:spacing w:line="276" w:lineRule="auto"/>
+              <w:jc w:val="center"/>
+              <w:rPr>
+                <w:rFonts w:hint="eastAsia"/>
+              </w:rPr>
+            </w:pPr>
+          </w:p>
+        </w:tc>
+        <w:tc>
+          <w:tcPr>
+            <w:tcW w:w="1495" w:type="dxa"/>
+            <w:tcBorders>
+              <w:bottom w:val="single" w:sz="12" w:space="0" w:color="000000"/>
+            </w:tcBorders>
+          </w:tcPr>
+          <w:p>
+            <w:pPr>
+              <w:spacing w:line="276" w:lineRule="auto"/>
+              <w:jc w:val="center"/>
+              <w:rPr>
+                <w:rFonts w:hint="eastAsia"/>
+              </w:rPr>
+            </w:pPr>
+            <w:r>
+              <w:rPr>
+                <w:rFonts w:hint="eastAsia"/>
+              </w:rPr>
+              <w:t>31</w:t>
+            </w:r>
+          </w:p>
+        </w:tc>
+        <w:tc>
+          <w:tcPr>
+            <w:tcW w:w="1495" w:type="dxa"/>
+            <w:tcBorders>
+              <w:bottom w:val="single" w:sz="12" w:space="0" w:color="000000"/>
+            </w:tcBorders>
+          </w:tcPr>
+          <w:p>
+            <w:pPr>
+              <w:spacing w:line="276" w:lineRule="auto"/>
+              <w:jc w:val="center"/>
+              <w:rPr>
+                <w:rFonts w:hint="eastAsia"/>
+              </w:rPr>
+            </w:pPr>
+            <w:r>
+              <w:rPr>
+                <w:rFonts w:hint="eastAsia"/>
+              </w:rPr>
+              <w:t>31</w:t>
+            </w:r>
+          </w:p>
+        </w:tc>
+        <w:tc>
+          <w:tcPr>
+            <w:tcW w:w="1106" w:type="dxa"/>
+            <w:tcBorders>
+              <w:bottom w:val="single" w:sz="12" w:space="0" w:color="000000"/>
+            </w:tcBorders>
+          </w:tcPr>
+          <w:p>
+            <w:pPr>
+              <w:spacing w:line="276" w:lineRule="auto"/>
+              <w:jc w:val="center"/>
+              <w:rPr>
+                <w:rFonts w:hint="eastAsia"/>
+              </w:rPr>
+            </w:pPr>
+            <w:r>
+              <w:rPr>
+                <w:rFonts w:hint="eastAsia"/>
+              </w:rPr>
+              <w:t>62</w:t>
+            </w:r>
+          </w:p>
+        </w:tc>
+      </w:tr>
+    </w:tbl>
+    <w:p>
+      <w:pPr>
+        <w:spacing w:line="276" w:lineRule="auto"/>
+      </w:pPr>
+    </w:p>
+    <w:p>
+      <w:pPr>
+        <w:spacing w:line="276" w:lineRule="auto"/>
+        <w:rPr>
+          <w:rFonts w:hint="eastAsia"/>
+        </w:rPr>
+      </w:pPr>
+    </w:p>
+    <w:p>
+      <w:pPr>
+        <w:spacing w:line="276" w:lineRule="auto"/>
+        <w:rPr>
+          <w:b/>
+          <w:bCs/>
+          <w:sz w:val="28"/>
+          <w:szCs w:val="24"/>
+        </w:rPr>
+      </w:pPr>
+      <w:r>
+        <w:rPr>
+          <w:rFonts w:hint="eastAsia"/>
+          <w:b/>
+          <w:bCs/>
+          <w:sz w:val="28"/>
+          <w:szCs w:val="24"/>
+        </w:rPr>
+        <w:t xml:space="preserve">4.6.2 Summarizing predictive power: ROC </w:t>
+      </w:r>
+      <w:proofErr w:type="gramStart"/>
+      <w:r>
+        <w:rPr>
+          <w:rFonts w:hint="eastAsia"/>
+          <w:b/>
+          <w:bCs/>
+          <w:sz w:val="28"/>
+          <w:szCs w:val="24"/>
+        </w:rPr>
+        <w:t>curves</w:t>
+      </w:r>
+      <w:proofErr w:type="gramEnd"/>
+    </w:p>
+    <w:p>
+      <w:pPr>
+        <w:spacing w:line="276" w:lineRule="auto"/>
+        <w:ind w:firstLine="480"/>
+      </w:pPr>
+      <w:r>
+        <w:rPr>
+          <w:rFonts w:hint="eastAsia"/>
+        </w:rPr>
+        <w:t>A</w:t>
+      </w:r>
+      <w:r>
+        <w:rPr>
+          <w:rFonts w:hint="eastAsia"/>
+        </w:rPr>
+        <w:t>「</w:t>
+      </w:r>
+      <w:r>
+        <w:t>receiver operating characteristic</w:t>
+      </w:r>
+      <w:r>
+        <w:rPr>
+          <w:rFonts w:hint="eastAsia"/>
+        </w:rPr>
+        <w:t>」</w:t>
+      </w:r>
+      <w:r>
+        <w:rPr>
+          <w:rFonts w:hint="eastAsia"/>
+        </w:rPr>
+        <w:t xml:space="preserve">(ROC) curve is a plot that shows </w:t>
+      </w:r>
+      <w:r>
+        <w:t>the sensitivity and the specificity of the predictions for all the possible cutoffs</w:t>
+      </w:r>
+      <w:r>
+        <w:rPr>
+          <w:rFonts w:hint="eastAsia"/>
+        </w:rPr>
+        <w:t xml:space="preserve"> </w:t>
+      </w:r>
+      <m:oMath>
+        <m:sSub>
+          <m:sSubPr>
+            <m:ctrlPr>
+              <w:rPr>
+                <w:rFonts w:ascii="Cambria Math" w:hAnsi="Cambria Math"/>
+                <w:i/>
+              </w:rPr>
+            </m:ctrlPr>
+          </m:sSubPr>
+          <m:e>
+            <m:r>
+              <w:rPr>
+                <w:rFonts w:ascii="Cambria Math" w:hAnsi="Cambria Math"/>
+              </w:rPr>
+              <m:t>π</m:t>
+            </m:r>
+          </m:e>
+          <m:sub>
+            <m:r>
+              <w:rPr>
+                <w:rFonts w:ascii="Cambria Math" w:hAnsi="Cambria Math"/>
+              </w:rPr>
+              <m:t>0</m:t>
+            </m:r>
+          </m:sub>
+        </m:sSub>
+      </m:oMath>
+      <w:r>
+        <w:rPr>
+          <w:rFonts w:hint="eastAsia"/>
+        </w:rPr>
+        <w:t>. This curve is more informative than a classification table.</w:t>
+      </w:r>
+    </w:p>
+    <w:p>
+      <w:pPr>
+        <w:spacing w:line="276" w:lineRule="auto"/>
+        <w:ind w:firstLine="480"/>
+      </w:pPr>
+      <w:r>
+        <w:rPr>
+          <w:rFonts w:hint="eastAsia"/>
+        </w:rPr>
+        <w:t xml:space="preserve">In the ROC curve plot, </w:t>
+      </w:r>
+      <m:oMath>
+        <m:r>
+          <w:rPr>
+            <w:rFonts w:ascii="Cambria Math" w:hAnsi="Cambria Math"/>
+          </w:rPr>
+          <m:t>x</m:t>
+        </m:r>
+      </m:oMath>
+      <w:r>
+        <w:rPr>
+          <w:rFonts w:hint="eastAsia"/>
+        </w:rPr>
+        <w:t xml:space="preserve">-axis is </w:t>
+      </w:r>
+      <m:oMath>
+        <m:r>
+          <w:rPr>
+            <w:rFonts w:ascii="Cambria Math" w:hAnsi="Cambria Math"/>
+          </w:rPr>
+          <m:t>(1-</m:t>
+        </m:r>
+        <m:r>
+          <m:rPr>
+            <m:sty m:val="p"/>
+          </m:rPr>
+          <w:rPr>
+            <w:rFonts w:ascii="Cambria Math" w:hAnsi="Cambria Math"/>
+          </w:rPr>
+          <m:t>specificity</m:t>
+        </m:r>
+        <m:r>
+          <w:rPr>
+            <w:rFonts w:ascii="Cambria Math" w:hAnsi="Cambria Math"/>
+          </w:rPr>
+          <m:t>)</m:t>
+        </m:r>
+      </m:oMath>
+      <w:r>
+        <w:rPr>
+          <w:rFonts w:hint="eastAsia"/>
+        </w:rPr>
+        <w:t xml:space="preserve"> and </w:t>
+      </w:r>
+      <m:oMath>
+        <m:r>
+          <w:rPr>
+            <w:rFonts w:ascii="Cambria Math" w:hAnsi="Cambria Math"/>
+          </w:rPr>
+          <m:t>y</m:t>
+        </m:r>
+      </m:oMath>
+      <w:r>
+        <w:rPr>
+          <w:rFonts w:hint="eastAsia"/>
+        </w:rPr>
+        <w:t xml:space="preserve">-axis is sensitivity. </w:t>
+      </w:r>
+      <w:r>
+        <w:rPr>
+          <w:rFonts w:hint="eastAsia"/>
+        </w:rPr>
+        <w:lastRenderedPageBreak/>
+        <w:t xml:space="preserve">The ROC curve usually has a concave shape connecting the points </w:t>
+      </w:r>
+      <m:oMath>
+        <m:r>
+          <w:rPr>
+            <w:rFonts w:ascii="Cambria Math" w:hAnsi="Cambria Math"/>
+          </w:rPr>
+          <m:t>(0, 0)</m:t>
+        </m:r>
+      </m:oMath>
+      <w:r>
+        <w:rPr>
+          <w:rFonts w:hint="eastAsia"/>
+        </w:rPr>
+        <w:t xml:space="preserve"> and </w:t>
+      </w:r>
+      <m:oMath>
+        <m:r>
+          <w:rPr>
+            <w:rFonts w:ascii="Cambria Math" w:hAnsi="Cambria Math"/>
+          </w:rPr>
+          <m:t>(1, 1)</m:t>
+        </m:r>
+      </m:oMath>
+      <w:r>
+        <w:rPr>
+          <w:rFonts w:hint="eastAsia"/>
+        </w:rPr>
+        <w:t xml:space="preserve">. For example, when </w:t>
+      </w:r>
+      <m:oMath>
+        <m:sSub>
+          <m:sSubPr>
+            <m:ctrlPr>
+              <w:rPr>
+                <w:rFonts w:ascii="Cambria Math" w:hAnsi="Cambria Math"/>
+                <w:i/>
+              </w:rPr>
+            </m:ctrlPr>
+          </m:sSubPr>
+          <m:e>
+            <m:r>
+              <w:rPr>
+                <w:rFonts w:ascii="Cambria Math" w:hAnsi="Cambria Math"/>
+              </w:rPr>
+              <m:t>π</m:t>
+            </m:r>
+          </m:e>
+          <m:sub>
+            <m:r>
+              <w:rPr>
+                <w:rFonts w:ascii="Cambria Math" w:hAnsi="Cambria Math"/>
+              </w:rPr>
+              <m:t>0</m:t>
+            </m:r>
+          </m:sub>
+        </m:sSub>
+        <m:r>
+          <w:rPr>
+            <w:rFonts w:ascii="Cambria Math" w:hAnsi="Cambria Math"/>
+          </w:rPr>
+          <m:t>=0.6416</m:t>
+        </m:r>
+      </m:oMath>
+      <w:r>
+        <w:rPr>
+          <w:rFonts w:hint="eastAsia"/>
+        </w:rPr>
+        <w:t xml:space="preserve">, the </w:t>
+      </w:r>
+      <m:oMath>
+        <m:r>
+          <m:rPr>
+            <m:sty m:val="p"/>
+          </m:rPr>
+          <w:rPr>
+            <w:rFonts w:ascii="Cambria Math" w:hAnsi="Cambria Math"/>
+          </w:rPr>
+          <m:t>specificity</m:t>
+        </m:r>
+        <m:r>
+          <w:rPr>
+            <w:rFonts w:ascii="Cambria Math" w:hAnsi="Cambria Math"/>
+          </w:rPr>
+          <m:t xml:space="preserve">=0.69, </m:t>
+        </m:r>
+        <m:r>
+          <m:rPr>
+            <m:sty m:val="p"/>
+          </m:rPr>
+          <w:rPr>
+            <w:rFonts w:ascii="Cambria Math" w:hAnsi="Cambria Math"/>
+          </w:rPr>
+          <m:t>sensitivity</m:t>
+        </m:r>
+        <m:r>
+          <w:rPr>
+            <w:rFonts w:ascii="Cambria Math" w:hAnsi="Cambria Math"/>
+          </w:rPr>
+          <m:t>=0.68</m:t>
+        </m:r>
+      </m:oMath>
+      <w:r>
+        <w:rPr>
+          <w:rFonts w:hint="eastAsia"/>
+        </w:rPr>
+        <w:t xml:space="preserve">, and the point plotted for the ROC curve has coordinates </w:t>
+      </w:r>
+      <m:oMath>
+        <m:r>
+          <w:rPr>
+            <w:rFonts w:ascii="Cambria Math" w:hAnsi="Cambria Math" w:hint="eastAsia"/>
+          </w:rPr>
+          <m:t>(0.31, 0.68)</m:t>
+        </m:r>
+      </m:oMath>
+      <w:r>
+        <w:rPr>
+          <w:rFonts w:hint="eastAsia"/>
+        </w:rPr>
+        <w:t>.</w:t>
+      </w:r>
+    </w:p>
+    <w:p>
+      <w:pPr>
+        <w:spacing w:line="276" w:lineRule="auto"/>
+      </w:pPr>
+    </w:p>
+    <w:p>
+      <w:pPr>
+        <w:spacing w:line="276" w:lineRule="auto"/>
+        <w:rPr>
+          <w:b/>
+          <w:bCs/>
+          <w:sz w:val="28"/>
+          <w:szCs w:val="24"/>
+        </w:rPr>
+      </w:pPr>
+      <w:r>
+        <w:rPr>
+          <w:rFonts w:hint="eastAsia"/>
+          <w:b/>
+          <w:bCs/>
+          <w:sz w:val="28"/>
+          <w:szCs w:val="24"/>
+        </w:rPr>
+        <w:t xml:space="preserve">4.6.3 Summarizing predictive power: Multiple </w:t>
+      </w:r>
+      <w:proofErr w:type="gramStart"/>
+      <w:r>
+        <w:rPr>
+          <w:rFonts w:hint="eastAsia"/>
+          <w:b/>
+          <w:bCs/>
+          <w:sz w:val="28"/>
+          <w:szCs w:val="24"/>
+        </w:rPr>
+        <w:t>correlation</w:t>
+      </w:r>
+      <w:proofErr w:type="gramEnd"/>
+    </w:p>
+    <w:p>
+      <w:pPr>
+        <w:spacing w:line="276" w:lineRule="auto"/>
+        <w:ind w:firstLine="480"/>
+      </w:pPr>
+      <w:r>
+        <w:t>For a GLM, one summary of prediction power is the correlation R between the observed responses {</w:t>
+      </w:r>
+      <m:oMath>
+        <m:sSub>
+          <m:sSubPr>
+            <m:ctrlPr>
+              <w:rPr>
+                <w:rFonts w:ascii="Cambria Math" w:hAnsi="Cambria Math"/>
+                <w:i/>
+              </w:rPr>
+            </m:ctrlPr>
+          </m:sSubPr>
+          <m:e>
+            <m:r>
+              <w:rPr>
+                <w:rFonts w:ascii="Cambria Math" w:hAnsi="Cambria Math"/>
+              </w:rPr>
+              <m:t>y</m:t>
+            </m:r>
+          </m:e>
+          <m:sub>
+            <m:r>
+              <w:rPr>
+                <w:rFonts w:ascii="Cambria Math" w:hAnsi="Cambria Math"/>
+              </w:rPr>
+              <m:t>i</m:t>
+            </m:r>
+          </m:sub>
+        </m:sSub>
+      </m:oMath>
+      <w:r>
+        <w:t>} and the model’s fitted values {</w:t>
+      </w:r>
+      <w:r>
+        <w:rPr>
+          <w:rFonts w:hint="eastAsia"/>
+        </w:rPr>
+        <w:t> </w:t>
+      </w:r>
+      <m:oMath>
+        <m:sSub>
+          <m:sSubPr>
+            <m:ctrlPr>
+              <w:rPr>
+                <w:rFonts w:ascii="Cambria Math" w:hAnsi="Cambria Math"/>
+                <w:i/>
+              </w:rPr>
+            </m:ctrlPr>
+          </m:sSubPr>
+          <m:e>
+            <m:acc>
+              <m:accPr>
+                <m:ctrlPr>
+                  <w:rPr>
+                    <w:rFonts w:ascii="Cambria Math" w:hAnsi="Cambria Math"/>
+                    <w:i/>
+                  </w:rPr>
+                </m:ctrlPr>
+              </m:accPr>
+              <m:e>
+                <m:r>
+                  <w:rPr>
+                    <w:rFonts w:ascii="Cambria Math" w:hAnsi="Cambria Math"/>
+                  </w:rPr>
+                  <m:t>μ</m:t>
+                </m:r>
+              </m:e>
+            </m:acc>
+          </m:e>
+          <m:sub>
+            <m:r>
+              <w:rPr>
+                <w:rFonts w:ascii="Cambria Math" w:hAnsi="Cambria Math"/>
+              </w:rPr>
+              <m:t>i</m:t>
+            </m:r>
+          </m:sub>
+        </m:sSub>
+      </m:oMath>
+      <w:r>
+        <w:t xml:space="preserve">}. </w:t>
+      </w:r>
+    </w:p>
+    <w:p>
+      <w:pPr>
+        <w:spacing w:line="276" w:lineRule="auto"/>
+        <w:ind w:firstLine="480"/>
+      </w:pPr>
+      <w:r>
+        <w:t xml:space="preserve">For least squares fitting of an ordinary linear model, R is the multiple correlation between the response variable and the </w:t>
+      </w:r>
+      <w:proofErr w:type="spellStart"/>
+      <w:r>
+        <w:t>explana</w:t>
+      </w:r>
+      <w:proofErr w:type="spellEnd"/>
+      <w:r>
+        <w:t xml:space="preserve"> tory variables, </w:t>
+      </w:r>
+      <m:oMath>
+        <m:sSup>
+          <m:sSupPr>
+            <m:ctrlPr>
+              <w:rPr>
+                <w:rFonts w:ascii="Cambria Math" w:hAnsi="Cambria Math"/>
+                <w:i/>
+              </w:rPr>
+            </m:ctrlPr>
+          </m:sSupPr>
+          <m:e>
+            <m:r>
+              <w:rPr>
+                <w:rFonts w:ascii="Cambria Math" w:hAnsi="Cambria Math"/>
+              </w:rPr>
+              <m:t>R</m:t>
+            </m:r>
+          </m:e>
+          <m:sup>
+            <m:r>
+              <w:rPr>
+                <w:rFonts w:ascii="Cambria Math" w:hAnsi="Cambria Math"/>
+              </w:rPr>
+              <m:t>2</m:t>
+            </m:r>
+          </m:sup>
+        </m:sSup>
+      </m:oMath>
+      <w:r>
+        <w:t xml:space="preserve"> describes the proportion of the variation in </w:t>
+      </w:r>
+      <m:oMath>
+        <m:r>
+          <w:rPr>
+            <w:rFonts w:ascii="Cambria Math" w:hAnsi="Cambria Math"/>
+          </w:rPr>
+          <m:t>y</m:t>
+        </m:r>
+      </m:oMath>
+      <w:r>
+        <w:t xml:space="preserve"> that is explained by</w:t>
+      </w:r>
+      <w:r>
+        <w:rPr>
+          <w:rFonts w:hint="eastAsia"/>
+        </w:rPr>
+        <w:t xml:space="preserve"> </w:t>
+      </w:r>
+      <w:r>
+        <w:t xml:space="preserve">those predictors. An advantage of R compared to </w:t>
+      </w:r>
+      <m:oMath>
+        <m:sSup>
+          <m:sSupPr>
+            <m:ctrlPr>
+              <w:rPr>
+                <w:rFonts w:ascii="Cambria Math" w:hAnsi="Cambria Math"/>
+                <w:i/>
+              </w:rPr>
+            </m:ctrlPr>
+          </m:sSupPr>
+          <m:e>
+            <m:r>
+              <w:rPr>
+                <w:rFonts w:ascii="Cambria Math" w:hAnsi="Cambria Math"/>
+              </w:rPr>
+              <m:t>R</m:t>
+            </m:r>
+          </m:e>
+          <m:sup>
+            <m:r>
+              <w:rPr>
+                <w:rFonts w:ascii="Cambria Math" w:hAnsi="Cambria Math"/>
+              </w:rPr>
+              <m:t>2</m:t>
+            </m:r>
+          </m:sup>
+        </m:sSup>
+      </m:oMath>
+      <w:r>
+        <w:t xml:space="preserve"> is that it uses the original </w:t>
+      </w:r>
+      <w:proofErr w:type="gramStart"/>
+      <w:r>
+        <w:t>scale</w:t>
+      </w:r>
+      <w:proofErr w:type="gramEnd"/>
+      <w:r>
+        <w:t xml:space="preserve"> and it has value approximately proportional to the effect size; for instance, with a single quantitative explanatory variable, the correlation is the slope multiplied by the ratio of standard deviations of the two variables. </w:t>
+      </w:r>
+    </w:p>
+    <w:p>
+      <w:pPr>
+        <w:spacing w:line="276" w:lineRule="auto"/>
+        <w:ind w:firstLine="480"/>
+      </w:pPr>
+      <w:r>
+        <w:t xml:space="preserve">For a binary regression model, R is the correlation between the </w:t>
+      </w:r>
+      <m:oMath>
+        <m:r>
+          <w:rPr>
+            <w:rFonts w:ascii="Cambria Math" w:hAnsi="Cambria Math"/>
+          </w:rPr>
+          <m:t>n</m:t>
+        </m:r>
+      </m:oMath>
+      <w:r>
+        <w:t xml:space="preserve"> binary {</w:t>
+      </w:r>
+      <m:oMath>
+        <m:sSub>
+          <m:sSubPr>
+            <m:ctrlPr>
+              <w:rPr>
+                <w:rFonts w:ascii="Cambria Math" w:hAnsi="Cambria Math"/>
+                <w:i/>
+              </w:rPr>
+            </m:ctrlPr>
+          </m:sSubPr>
+          <m:e>
+            <m:r>
+              <w:rPr>
+                <w:rFonts w:ascii="Cambria Math" w:hAnsi="Cambria Math"/>
+              </w:rPr>
+              <m:t>y</m:t>
+            </m:r>
+          </m:e>
+          <m:sub>
+            <m:r>
+              <w:rPr>
+                <w:rFonts w:ascii="Cambria Math" w:hAnsi="Cambria Math"/>
+              </w:rPr>
+              <m:t>i</m:t>
+            </m:r>
+          </m:sub>
+        </m:sSub>
+      </m:oMath>
+      <w:r>
+        <w:t>} observations and the fitted probabilities {</w:t>
+      </w:r>
+      <m:oMath>
+        <m:sSub>
+          <m:sSubPr>
+            <m:ctrlPr>
+              <w:rPr>
+                <w:rFonts w:ascii="Cambria Math" w:hAnsi="Cambria Math"/>
+                <w:i/>
+              </w:rPr>
+            </m:ctrlPr>
+          </m:sSubPr>
+          <m:e>
+            <m:acc>
+              <m:accPr>
+                <m:ctrlPr>
+                  <w:rPr>
+                    <w:rFonts w:ascii="Cambria Math" w:hAnsi="Cambria Math"/>
+                    <w:i/>
+                  </w:rPr>
+                </m:ctrlPr>
+              </m:accPr>
+              <m:e>
+                <m:r>
+                  <w:rPr>
+                    <w:rFonts w:ascii="Cambria Math" w:hAnsi="Cambria Math"/>
+                  </w:rPr>
+                  <m:t>π</m:t>
+                </m:r>
+              </m:e>
+            </m:acc>
+          </m:e>
+          <m:sub>
+            <m:r>
+              <w:rPr>
+                <w:rFonts w:ascii="Cambria Math" w:hAnsi="Cambria Math"/>
+              </w:rPr>
+              <m:t>i</m:t>
+            </m:r>
+          </m:sub>
+        </m:sSub>
+      </m:oMath>
+      <w:r>
+        <w:t>}. The highly discrete nature of y can suppress the range of possible R values, more so when the imbalance between the frequencies of 0 and 1 values is greater. Also, like any correlation measure, the value of R depends on the range of values observed for the explanatory variables. Nevertheless, R is useful for comparing fits of different models for the same data.</w:t>
+      </w:r>
+    </w:p>
+    <w:p>
+      <w:pPr>
+        <w:spacing w:line="276" w:lineRule="auto"/>
+      </w:pPr>
+      <w:r>
+        <w:rPr>
+          <w:noProof/>
+        </w:rPr>
+        <w:drawing>
+          <wp:inline distT="0" distB="0" distL="0" distR="0" wp14:anchorId="052165CF" wp14:editId="4B0DBE01">
+            <wp:extent cx="5274310" cy="914400"/>
+            <wp:effectExtent l="0" t="0" r="2540" b="0"/>
+            <wp:docPr id="311883894" name="圖片 1" descr="一張含有 文字, 螢幕擷取畫面, 字型, 收據 的圖片&#10;&#10;自動產生的描述"/>
+            <wp:cNvGraphicFramePr>
+              <a:graphicFrameLocks xmlns:a="http://schemas.openxmlformats.org/drawingml/2006/main" noChangeAspect="1"/>
+            </wp:cNvGraphicFramePr>
+            <a:graphic xmlns:a="http://schemas.openxmlformats.org/drawingml/2006/main">
+              <a:graphicData uri="http://schemas.openxmlformats.org/drawingml/2006/picture">
+                <pic:pic xmlns:pic="http://schemas.openxmlformats.org/drawingml/2006/picture">
+                  <pic:nvPicPr>
+                    <pic:cNvPr id="311883894" name="圖片 1" descr="一張含有 文字, 螢幕擷取畫面, 字型, 收據 的圖片&#10;&#10;自動產生的描述"/>
+                    <pic:cNvPicPr/>
+                  </pic:nvPicPr>
+                  <pic:blipFill>
+                    <a:blip r:embed="rId13"/>
+                    <a:stretch>
+                      <a:fillRect/>
+                    </a:stretch>
+                  </pic:blipFill>
+                  <pic:spPr>
+                    <a:xfrm>
+                      <a:off x="0" y="0"/>
+                      <a:ext cx="5274310" cy="914400"/>
+                    </a:xfrm>
+                    <a:prstGeom prst="rect">
+                      <a:avLst/>
+                    </a:prstGeom>
+                  </pic:spPr>
+                </pic:pic>
+              </a:graphicData>
+            </a:graphic>
+          </wp:inline>
+        </w:drawing>
+      </w:r>
+    </w:p>
+    <w:p>
+      <w:pPr>
+        <w:spacing w:line="276" w:lineRule="auto"/>
+      </w:pPr>
+      <w:r>
+        <w:t xml:space="preserve">The simpler model that uses width and a dark-color indicator does essentially as well, with R=0.447. Using width alone has R =0.402. The square of this measure does not have the proportional reduction in variation interpretation that it has for ordinary (least squares) regression. Various measures have been proposed </w:t>
+      </w:r>
+      <w:proofErr w:type="gramStart"/>
+      <w:r>
+        <w:t>in an attempt to</w:t>
+      </w:r>
+      <w:proofErr w:type="gramEnd"/>
+      <w:r>
+        <w:t xml:space="preserve"> do this for binary data. For example, one such measure approximates </w:t>
+      </w:r>
+      <m:oMath>
+        <m:sSup>
+          <m:sSupPr>
+            <m:ctrlPr>
+              <w:rPr>
+                <w:rFonts w:ascii="Cambria Math" w:hAnsi="Cambria Math"/>
+                <w:i/>
+              </w:rPr>
+            </m:ctrlPr>
+          </m:sSupPr>
+          <m:e>
+            <m:r>
+              <w:rPr>
+                <w:rFonts w:ascii="Cambria Math" w:hAnsi="Cambria Math"/>
+              </w:rPr>
+              <m:t>R</m:t>
+            </m:r>
+          </m:e>
+          <m:sup>
+            <m:r>
+              <w:rPr>
+                <w:rFonts w:ascii="Cambria Math" w:hAnsi="Cambria Math"/>
+              </w:rPr>
+              <m:t>2</m:t>
+            </m:r>
+          </m:sup>
+        </m:sSup>
+      </m:oMath>
+      <w:r>
+        <w:t xml:space="preserve"> for an ordinary regression model presented in Section 5.5.3 for an underlying continuous variable for y. We present this approach for ordinal responses in Section 6.3.7, but it applies also for binary responses.</w:t>
+      </w:r>
     </w:p>
     <w:sectPr>
       <w:pgSz w:w="11906" w:h="16838"/>

--- a/NCKU/碩一下/Categorical data analysis/Summary Notes/Chapter 4.docx
+++ b/NCKU/碩一下/Categorical data analysis/Summary Notes/Chapter 4.docx
@@ -9383,17 +9383,27 @@
       </w:r>
       <w:r>
         <w:lastRenderedPageBreak/>
-        <w:t xml:space="preserve">model treats color in a quantitative manner. It is advantageous to treat ordinal explanatory variables in a quantitative manner, when such models fit well. The model is </w:t>
+        <w:t xml:space="preserve">model treats color in a quantitative manner. </w:t>
       </w:r>
       <w:r>
         <w:rPr>
           <w:color w:val="FF0000"/>
         </w:rPr>
+        <w:t>It is advantageous to treat ordinal explanatory variables in a quantitative manner</w:t>
+      </w:r>
+      <w:r>
+        <w:t xml:space="preserve">, when such models fit well. The model is </w:t>
+      </w:r>
+      <w:r>
+        <w:rPr>
+          <w:color w:val="FF0000"/>
+        </w:rPr>
         <w:t>simpler and easier to interpret</w:t>
       </w:r>
       <w:r>
         <w:t xml:space="preserve">, and </w:t>
       </w:r>
+      <w:bookmarkStart w:id="0" w:name="_Hlk167957734"/>
       <w:r>
         <w:rPr>
           <w:color w:val="FF0000"/>
@@ -9411,7 +9421,14 @@
         <w:rPr>
           <w:color w:val="FF0000"/>
         </w:rPr>
-        <w:t>effect of the variable</w:t>
+        <w:t>effect</w:t>
+      </w:r>
+      <w:bookmarkEnd w:id="0"/>
+      <w:r>
+        <w:rPr>
+          <w:color w:val="FF0000"/>
+        </w:rPr>
+        <w:t xml:space="preserve"> of the variable</w:t>
       </w:r>
       <w:r>
         <w:t xml:space="preserve"> are generally </w:t>
@@ -12735,11 +12752,11 @@
     <w:p>
       <w:pPr>
         <w:spacing w:line="276" w:lineRule="auto"/>
-        <w:rPr>
-          <w:rFonts w:hint="eastAsia"/>
-        </w:rPr>
       </w:pPr>
       <w:r>
+        <w:rPr>
+          <w:noProof/>
+        </w:rPr>
         <w:drawing>
           <wp:inline distT="0" distB="0" distL="0" distR="0" wp14:anchorId="77AF65A8" wp14:editId="3B791D04">
             <wp:extent cx="5274310" cy="2139315"/>
@@ -13867,13 +13884,7 @@
           <w:rPr>
             <w:rFonts w:ascii="Cambria Math" w:hAnsi="Cambria Math"/>
           </w:rPr>
-          <m:t>=</m:t>
-        </m:r>
-        <m:r>
-          <w:rPr>
-            <w:rFonts w:ascii="Cambria Math" w:hAnsi="Cambria Math"/>
-          </w:rPr>
-          <m:t>0</m:t>
+          <m:t>=0</m:t>
         </m:r>
       </m:oMath>
       <w:r>
@@ -14141,13 +14152,7 @@
           <w:rPr>
             <w:rFonts w:ascii="Cambria Math" w:hAnsi="Cambria Math"/>
           </w:rPr>
-          <m:t>y=</m:t>
-        </m:r>
-        <m:r>
-          <w:rPr>
-            <w:rFonts w:ascii="Cambria Math" w:hAnsi="Cambria Math"/>
-          </w:rPr>
-          <m:t>1</m:t>
+          <m:t>y=1</m:t>
         </m:r>
       </m:oMath>
       <w:r>
@@ -14294,20 +14299,11 @@
           <w:rPr>
             <w:rFonts w:ascii="Cambria Math" w:hAnsi="Cambria Math"/>
           </w:rPr>
-          <m:t>y</m:t>
-        </m:r>
-        <m:r>
-          <w:rPr>
-            <w:rFonts w:ascii="Cambria Math" w:hAnsi="Cambria Math"/>
-          </w:rPr>
-          <m:t>=1</m:t>
-        </m:r>
-      </m:oMath>
-      <w:r>
-        <w:t xml:space="preserve"> </w:t>
-      </w:r>
-      <w:r>
-        <w:t xml:space="preserve">outcomes, which is </w:t>
+          <m:t>y=1</m:t>
+        </m:r>
+      </m:oMath>
+      <w:r>
+        <w:t xml:space="preserve"> outcomes, which is </w:t>
       </w:r>
       <m:oMath>
         <m:sSub>
@@ -14536,13 +14532,7 @@
           <w:rPr>
             <w:rFonts w:ascii="Cambria Math" w:hAnsi="Cambria Math"/>
           </w:rPr>
-          <m:t>=</m:t>
-        </m:r>
-        <m:r>
-          <w:rPr>
-            <w:rFonts w:ascii="Cambria Math" w:hAnsi="Cambria Math"/>
-          </w:rPr>
-          <m:t>0</m:t>
+          <m:t>=0</m:t>
         </m:r>
       </m:oMath>
       <w:r>
@@ -14668,13 +14658,7 @@
           <w:rPr>
             <w:rFonts w:ascii="Cambria Math" w:hAnsi="Cambria Math"/>
           </w:rPr>
-          <m:t>=0.</m:t>
-        </m:r>
-        <m:r>
-          <w:rPr>
-            <w:rFonts w:ascii="Cambria Math" w:hAnsi="Cambria Math"/>
-          </w:rPr>
-          <m:t>50</m:t>
+          <m:t>=0.50</m:t>
         </m:r>
       </m:oMath>
       <w:r>
@@ -14739,9 +14723,6 @@
             <w:pPr>
               <w:spacing w:line="276" w:lineRule="auto"/>
               <w:jc w:val="center"/>
-              <w:rPr>
-                <w:rFonts w:hint="eastAsia"/>
-              </w:rPr>
             </w:pPr>
           </w:p>
         </w:tc>
@@ -14757,9 +14738,6 @@
             <w:pPr>
               <w:spacing w:line="276" w:lineRule="auto"/>
               <w:jc w:val="center"/>
-              <w:rPr>
-                <w:rFonts w:hint="eastAsia"/>
-              </w:rPr>
             </w:pPr>
             <w:r>
               <w:rPr>
@@ -14814,9 +14792,6 @@
             <w:pPr>
               <w:spacing w:line="276" w:lineRule="auto"/>
               <w:jc w:val="center"/>
-              <w:rPr>
-                <w:rFonts w:hint="eastAsia"/>
-              </w:rPr>
             </w:pPr>
           </w:p>
         </w:tc>
@@ -14832,9 +14807,6 @@
             <w:pPr>
               <w:spacing w:line="276" w:lineRule="auto"/>
               <w:jc w:val="center"/>
-              <w:rPr>
-                <w:rFonts w:hint="eastAsia"/>
-              </w:rPr>
             </w:pPr>
             <w:r>
               <w:rPr>
@@ -14873,13 +14845,7 @@
                 <w:rPr>
                   <w:rFonts w:ascii="Cambria Math" w:hAnsi="Cambria Math"/>
                 </w:rPr>
-                <m:t>=0.</m:t>
-              </m:r>
-              <m:r>
-                <w:rPr>
-                  <w:rFonts w:ascii="Cambria Math" w:hAnsi="Cambria Math"/>
-                </w:rPr>
-                <m:t>50</m:t>
+                <m:t>=0.50</m:t>
               </m:r>
             </m:oMath>
           </w:p>
@@ -14895,9 +14861,6 @@
             <w:pPr>
               <w:spacing w:line="276" w:lineRule="auto"/>
               <w:jc w:val="center"/>
-              <w:rPr>
-                <w:rFonts w:hint="eastAsia"/>
-              </w:rPr>
             </w:pPr>
           </w:p>
         </w:tc>
@@ -14914,9 +14877,6 @@
             <w:pPr>
               <w:spacing w:line="276" w:lineRule="auto"/>
               <w:jc w:val="center"/>
-              <w:rPr>
-                <w:rFonts w:hint="eastAsia"/>
-              </w:rPr>
             </w:pPr>
             <w:r>
               <w:rPr>
@@ -14938,9 +14898,6 @@
             <w:pPr>
               <w:spacing w:line="276" w:lineRule="auto"/>
               <w:jc w:val="center"/>
-              <w:rPr>
-                <w:rFonts w:hint="eastAsia"/>
-              </w:rPr>
             </w:pPr>
             <m:oMathPara>
               <m:oMath>
@@ -14984,9 +14941,6 @@
             <w:pPr>
               <w:spacing w:line="276" w:lineRule="auto"/>
               <w:jc w:val="center"/>
-              <w:rPr>
-                <w:rFonts w:hint="eastAsia"/>
-              </w:rPr>
             </w:pPr>
             <m:oMathPara>
               <m:oMath>
@@ -15012,13 +14966,7 @@
                   <w:rPr>
                     <w:rFonts w:ascii="Cambria Math" w:hAnsi="Cambria Math"/>
                   </w:rPr>
-                  <m:t>=</m:t>
-                </m:r>
-                <m:r>
-                  <w:rPr>
-                    <w:rFonts w:ascii="Cambria Math" w:hAnsi="Cambria Math"/>
-                  </w:rPr>
-                  <m:t>0</m:t>
+                  <m:t>=0</m:t>
                 </m:r>
               </m:oMath>
             </m:oMathPara>
@@ -15053,9 +15001,6 @@
             <w:pPr>
               <w:spacing w:line="276" w:lineRule="auto"/>
               <w:jc w:val="center"/>
-              <w:rPr>
-                <w:rFonts w:hint="eastAsia"/>
-              </w:rPr>
             </w:pPr>
             <m:oMathPara>
               <m:oMath>
@@ -15099,9 +15044,6 @@
             <w:pPr>
               <w:spacing w:line="276" w:lineRule="auto"/>
               <w:jc w:val="center"/>
-              <w:rPr>
-                <w:rFonts w:hint="eastAsia"/>
-              </w:rPr>
             </w:pPr>
             <m:oMathPara>
               <m:oMath>
@@ -15127,13 +15069,7 @@
                   <w:rPr>
                     <w:rFonts w:ascii="Cambria Math" w:hAnsi="Cambria Math"/>
                   </w:rPr>
-                  <m:t>=</m:t>
-                </m:r>
-                <m:r>
-                  <w:rPr>
-                    <w:rFonts w:ascii="Cambria Math" w:hAnsi="Cambria Math"/>
-                  </w:rPr>
-                  <m:t>0</m:t>
+                  <m:t>=0</m:t>
                 </m:r>
               </m:oMath>
             </m:oMathPara>
@@ -15150,9 +15086,6 @@
             <w:pPr>
               <w:spacing w:line="276" w:lineRule="auto"/>
               <w:jc w:val="center"/>
-              <w:rPr>
-                <w:rFonts w:hint="eastAsia"/>
-              </w:rPr>
             </w:pPr>
             <w:r>
               <w:rPr>
@@ -15175,9 +15108,6 @@
             <w:pPr>
               <w:spacing w:line="276" w:lineRule="auto"/>
               <w:jc w:val="center"/>
-              <w:rPr>
-                <w:rFonts w:hint="eastAsia"/>
-              </w:rPr>
             </w:pPr>
             <m:oMathPara>
               <m:oMath>
@@ -15202,9 +15132,6 @@
             <w:pPr>
               <w:spacing w:line="276" w:lineRule="auto"/>
               <w:jc w:val="center"/>
-              <w:rPr>
-                <w:rFonts w:hint="eastAsia"/>
-              </w:rPr>
             </w:pPr>
             <w:r>
               <w:rPr>
@@ -15225,9 +15152,6 @@
             <w:pPr>
               <w:spacing w:line="276" w:lineRule="auto"/>
               <w:jc w:val="center"/>
-              <w:rPr>
-                <w:rFonts w:hint="eastAsia"/>
-              </w:rPr>
             </w:pPr>
             <w:r>
               <w:rPr>
@@ -15248,9 +15172,6 @@
             <w:pPr>
               <w:spacing w:line="276" w:lineRule="auto"/>
               <w:jc w:val="center"/>
-              <w:rPr>
-                <w:rFonts w:hint="eastAsia"/>
-              </w:rPr>
             </w:pPr>
           </w:p>
         </w:tc>
@@ -15265,9 +15186,6 @@
             <w:pPr>
               <w:spacing w:line="276" w:lineRule="auto"/>
               <w:jc w:val="center"/>
-              <w:rPr>
-                <w:rFonts w:hint="eastAsia"/>
-              </w:rPr>
             </w:pPr>
             <w:r>
               <w:rPr>
@@ -15288,9 +15206,6 @@
             <w:pPr>
               <w:spacing w:line="276" w:lineRule="auto"/>
               <w:jc w:val="center"/>
-              <w:rPr>
-                <w:rFonts w:hint="eastAsia"/>
-              </w:rPr>
             </w:pPr>
             <w:r>
               <w:rPr>
@@ -15311,9 +15226,6 @@
             <w:pPr>
               <w:spacing w:line="276" w:lineRule="auto"/>
               <w:jc w:val="center"/>
-              <w:rPr>
-                <w:rFonts w:hint="eastAsia"/>
-              </w:rPr>
             </w:pPr>
             <w:r>
               <w:rPr>
@@ -15336,9 +15248,6 @@
             <w:pPr>
               <w:spacing w:line="276" w:lineRule="auto"/>
               <w:jc w:val="center"/>
-              <w:rPr>
-                <w:rFonts w:hint="eastAsia"/>
-              </w:rPr>
             </w:pPr>
             <m:oMathPara>
               <m:oMath>
@@ -15346,13 +15255,7 @@
                   <w:rPr>
                     <w:rFonts w:ascii="Cambria Math" w:hAnsi="Cambria Math"/>
                   </w:rPr>
-                  <m:t>y=</m:t>
-                </m:r>
-                <m:r>
-                  <w:rPr>
-                    <w:rFonts w:ascii="Cambria Math" w:hAnsi="Cambria Math"/>
-                  </w:rPr>
-                  <m:t>0</m:t>
+                  <m:t>y=0</m:t>
                 </m:r>
               </m:oMath>
             </m:oMathPara>
@@ -15369,9 +15272,6 @@
             <w:pPr>
               <w:spacing w:line="276" w:lineRule="auto"/>
               <w:jc w:val="center"/>
-              <w:rPr>
-                <w:rFonts w:hint="eastAsia"/>
-              </w:rPr>
             </w:pPr>
             <w:r>
               <w:rPr>
@@ -15392,9 +15292,6 @@
             <w:pPr>
               <w:spacing w:line="276" w:lineRule="auto"/>
               <w:jc w:val="center"/>
-              <w:rPr>
-                <w:rFonts w:hint="eastAsia"/>
-              </w:rPr>
             </w:pPr>
             <w:r>
               <w:rPr>
@@ -15415,9 +15312,6 @@
             <w:pPr>
               <w:spacing w:line="276" w:lineRule="auto"/>
               <w:jc w:val="center"/>
-              <w:rPr>
-                <w:rFonts w:hint="eastAsia"/>
-              </w:rPr>
             </w:pPr>
           </w:p>
         </w:tc>
@@ -15432,9 +15326,6 @@
             <w:pPr>
               <w:spacing w:line="276" w:lineRule="auto"/>
               <w:jc w:val="center"/>
-              <w:rPr>
-                <w:rFonts w:hint="eastAsia"/>
-              </w:rPr>
             </w:pPr>
             <w:r>
               <w:rPr>
@@ -15455,9 +15346,6 @@
             <w:pPr>
               <w:spacing w:line="276" w:lineRule="auto"/>
               <w:jc w:val="center"/>
-              <w:rPr>
-                <w:rFonts w:hint="eastAsia"/>
-              </w:rPr>
             </w:pPr>
             <w:r>
               <w:rPr>
@@ -15478,9 +15366,6 @@
             <w:pPr>
               <w:spacing w:line="276" w:lineRule="auto"/>
               <w:jc w:val="center"/>
-              <w:rPr>
-                <w:rFonts w:hint="eastAsia"/>
-              </w:rPr>
             </w:pPr>
             <w:r>
               <w:rPr>
@@ -15500,9 +15385,6 @@
     <w:p>
       <w:pPr>
         <w:spacing w:line="276" w:lineRule="auto"/>
-        <w:rPr>
-          <w:rFonts w:hint="eastAsia"/>
-        </w:rPr>
       </w:pPr>
     </w:p>
     <w:p>
